--- a/files/cv/cv.docx
+++ b/files/cv/cv.docx
@@ -330,7 +330,6 @@
         <w:ind w:left="101"/>
       </w:pPr>
       <w:proofErr w:type="spellStart"/>
-      <w:proofErr w:type="gramStart"/>
       <w:r>
         <w:rPr>
           <w:color w:val="000000"/>
@@ -344,7 +343,6 @@
         <w:t>Bus</w:t>
       </w:r>
       <w:proofErr w:type="spellEnd"/>
-      <w:proofErr w:type="gramEnd"/>
       <w:r>
         <w:rPr>
           <w:color w:val="000000"/>
@@ -420,25 +418,31 @@
         <w:rPr>
           <w:color w:val="000000"/>
         </w:rPr>
-        <w:t xml:space="preserve"> prediction markets; digital assets and distributed ledgers; </w:t>
+        <w:t xml:space="preserve"> prediction markets; </w:t>
+      </w:r>
+      <w:r>
+        <w:rPr>
+          <w:color w:val="000000"/>
+        </w:rPr>
+        <w:t>financial market manipulation</w:t>
+      </w:r>
+      <w:r>
+        <w:rPr>
+          <w:color w:val="000000"/>
+        </w:rPr>
+        <w:t xml:space="preserve"> ; </w:t>
+      </w:r>
+      <w:r>
+        <w:rPr>
+          <w:color w:val="000000"/>
+        </w:rPr>
+        <w:t xml:space="preserve">digital assets and distributed ledgers; </w:t>
       </w:r>
       <w:r>
         <w:rPr>
           <w:color w:val="000000"/>
         </w:rPr>
         <w:t xml:space="preserve">accounting education; </w:t>
-      </w:r>
-      <w:r>
-        <w:rPr>
-          <w:color w:val="000000"/>
-        </w:rPr>
-        <w:t>financial market manipulation</w:t>
-      </w:r>
-      <w:r>
-        <w:rPr>
-          <w:color w:val="000000"/>
-        </w:rPr>
-        <w:t>; time series VAR; dark web</w:t>
       </w:r>
     </w:p>
     <w:p>
@@ -585,92 +589,54 @@
       <w:pPr>
         <w:pStyle w:val="CVBody"/>
         <w:spacing w:after="20"/>
-        <w:ind w:left="720" w:hanging="720"/>
-      </w:pPr>
-      <w:r>
-        <w:rPr>
-          <w:color w:val="000000"/>
-        </w:rPr>
-        <w:t xml:space="preserve">[2] </w:t>
+      </w:pPr>
+      <w:r>
+        <w:rPr>
+          <w:color w:val="000000"/>
+        </w:rPr>
+        <w:t>[</w:t>
+      </w:r>
+      <w:r>
+        <w:rPr>
+          <w:color w:val="000000"/>
+        </w:rPr>
+        <w:t>2</w:t>
+      </w:r>
+      <w:r>
+        <w:rPr>
+          <w:color w:val="000000"/>
+        </w:rPr>
+        <w:t xml:space="preserve">] </w:t>
       </w:r>
       <w:r>
         <w:rPr>
           <w:color w:val="000000"/>
         </w:rPr>
         <w:tab/>
-      </w:r>
-      <w:r>
-        <w:rPr>
-          <w:color w:val="000000"/>
-        </w:rPr>
-        <w:t xml:space="preserve">“Election Prediction Markets: Evidence from </w:t>
-      </w:r>
-      <w:proofErr w:type="spellStart"/>
-      <w:r>
-        <w:rPr>
-          <w:color w:val="000000"/>
-        </w:rPr>
-        <w:t>Polymarket</w:t>
-      </w:r>
-      <w:proofErr w:type="spellEnd"/>
-      <w:r>
-        <w:rPr>
-          <w:color w:val="000000"/>
-        </w:rPr>
-        <w:t xml:space="preserve">, </w:t>
-      </w:r>
-      <w:proofErr w:type="spellStart"/>
-      <w:r>
-        <w:rPr>
-          <w:color w:val="000000"/>
-        </w:rPr>
-        <w:t>Kalshi</w:t>
-      </w:r>
-      <w:proofErr w:type="spellEnd"/>
-      <w:r>
-        <w:rPr>
-          <w:color w:val="000000"/>
-        </w:rPr>
-        <w:t xml:space="preserve">, and Robinhood” with </w:t>
+        <w:t xml:space="preserve">“Information or Institution? AI’s Role in Expert Testimony” with </w:t>
       </w:r>
       <w:r>
         <w:rPr>
           <w:i/>
           <w:color w:val="000000"/>
         </w:rPr>
-        <w:t xml:space="preserve">Lin Peng, </w:t>
-      </w:r>
-      <w:proofErr w:type="spellStart"/>
-      <w:r>
-        <w:rPr>
-          <w:i/>
-          <w:color w:val="000000"/>
-        </w:rPr>
-        <w:t>Dexin</w:t>
-      </w:r>
-      <w:proofErr w:type="spellEnd"/>
-      <w:r>
-        <w:rPr>
-          <w:i/>
-          <w:color w:val="000000"/>
-        </w:rPr>
-        <w:t xml:space="preserve"> Zhou, and </w:t>
-      </w:r>
-      <w:proofErr w:type="spellStart"/>
-      <w:r>
-        <w:rPr>
-          <w:i/>
-          <w:color w:val="000000"/>
-        </w:rPr>
-        <w:t>Yubo</w:t>
-      </w:r>
-      <w:proofErr w:type="spellEnd"/>
-      <w:r>
-        <w:rPr>
-          <w:i/>
-          <w:color w:val="000000"/>
-        </w:rPr>
-        <w:t xml:space="preserve"> Tao</w:t>
+        <w:t>Shou-Ming Chang</w:t>
+      </w:r>
+    </w:p>
+    <w:p>
+      <w:pPr>
+        <w:pStyle w:val="CVBullet"/>
+        <w:spacing w:after="20"/>
+        <w:ind w:left="403" w:firstLine="317"/>
+        <w:rPr>
+          <w:color w:val="000000"/>
+        </w:rPr>
+      </w:pPr>
+      <w:r>
+        <w:rPr>
+          <w:color w:val="000000"/>
+        </w:rPr>
+        <w:t>-  Presented at the Sovereign AI Workshop (HCOMP 2026) and the CUNY Graduate Center, 2026.</w:t>
       </w:r>
     </w:p>
     <w:p>
@@ -686,7 +652,125 @@
         <w:rPr>
           <w:color w:val="000000"/>
         </w:rPr>
-        <w:t>-  Presented at Baruch College, CUFE, PKU-NSD, Fudan University, Hong Kong Polytechnic University, University of Macau, Lancaster University, and the University of South Carolina.</w:t>
+        <w:t xml:space="preserve">- Under review at </w:t>
+      </w:r>
+      <w:r>
+        <w:rPr>
+          <w:i/>
+          <w:iCs/>
+          <w:color w:val="000000"/>
+        </w:rPr>
+        <w:t>Journal of Law and Economics</w:t>
+      </w:r>
+    </w:p>
+    <w:p>
+      <w:pPr>
+        <w:pStyle w:val="CVBody"/>
+        <w:spacing w:after="20"/>
+      </w:pPr>
+    </w:p>
+    <w:p>
+      <w:pPr>
+        <w:pStyle w:val="CVBody"/>
+        <w:spacing w:after="20"/>
+        <w:ind w:left="720" w:hanging="720"/>
+      </w:pPr>
+      <w:r>
+        <w:rPr>
+          <w:color w:val="000000"/>
+        </w:rPr>
+        <w:t>[</w:t>
+      </w:r>
+      <w:r>
+        <w:rPr>
+          <w:color w:val="000000"/>
+        </w:rPr>
+        <w:t>3</w:t>
+      </w:r>
+      <w:r>
+        <w:rPr>
+          <w:color w:val="000000"/>
+        </w:rPr>
+        <w:t xml:space="preserve">] </w:t>
+      </w:r>
+      <w:r>
+        <w:rPr>
+          <w:color w:val="000000"/>
+        </w:rPr>
+        <w:tab/>
+      </w:r>
+      <w:r>
+        <w:rPr>
+          <w:color w:val="000000"/>
+        </w:rPr>
+        <w:t xml:space="preserve">“Election Prediction Markets: Evidence from </w:t>
+      </w:r>
+      <w:proofErr w:type="spellStart"/>
+      <w:r>
+        <w:rPr>
+          <w:color w:val="000000"/>
+        </w:rPr>
+        <w:t>Polymarket</w:t>
+      </w:r>
+      <w:proofErr w:type="spellEnd"/>
+      <w:r>
+        <w:rPr>
+          <w:color w:val="000000"/>
+        </w:rPr>
+        <w:t xml:space="preserve">, </w:t>
+      </w:r>
+      <w:proofErr w:type="spellStart"/>
+      <w:r>
+        <w:rPr>
+          <w:color w:val="000000"/>
+        </w:rPr>
+        <w:t>Kalshi</w:t>
+      </w:r>
+      <w:proofErr w:type="spellEnd"/>
+      <w:r>
+        <w:rPr>
+          <w:color w:val="000000"/>
+        </w:rPr>
+        <w:t xml:space="preserve">, and Robinhood” with </w:t>
+      </w:r>
+      <w:r>
+        <w:rPr>
+          <w:i/>
+          <w:color w:val="000000"/>
+        </w:rPr>
+        <w:t xml:space="preserve">Lin Peng, </w:t>
+      </w:r>
+      <w:proofErr w:type="spellStart"/>
+      <w:r>
+        <w:rPr>
+          <w:i/>
+          <w:color w:val="000000"/>
+        </w:rPr>
+        <w:t>Dexin</w:t>
+      </w:r>
+      <w:proofErr w:type="spellEnd"/>
+      <w:r>
+        <w:rPr>
+          <w:i/>
+          <w:color w:val="000000"/>
+        </w:rPr>
+        <w:t xml:space="preserve"> Zhou, and </w:t>
+      </w:r>
+      <w:proofErr w:type="spellStart"/>
+      <w:r>
+        <w:rPr>
+          <w:i/>
+          <w:color w:val="000000"/>
+        </w:rPr>
+        <w:t>Yubo</w:t>
+      </w:r>
+      <w:proofErr w:type="spellEnd"/>
+      <w:r>
+        <w:rPr>
+          <w:i/>
+          <w:color w:val="000000"/>
+        </w:rPr>
+        <w:t xml:space="preserve"> Tao</w:t>
       </w:r>
     </w:p>
     <w:p>
@@ -702,6 +786,22 @@
         <w:rPr>
           <w:color w:val="000000"/>
         </w:rPr>
+        <w:t>-  Presented at Baruch College, CUFE, PKU-NSD, Fudan University, Hong Kong Polytechnic University, University of Macau, Lancaster University, and the University of South Carolina.</w:t>
+      </w:r>
+    </w:p>
+    <w:p>
+      <w:pPr>
+        <w:pStyle w:val="CVBullet"/>
+        <w:spacing w:after="20"/>
+        <w:ind w:left="921" w:hanging="259"/>
+        <w:rPr>
+          <w:color w:val="000000"/>
+        </w:rPr>
+      </w:pPr>
+      <w:r>
+        <w:rPr>
+          <w:color w:val="000000"/>
+        </w:rPr>
         <w:t xml:space="preserve">- Under review at </w:t>
       </w:r>
       <w:r>
@@ -715,23 +815,32 @@
     </w:p>
     <w:p>
       <w:pPr>
+        <w:pStyle w:val="CVBullet"/>
+        <w:spacing w:after="20"/>
+      </w:pPr>
+    </w:p>
+    <w:p>
+      <w:pPr>
         <w:pStyle w:val="CVBody"/>
         <w:spacing w:after="20"/>
-        <w:rPr>
-          <w:color w:val="000000"/>
-        </w:rPr>
-      </w:pPr>
-    </w:p>
-    <w:p>
-      <w:pPr>
-        <w:pStyle w:val="CVBody"/>
-        <w:spacing w:after="20"/>
-      </w:pPr>
-      <w:r>
-        <w:rPr>
-          <w:color w:val="000000"/>
-        </w:rPr>
-        <w:t xml:space="preserve">[3] </w:t>
+      </w:pPr>
+      <w:r>
+        <w:rPr>
+          <w:color w:val="000000"/>
+        </w:rPr>
+        <w:t>[</w:t>
+      </w:r>
+      <w:r>
+        <w:rPr>
+          <w:color w:val="000000"/>
+        </w:rPr>
+        <w:t>4</w:t>
+      </w:r>
+      <w:r>
+        <w:rPr>
+          <w:color w:val="000000"/>
+        </w:rPr>
+        <w:t xml:space="preserve">] </w:t>
       </w:r>
       <w:r>
         <w:rPr>
@@ -743,14 +852,25 @@
         <w:rPr>
           <w:color w:val="000000"/>
         </w:rPr>
-        <w:t xml:space="preserve">“Information or Institution? AI’s Role in Expert Testimony” with </w:t>
-      </w:r>
-      <w:r>
-        <w:rPr>
-          <w:i/>
-          <w:color w:val="000000"/>
-        </w:rPr>
-        <w:t>Shou-Ming Chang</w:t>
+        <w:t>“</w:t>
+      </w:r>
+      <w:r>
+        <w:rPr>
+          <w:color w:val="000000"/>
+        </w:rPr>
+        <w:t>Outsourced Cryptocurrency Wash Trading</w:t>
+      </w:r>
+      <w:r>
+        <w:rPr>
+          <w:color w:val="000000"/>
+        </w:rPr>
+        <w:t>”</w:t>
+      </w:r>
+      <w:r>
+        <w:rPr>
+          <w:color w:val="000000"/>
+        </w:rPr>
+        <w:t xml:space="preserve"> (solo-authored)</w:t>
       </w:r>
     </w:p>
     <w:p>
@@ -766,91 +886,7 @@
         <w:rPr>
           <w:color w:val="000000"/>
         </w:rPr>
-        <w:t>-  Presented at the Sovereign AI Workshop (HCOMP 2026) and the CUNY Graduate Center, 2026.</w:t>
-      </w:r>
-    </w:p>
-    <w:p>
-      <w:pPr>
-        <w:pStyle w:val="CVBullet"/>
-        <w:spacing w:after="20"/>
-        <w:ind w:left="921" w:hanging="259"/>
-        <w:rPr>
-          <w:color w:val="000000"/>
-        </w:rPr>
-      </w:pPr>
-      <w:r>
-        <w:rPr>
-          <w:color w:val="000000"/>
-        </w:rPr>
-        <w:t xml:space="preserve">- Under review at </w:t>
-      </w:r>
-      <w:r>
-        <w:rPr>
-          <w:i/>
-          <w:iCs/>
-          <w:color w:val="000000"/>
-        </w:rPr>
-        <w:t>Journal of Law and Economics</w:t>
-      </w:r>
-    </w:p>
-    <w:p>
-      <w:pPr>
-        <w:pStyle w:val="CVBullet"/>
-        <w:spacing w:after="20"/>
-      </w:pPr>
-    </w:p>
-    <w:p>
-      <w:pPr>
-        <w:pStyle w:val="CVBody"/>
-        <w:spacing w:after="20"/>
-      </w:pPr>
-      <w:r>
-        <w:rPr>
-          <w:color w:val="000000"/>
-        </w:rPr>
-        <w:t>[</w:t>
-      </w:r>
-      <w:r>
-        <w:rPr>
-          <w:color w:val="000000"/>
-        </w:rPr>
-        <w:t>4</w:t>
-      </w:r>
-      <w:r>
-        <w:rPr>
-          <w:color w:val="000000"/>
-        </w:rPr>
-        <w:t xml:space="preserve">] </w:t>
-      </w:r>
-      <w:r>
-        <w:rPr>
-          <w:color w:val="000000"/>
-        </w:rPr>
-        <w:tab/>
-      </w:r>
-      <w:r>
-        <w:rPr>
-          <w:color w:val="000000"/>
-        </w:rPr>
-        <w:t>“</w:t>
-      </w:r>
-      <w:r>
-        <w:rPr>
-          <w:color w:val="000000"/>
-        </w:rPr>
-        <w:t>Outsourced Cryptocurrency Wash Trading</w:t>
-      </w:r>
-      <w:r>
-        <w:rPr>
-          <w:color w:val="000000"/>
-        </w:rPr>
-        <w:t>”</w:t>
-      </w:r>
-      <w:r>
-        <w:rPr>
-          <w:color w:val="000000"/>
-        </w:rPr>
-        <w:t xml:space="preserve"> (solo-authored)</w:t>
+        <w:t>-  Presented at the Baruch-SWUFE Research Symposium, 2025.</w:t>
       </w:r>
     </w:p>
     <w:p>
@@ -866,7 +902,108 @@
         <w:rPr>
           <w:color w:val="000000"/>
         </w:rPr>
-        <w:t>-  Presented at the Baruch-SWUFE Research Symposium, 2025.</w:t>
+        <w:t xml:space="preserve">- Under review at </w:t>
+      </w:r>
+      <w:r>
+        <w:rPr>
+          <w:i/>
+          <w:iCs/>
+          <w:color w:val="000000"/>
+        </w:rPr>
+        <w:t>Management Science</w:t>
+      </w:r>
+      <w:r>
+        <w:rPr>
+          <w:i/>
+          <w:iCs/>
+          <w:color w:val="000000"/>
+        </w:rPr>
+        <w:t>.</w:t>
+      </w:r>
+    </w:p>
+    <w:p>
+      <w:pPr>
+        <w:pStyle w:val="CVBullet"/>
+        <w:spacing w:after="20"/>
+        <w:ind w:left="403" w:hanging="259"/>
+      </w:pPr>
+    </w:p>
+    <w:p>
+      <w:pPr>
+        <w:pStyle w:val="CVBody"/>
+        <w:spacing w:after="20"/>
+        <w:ind w:left="720" w:hanging="720"/>
+        <w:rPr>
+          <w:i/>
+          <w:color w:val="000000"/>
+        </w:rPr>
+      </w:pPr>
+      <w:r>
+        <w:rPr>
+          <w:color w:val="000000"/>
+        </w:rPr>
+        <w:t xml:space="preserve">[5] </w:t>
+      </w:r>
+      <w:r>
+        <w:rPr>
+          <w:color w:val="000000"/>
+        </w:rPr>
+        <w:tab/>
+      </w:r>
+      <w:r>
+        <w:rPr>
+          <w:color w:val="000000"/>
+        </w:rPr>
+        <w:t xml:space="preserve">“Using a Sandboxed Ticketing Bot to Teach Digital Trust and IT Audit” with </w:t>
+      </w:r>
+      <w:r>
+        <w:rPr>
+          <w:i/>
+          <w:color w:val="000000"/>
+        </w:rPr>
+        <w:t xml:space="preserve">Lorraine Lee, </w:t>
+      </w:r>
+      <w:proofErr w:type="spellStart"/>
+      <w:r>
+        <w:rPr>
+          <w:i/>
+          <w:color w:val="000000"/>
+        </w:rPr>
+        <w:t>Hagit</w:t>
+      </w:r>
+      <w:proofErr w:type="spellEnd"/>
+      <w:r>
+        <w:rPr>
+          <w:i/>
+          <w:color w:val="000000"/>
+        </w:rPr>
+        <w:t xml:space="preserve"> Levy-Shalev, and Shantel Deleon</w:t>
+      </w:r>
+    </w:p>
+    <w:p>
+      <w:pPr>
+        <w:pStyle w:val="CVBody"/>
+        <w:spacing w:after="20"/>
+        <w:ind w:left="720"/>
+      </w:pPr>
+      <w:r>
+        <w:rPr>
+          <w:color w:val="000000"/>
+        </w:rPr>
+        <w:t>-  To present at 17</w:t>
+      </w:r>
+      <w:r>
+        <w:rPr>
+          <w:color w:val="000000"/>
+          <w:vertAlign w:val="superscript"/>
+        </w:rPr>
+        <w:t>th</w:t>
+      </w:r>
+      <w:r>
+        <w:rPr>
+          <w:color w:val="000000"/>
+        </w:rPr>
+        <w:t xml:space="preserve"> Annual Pre-ICIS Workshop on Accounting Information Systems (SIG-ASYS 2026) </w:t>
       </w:r>
     </w:p>
     <w:p>
@@ -874,15 +1011,18 @@
         <w:pStyle w:val="CVBullet"/>
         <w:spacing w:after="20"/>
         <w:ind w:left="403" w:firstLine="317"/>
-        <w:rPr>
-          <w:color w:val="000000"/>
-        </w:rPr>
-      </w:pPr>
-      <w:r>
-        <w:rPr>
-          <w:color w:val="000000"/>
-        </w:rPr>
-        <w:t xml:space="preserve">- Under review at </w:t>
+      </w:pPr>
+      <w:r>
+        <w:rPr>
+          <w:color w:val="000000"/>
+        </w:rPr>
+        <w:t xml:space="preserve">-  </w:t>
+      </w:r>
+      <w:r>
+        <w:rPr>
+          <w:color w:val="000000"/>
+        </w:rPr>
+        <w:t xml:space="preserve">Under review at </w:t>
       </w:r>
       <w:r>
         <w:rPr>
@@ -890,22 +1030,16 @@
           <w:iCs/>
           <w:color w:val="000000"/>
         </w:rPr>
-        <w:t>Management Science</w:t>
-      </w:r>
-      <w:r>
-        <w:rPr>
-          <w:i/>
-          <w:iCs/>
-          <w:color w:val="000000"/>
-        </w:rPr>
-        <w:t>.</w:t>
+        <w:t>Issues in Accounting Education.</w:t>
       </w:r>
     </w:p>
     <w:p>
       <w:pPr>
-        <w:pStyle w:val="CVBullet"/>
+        <w:pStyle w:val="CVBody"/>
         <w:spacing w:after="20"/>
-        <w:ind w:left="403" w:hanging="259"/>
+        <w:rPr>
+          <w:color w:val="000000"/>
+        </w:rPr>
       </w:pPr>
     </w:p>
     <w:p>
@@ -913,83 +1047,41 @@
         <w:pStyle w:val="CVBody"/>
         <w:spacing w:after="20"/>
         <w:ind w:left="720" w:hanging="720"/>
+      </w:pPr>
+      <w:r>
+        <w:rPr>
+          <w:color w:val="000000"/>
+        </w:rPr>
+        <w:lastRenderedPageBreak/>
+        <w:t xml:space="preserve">[6] </w:t>
+      </w:r>
+      <w:r>
+        <w:rPr>
+          <w:color w:val="000000"/>
+        </w:rPr>
+        <w:tab/>
+      </w:r>
+      <w:r>
+        <w:rPr>
+          <w:color w:val="000000"/>
+        </w:rPr>
+        <w:t xml:space="preserve">“Scalable Data Analytics Pedagogy in Accounting: Randomized Case Studies and Automated Assessment” with </w:t>
+      </w:r>
+      <w:proofErr w:type="spellStart"/>
+      <w:r>
         <w:rPr>
           <w:i/>
           <w:color w:val="000000"/>
         </w:rPr>
-      </w:pPr>
-      <w:r>
-        <w:rPr>
-          <w:color w:val="000000"/>
-        </w:rPr>
-        <w:t xml:space="preserve">[5] </w:t>
-      </w:r>
-      <w:r>
-        <w:rPr>
-          <w:color w:val="000000"/>
-        </w:rPr>
-        <w:tab/>
-      </w:r>
-      <w:r>
-        <w:rPr>
-          <w:color w:val="000000"/>
-        </w:rPr>
-        <w:t xml:space="preserve">“Using a Sandboxed Ticketing Bot to Teach Digital Trust and IT Audit” with </w:t>
-      </w:r>
+        <w:t>Hagit</w:t>
+      </w:r>
+      <w:proofErr w:type="spellEnd"/>
       <w:r>
         <w:rPr>
           <w:i/>
           <w:color w:val="000000"/>
         </w:rPr>
-        <w:t xml:space="preserve">Lorraine Lee, </w:t>
-      </w:r>
-      <w:proofErr w:type="spellStart"/>
-      <w:r>
-        <w:rPr>
-          <w:i/>
-          <w:color w:val="000000"/>
-        </w:rPr>
-        <w:t>Hagit</w:t>
-      </w:r>
-      <w:proofErr w:type="spellEnd"/>
-      <w:r>
-        <w:rPr>
-          <w:i/>
-          <w:color w:val="000000"/>
-        </w:rPr>
-        <w:t xml:space="preserve"> Levy-Shalev, and Shantel Deleon</w:t>
-      </w:r>
-    </w:p>
-    <w:p>
-      <w:pPr>
-        <w:pStyle w:val="CVBody"/>
-        <w:spacing w:after="20"/>
-        <w:ind w:left="720"/>
-      </w:pPr>
-      <w:r>
-        <w:rPr>
-          <w:color w:val="000000"/>
-        </w:rPr>
-        <w:t xml:space="preserve">-  </w:t>
-      </w:r>
-      <w:r>
-        <w:rPr>
-          <w:color w:val="000000"/>
-        </w:rPr>
-        <w:t>To present at 17</w:t>
-      </w:r>
-      <w:r>
-        <w:rPr>
-          <w:color w:val="000000"/>
-          <w:vertAlign w:val="superscript"/>
-        </w:rPr>
-        <w:t>th</w:t>
-      </w:r>
-      <w:r>
-        <w:rPr>
-          <w:color w:val="000000"/>
-        </w:rPr>
-        <w:t xml:space="preserve"> Annual Pre-ICIS Workshop on Accounting Information Systems (SIG-ASYS 2026) </w:t>
+        <w:t xml:space="preserve"> Levy-Shalev and Carol Marquardt</w:t>
       </w:r>
     </w:p>
     <w:p>
@@ -997,77 +1089,31 @@
         <w:pStyle w:val="CVBullet"/>
         <w:spacing w:after="20"/>
         <w:ind w:left="403" w:firstLine="317"/>
-      </w:pPr>
-      <w:r>
-        <w:rPr>
-          <w:color w:val="000000"/>
-        </w:rPr>
-        <w:t xml:space="preserve">-  </w:t>
-      </w:r>
-      <w:r>
-        <w:rPr>
-          <w:color w:val="000000"/>
-        </w:rPr>
-        <w:t xml:space="preserve">Under review at </w:t>
-      </w:r>
-      <w:r>
         <w:rPr>
           <w:i/>
           <w:iCs/>
           <w:color w:val="000000"/>
         </w:rPr>
-        <w:t>Issues in Accounting Education.</w:t>
-      </w:r>
-    </w:p>
-    <w:p>
-      <w:pPr>
-        <w:pStyle w:val="CVBody"/>
-        <w:spacing w:after="20"/>
-        <w:rPr>
-          <w:color w:val="000000"/>
-        </w:rPr>
-      </w:pPr>
-    </w:p>
-    <w:p>
-      <w:pPr>
-        <w:pStyle w:val="CVBody"/>
-        <w:spacing w:after="20"/>
-        <w:ind w:left="720" w:hanging="720"/>
-      </w:pPr>
-      <w:r>
-        <w:rPr>
-          <w:color w:val="000000"/>
-        </w:rPr>
-        <w:lastRenderedPageBreak/>
-        <w:t xml:space="preserve">[6] </w:t>
-      </w:r>
-      <w:r>
-        <w:rPr>
-          <w:color w:val="000000"/>
-        </w:rPr>
-        <w:tab/>
-      </w:r>
-      <w:r>
-        <w:rPr>
-          <w:color w:val="000000"/>
-        </w:rPr>
-        <w:t xml:space="preserve">“Scalable Data Analytics Pedagogy in Accounting: Randomized Case Studies and Automated Assessment” with </w:t>
-      </w:r>
-      <w:proofErr w:type="spellStart"/>
+      </w:pPr>
+      <w:r>
+        <w:rPr>
+          <w:color w:val="000000"/>
+        </w:rPr>
+        <w:t xml:space="preserve">-  </w:t>
+      </w:r>
+      <w:r>
+        <w:rPr>
+          <w:color w:val="000000"/>
+        </w:rPr>
+        <w:t xml:space="preserve">Under review at </w:t>
+      </w:r>
       <w:r>
         <w:rPr>
           <w:i/>
-          <w:color w:val="000000"/>
-        </w:rPr>
-        <w:t>Hagit</w:t>
-      </w:r>
-      <w:proofErr w:type="spellEnd"/>
-      <w:r>
-        <w:rPr>
-          <w:i/>
-          <w:color w:val="000000"/>
-        </w:rPr>
-        <w:t xml:space="preserve"> Levy-Shalev and Carol Marquardt</w:t>
+          <w:iCs/>
+          <w:color w:val="000000"/>
+        </w:rPr>
+        <w:t>Journal of Accounting Education</w:t>
       </w:r>
     </w:p>
     <w:p>
@@ -1078,219 +1124,6 @@
         <w:rPr>
           <w:i/>
           <w:iCs/>
-          <w:color w:val="000000"/>
-        </w:rPr>
-      </w:pPr>
-      <w:r>
-        <w:rPr>
-          <w:color w:val="000000"/>
-        </w:rPr>
-        <w:t xml:space="preserve">-  </w:t>
-      </w:r>
-      <w:r>
-        <w:rPr>
-          <w:color w:val="000000"/>
-        </w:rPr>
-        <w:t xml:space="preserve">Under review at </w:t>
-      </w:r>
-      <w:r>
-        <w:rPr>
-          <w:i/>
-          <w:iCs/>
-          <w:color w:val="000000"/>
-        </w:rPr>
-        <w:t>Journal of Accounting Education</w:t>
-      </w:r>
-    </w:p>
-    <w:p>
-      <w:pPr>
-        <w:pStyle w:val="CVBody"/>
-        <w:spacing w:after="20"/>
-        <w:rPr>
-          <w:color w:val="000000"/>
-        </w:rPr>
-      </w:pPr>
-    </w:p>
-    <w:p>
-      <w:pPr>
-        <w:pStyle w:val="CVBody"/>
-        <w:spacing w:after="20"/>
-      </w:pPr>
-      <w:r>
-        <w:rPr>
-          <w:color w:val="000000"/>
-        </w:rPr>
-        <w:t xml:space="preserve">[7] </w:t>
-      </w:r>
-      <w:r>
-        <w:rPr>
-          <w:color w:val="000000"/>
-        </w:rPr>
-        <w:tab/>
-        <w:t>“Vine Copula VAR”</w:t>
-      </w:r>
-      <w:r>
-        <w:rPr>
-          <w:color w:val="000000"/>
-        </w:rPr>
-        <w:t xml:space="preserve"> </w:t>
-      </w:r>
-      <w:r>
-        <w:rPr>
-          <w:color w:val="000000"/>
-        </w:rPr>
-        <w:t xml:space="preserve">with </w:t>
-      </w:r>
-      <w:proofErr w:type="spellStart"/>
-      <w:r>
-        <w:rPr>
-          <w:i/>
-          <w:color w:val="000000"/>
-        </w:rPr>
-        <w:t>Yubo</w:t>
-      </w:r>
-      <w:proofErr w:type="spellEnd"/>
-      <w:r>
-        <w:rPr>
-          <w:i/>
-          <w:color w:val="000000"/>
-        </w:rPr>
-        <w:t xml:space="preserve"> Tao</w:t>
-      </w:r>
-    </w:p>
-    <w:p>
-      <w:pPr>
-        <w:pStyle w:val="CVBody"/>
-        <w:spacing w:after="20"/>
-        <w:ind w:firstLine="720"/>
-        <w:rPr>
-          <w:color w:val="000000"/>
-          <w:sz w:val="19"/>
-        </w:rPr>
-      </w:pPr>
-      <w:r>
-        <w:rPr>
-          <w:color w:val="000000"/>
-          <w:sz w:val="19"/>
-        </w:rPr>
-        <w:t xml:space="preserve">-  Presented at </w:t>
-      </w:r>
-      <w:r>
-        <w:rPr>
-          <w:color w:val="000000"/>
-          <w:sz w:val="19"/>
-        </w:rPr>
-        <w:t xml:space="preserve">the </w:t>
-      </w:r>
-      <w:r>
-        <w:rPr>
-          <w:color w:val="000000"/>
-          <w:sz w:val="19"/>
-        </w:rPr>
-        <w:t xml:space="preserve">Midwest Econometrics Group at University of </w:t>
-      </w:r>
-      <w:proofErr w:type="spellStart"/>
-      <w:r>
-        <w:rPr>
-          <w:color w:val="000000"/>
-          <w:sz w:val="19"/>
-        </w:rPr>
-        <w:t>Cincinnatti</w:t>
-      </w:r>
-      <w:proofErr w:type="spellEnd"/>
-      <w:r>
-        <w:rPr>
-          <w:color w:val="000000"/>
-          <w:sz w:val="19"/>
-        </w:rPr>
-        <w:t xml:space="preserve">, </w:t>
-      </w:r>
-      <w:r>
-        <w:rPr>
-          <w:color w:val="000000"/>
-        </w:rPr>
-        <w:t>CUNY Graduate Center, 2026</w:t>
-      </w:r>
-    </w:p>
-    <w:p>
-      <w:pPr>
-        <w:pStyle w:val="CVBullet"/>
-        <w:spacing w:after="20"/>
-        <w:ind w:left="403" w:firstLine="317"/>
-      </w:pPr>
-      <w:r>
-        <w:rPr>
-          <w:color w:val="000000"/>
-        </w:rPr>
-        <w:t xml:space="preserve">-  Under review at </w:t>
-      </w:r>
-      <w:r>
-        <w:rPr>
-          <w:i/>
-          <w:iCs/>
-          <w:color w:val="000000"/>
-        </w:rPr>
-        <w:t>Journal of the American Statistical Association</w:t>
-      </w:r>
-    </w:p>
-    <w:p>
-      <w:pPr>
-        <w:pStyle w:val="CVBody"/>
-        <w:spacing w:after="20"/>
-        <w:ind w:firstLine="720"/>
-        <w:rPr>
-          <w:color w:val="000000"/>
-        </w:rPr>
-      </w:pPr>
-    </w:p>
-    <w:p>
-      <w:pPr>
-        <w:pStyle w:val="CVBody"/>
-        <w:spacing w:after="20"/>
-      </w:pPr>
-      <w:r>
-        <w:rPr>
-          <w:color w:val="000000"/>
-        </w:rPr>
-        <w:t>[</w:t>
-      </w:r>
-      <w:r>
-        <w:rPr>
-          <w:color w:val="000000"/>
-        </w:rPr>
-        <w:t>8</w:t>
-      </w:r>
-      <w:r>
-        <w:rPr>
-          <w:color w:val="000000"/>
-        </w:rPr>
-        <w:t xml:space="preserve">] </w:t>
-      </w:r>
-      <w:r>
-        <w:rPr>
-          <w:color w:val="000000"/>
-        </w:rPr>
-        <w:tab/>
-      </w:r>
-      <w:r>
-        <w:rPr>
-          <w:color w:val="000000"/>
-        </w:rPr>
-        <w:t xml:space="preserve">“Why Is It So Hard to Find a Job Now? Enter Ghost Jobs” with </w:t>
-      </w:r>
-      <w:r>
-        <w:rPr>
-          <w:i/>
-          <w:color w:val="000000"/>
-        </w:rPr>
-        <w:t>Yen Tong</w:t>
-      </w:r>
-    </w:p>
-    <w:p>
-      <w:pPr>
-        <w:pStyle w:val="CVBody"/>
-        <w:spacing w:after="20"/>
-        <w:rPr>
           <w:color w:val="000000"/>
         </w:rPr>
       </w:pPr>
@@ -1728,14 +1561,7 @@
           <w:color w:val="000000"/>
           <w:sz w:val="19"/>
         </w:rPr>
-        <w:t xml:space="preserve"> </w:t>
-      </w:r>
-      <w:r>
-        <w:rPr>
-          <w:color w:val="000000"/>
-          <w:sz w:val="19"/>
-        </w:rPr>
-        <w:t xml:space="preserve">(presenter); </w:t>
+        <w:t xml:space="preserve"> (presenter); </w:t>
       </w:r>
       <w:r>
         <w:rPr>
@@ -1954,7 +1780,6 @@
         <w:rPr>
           <w:color w:val="000000"/>
         </w:rPr>
-        <w:lastRenderedPageBreak/>
         <w:t>Mills &amp; Tannenbaum Award, 2025</w:t>
       </w:r>
     </w:p>
@@ -1997,6 +1822,7 @@
         <w:rPr>
           <w:color w:val="000000"/>
         </w:rPr>
+        <w:lastRenderedPageBreak/>
         <w:t>PROFESSIONAL EXPERIENCE</w:t>
       </w:r>
     </w:p>

--- a/files/cv/cv.docx
+++ b/files/cv/cv.docx
@@ -86,19 +86,11 @@
             </w:tcMar>
           </w:tcPr>
           <w:p>
-            <w:proofErr w:type="spellStart"/>
             <w:r>
               <w:rPr>
                 <w:color w:val="000000"/>
               </w:rPr>
-              <w:t>Zicklin</w:t>
-            </w:r>
-            <w:proofErr w:type="spellEnd"/>
-            <w:r>
-              <w:rPr>
-                <w:color w:val="000000"/>
-              </w:rPr>
-              <w:t xml:space="preserve"> School of Business</w:t>
+              <w:t>Zicklin School of Business</w:t>
             </w:r>
           </w:p>
           <w:p>
@@ -273,21 +265,7 @@
         <w:rPr>
           <w:color w:val="000000"/>
         </w:rPr>
-        <w:t xml:space="preserve">Graduate Certificate in </w:t>
-      </w:r>
-      <w:proofErr w:type="spellStart"/>
-      <w:r>
-        <w:rPr>
-          <w:color w:val="000000"/>
-        </w:rPr>
-        <w:t>Technopreneurship</w:t>
-      </w:r>
-      <w:proofErr w:type="spellEnd"/>
-      <w:r>
-        <w:rPr>
-          <w:color w:val="000000"/>
-        </w:rPr>
-        <w:t xml:space="preserve"> and Innovation, 2020</w:t>
+        <w:t>Graduate Certificate in Technopreneurship and Innovation, 2020</w:t>
       </w:r>
     </w:p>
     <w:p>
@@ -295,33 +273,11 @@
         <w:pStyle w:val="CVBody"/>
         <w:ind w:left="101"/>
       </w:pPr>
-      <w:proofErr w:type="spellStart"/>
-      <w:r>
-        <w:rPr>
-          <w:color w:val="000000"/>
-        </w:rPr>
-        <w:t>B.Acc</w:t>
-      </w:r>
-      <w:proofErr w:type="spellEnd"/>
-      <w:r>
-        <w:rPr>
-          <w:color w:val="000000"/>
-        </w:rPr>
-        <w:t xml:space="preserve">. in Accountancy (First Class </w:t>
-      </w:r>
-      <w:proofErr w:type="spellStart"/>
-      <w:r>
-        <w:rPr>
-          <w:color w:val="000000"/>
-        </w:rPr>
-        <w:t>Honours</w:t>
-      </w:r>
-      <w:proofErr w:type="spellEnd"/>
-      <w:r>
-        <w:rPr>
-          <w:color w:val="000000"/>
-        </w:rPr>
-        <w:t>), 2019</w:t>
+      <w:r>
+        <w:rPr>
+          <w:color w:val="000000"/>
+        </w:rPr>
+        <w:t>B.Acc. in Accountancy (First Class Honours), 2019</w:t>
       </w:r>
     </w:p>
     <w:p>
@@ -329,7 +285,6 @@
         <w:pStyle w:val="CVBody"/>
         <w:ind w:left="101"/>
       </w:pPr>
-      <w:proofErr w:type="spellStart"/>
       <w:r>
         <w:rPr>
           <w:color w:val="000000"/>
@@ -342,26 +297,11 @@
         </w:rPr>
         <w:t>Bus</w:t>
       </w:r>
-      <w:proofErr w:type="spellEnd"/>
-      <w:r>
-        <w:rPr>
-          <w:color w:val="000000"/>
-        </w:rPr>
-        <w:t xml:space="preserve">. in Business Analytics (First Class </w:t>
-      </w:r>
-      <w:proofErr w:type="spellStart"/>
-      <w:r>
-        <w:rPr>
-          <w:color w:val="000000"/>
-        </w:rPr>
-        <w:t>Honours</w:t>
-      </w:r>
-      <w:proofErr w:type="spellEnd"/>
-      <w:r>
-        <w:rPr>
-          <w:color w:val="000000"/>
-        </w:rPr>
-        <w:t>), 2019</w:t>
+      <w:r>
+        <w:rPr>
+          <w:color w:val="000000"/>
+        </w:rPr>
+        <w:t>. in Business Analytics (First Class Honours), 2019</w:t>
       </w:r>
     </w:p>
     <w:p>
@@ -424,13 +364,7 @@
         <w:rPr>
           <w:color w:val="000000"/>
         </w:rPr>
-        <w:t>financial market manipulation</w:t>
-      </w:r>
-      <w:r>
-        <w:rPr>
-          <w:color w:val="000000"/>
-        </w:rPr>
-        <w:t xml:space="preserve"> ; </w:t>
+        <w:t xml:space="preserve">financial market manipulation ; </w:t>
       </w:r>
       <w:r>
         <w:rPr>
@@ -526,21 +460,7 @@
         <w:rPr>
           <w:color w:val="000000"/>
         </w:rPr>
-        <w:t xml:space="preserve">Edward Li, Lin Peng, Michael Grossman, </w:t>
-      </w:r>
-      <w:proofErr w:type="spellStart"/>
-      <w:r>
-        <w:rPr>
-          <w:color w:val="000000"/>
-        </w:rPr>
-        <w:t>Hagit</w:t>
-      </w:r>
-      <w:proofErr w:type="spellEnd"/>
-      <w:r>
-        <w:rPr>
-          <w:color w:val="000000"/>
-        </w:rPr>
-        <w:t xml:space="preserve"> Levy, Diana Weng</w:t>
+        <w:t>Edward Li, Lin Peng, Michael Grossman, Hagit Levy, Diana Weng</w:t>
       </w:r>
     </w:p>
     <w:p>
@@ -589,6 +509,7 @@
       <w:pPr>
         <w:pStyle w:val="CVBody"/>
         <w:spacing w:after="20"/>
+        <w:ind w:left="720" w:hanging="720"/>
       </w:pPr>
       <w:r>
         <w:rPr>
@@ -613,14 +534,108 @@
           <w:color w:val="000000"/>
         </w:rPr>
         <w:tab/>
-        <w:t xml:space="preserve">“Information or Institution? AI’s Role in Expert Testimony” with </w:t>
+      </w:r>
+      <w:r>
+        <w:rPr>
+          <w:color w:val="000000"/>
+        </w:rPr>
+        <w:t xml:space="preserve">“Election Prediction Markets: Evidence from Polymarket, Kalshi, and Robinhood” with </w:t>
       </w:r>
       <w:r>
         <w:rPr>
           <w:i/>
           <w:color w:val="000000"/>
         </w:rPr>
-        <w:t>Shou-Ming Chang</w:t>
+        <w:t>Lin Peng, Dexin Zhou, and Yubo Tao</w:t>
+      </w:r>
+    </w:p>
+    <w:p>
+      <w:pPr>
+        <w:pStyle w:val="CVBullet"/>
+        <w:spacing w:after="20"/>
+        <w:ind w:left="921" w:hanging="259"/>
+        <w:rPr>
+          <w:color w:val="000000"/>
+        </w:rPr>
+      </w:pPr>
+      <w:r>
+        <w:rPr>
+          <w:color w:val="000000"/>
+        </w:rPr>
+        <w:t>-  Presented at Baruch College, CUFE, PKU-NSD, Fudan University, Hong Kong Polytechnic University, University of Macau, Lancaster University, and the University of South Carolina.</w:t>
+      </w:r>
+    </w:p>
+    <w:p>
+      <w:pPr>
+        <w:pStyle w:val="CVBullet"/>
+        <w:spacing w:after="20"/>
+        <w:ind w:left="921" w:hanging="259"/>
+        <w:rPr>
+          <w:color w:val="000000"/>
+        </w:rPr>
+      </w:pPr>
+      <w:r>
+        <w:rPr>
+          <w:color w:val="000000"/>
+        </w:rPr>
+        <w:t xml:space="preserve">- Under review at </w:t>
+      </w:r>
+      <w:r>
+        <w:rPr>
+          <w:i/>
+          <w:iCs/>
+          <w:color w:val="000000"/>
+        </w:rPr>
+        <w:t>Journal of Financial Quantitative Analysis</w:t>
+      </w:r>
+    </w:p>
+    <w:p>
+      <w:pPr>
+        <w:pStyle w:val="CVBullet"/>
+        <w:spacing w:after="20"/>
+      </w:pPr>
+    </w:p>
+    <w:p>
+      <w:pPr>
+        <w:pStyle w:val="CVBody"/>
+        <w:spacing w:after="20"/>
+      </w:pPr>
+      <w:r>
+        <w:rPr>
+          <w:color w:val="000000"/>
+        </w:rPr>
+        <w:t>[</w:t>
+      </w:r>
+      <w:r>
+        <w:rPr>
+          <w:color w:val="000000"/>
+        </w:rPr>
+        <w:t>3</w:t>
+      </w:r>
+      <w:r>
+        <w:rPr>
+          <w:color w:val="000000"/>
+        </w:rPr>
+        <w:t xml:space="preserve">] </w:t>
+      </w:r>
+      <w:r>
+        <w:rPr>
+          <w:color w:val="000000"/>
+        </w:rPr>
+        <w:tab/>
+        <w:t>“</w:t>
+      </w:r>
+      <w:r>
+        <w:rPr>
+          <w:color w:val="000000"/>
+        </w:rPr>
+        <w:t>Outsourced Cryptocurrency Wash Trading</w:t>
+      </w:r>
+      <w:r>
+        <w:rPr>
+          <w:color w:val="000000"/>
+        </w:rPr>
+        <w:t>” (solo-authored)</w:t>
       </w:r>
     </w:p>
     <w:p>
@@ -636,6 +651,66 @@
         <w:rPr>
           <w:color w:val="000000"/>
         </w:rPr>
+        <w:t>-  Presented at the Baruch-SWUFE Research Symposium, 2025.</w:t>
+      </w:r>
+    </w:p>
+    <w:p>
+      <w:pPr>
+        <w:pStyle w:val="CVBullet"/>
+        <w:spacing w:after="20"/>
+      </w:pPr>
+    </w:p>
+    <w:p>
+      <w:pPr>
+        <w:pStyle w:val="CVBody"/>
+        <w:spacing w:after="20"/>
+      </w:pPr>
+      <w:r>
+        <w:rPr>
+          <w:color w:val="000000"/>
+        </w:rPr>
+        <w:t>[</w:t>
+      </w:r>
+      <w:r>
+        <w:rPr>
+          <w:color w:val="000000"/>
+        </w:rPr>
+        <w:t>4</w:t>
+      </w:r>
+      <w:r>
+        <w:rPr>
+          <w:color w:val="000000"/>
+        </w:rPr>
+        <w:t xml:space="preserve">] </w:t>
+      </w:r>
+      <w:r>
+        <w:rPr>
+          <w:color w:val="000000"/>
+        </w:rPr>
+        <w:tab/>
+        <w:t xml:space="preserve">“Information or Institution? AI’s Role in Expert Testimony” with </w:t>
+      </w:r>
+      <w:r>
+        <w:rPr>
+          <w:i/>
+          <w:color w:val="000000"/>
+        </w:rPr>
+        <w:t>Shou-Ming Chang</w:t>
+      </w:r>
+    </w:p>
+    <w:p>
+      <w:pPr>
+        <w:pStyle w:val="CVBullet"/>
+        <w:spacing w:after="20"/>
+        <w:ind w:left="403" w:firstLine="317"/>
+        <w:rPr>
+          <w:color w:val="000000"/>
+        </w:rPr>
+      </w:pPr>
+      <w:r>
+        <w:rPr>
+          <w:color w:val="000000"/>
+        </w:rPr>
         <w:t>-  Presented at the Sovereign AI Workshop (HCOMP 2026) and the CUNY Graduate Center, 2026.</w:t>
       </w:r>
     </w:p>
@@ -665,8 +740,9 @@
     </w:p>
     <w:p>
       <w:pPr>
-        <w:pStyle w:val="CVBody"/>
+        <w:pStyle w:val="CVBullet"/>
         <w:spacing w:after="20"/>
+        <w:ind w:left="403" w:hanging="259"/>
       </w:pPr>
     </w:p>
     <w:p>
@@ -674,24 +750,16 @@
         <w:pStyle w:val="CVBody"/>
         <w:spacing w:after="20"/>
         <w:ind w:left="720" w:hanging="720"/>
-      </w:pPr>
-      <w:r>
-        <w:rPr>
-          <w:color w:val="000000"/>
-        </w:rPr>
-        <w:t>[</w:t>
-      </w:r>
-      <w:r>
-        <w:rPr>
-          <w:color w:val="000000"/>
-        </w:rPr>
-        <w:t>3</w:t>
-      </w:r>
-      <w:r>
-        <w:rPr>
-          <w:color w:val="000000"/>
-        </w:rPr>
-        <w:t xml:space="preserve">] </w:t>
+        <w:rPr>
+          <w:i/>
+          <w:color w:val="000000"/>
+        </w:rPr>
+      </w:pPr>
+      <w:r>
+        <w:rPr>
+          <w:color w:val="000000"/>
+        </w:rPr>
+        <w:t xml:space="preserve">[5] </w:t>
       </w:r>
       <w:r>
         <w:rPr>
@@ -703,174 +771,40 @@
         <w:rPr>
           <w:color w:val="000000"/>
         </w:rPr>
-        <w:t xml:space="preserve">“Election Prediction Markets: Evidence from </w:t>
-      </w:r>
-      <w:proofErr w:type="spellStart"/>
-      <w:r>
-        <w:rPr>
-          <w:color w:val="000000"/>
-        </w:rPr>
-        <w:t>Polymarket</w:t>
-      </w:r>
-      <w:proofErr w:type="spellEnd"/>
-      <w:r>
-        <w:rPr>
-          <w:color w:val="000000"/>
-        </w:rPr>
-        <w:t xml:space="preserve">, </w:t>
-      </w:r>
-      <w:proofErr w:type="spellStart"/>
-      <w:r>
-        <w:rPr>
-          <w:color w:val="000000"/>
-        </w:rPr>
-        <w:t>Kalshi</w:t>
-      </w:r>
-      <w:proofErr w:type="spellEnd"/>
-      <w:r>
-        <w:rPr>
-          <w:color w:val="000000"/>
-        </w:rPr>
-        <w:t xml:space="preserve">, and Robinhood” with </w:t>
+        <w:t xml:space="preserve">“Using a Sandboxed Ticketing Bot to Teach Digital Trust and IT Audit” with </w:t>
       </w:r>
       <w:r>
         <w:rPr>
           <w:i/>
           <w:color w:val="000000"/>
         </w:rPr>
-        <w:t xml:space="preserve">Lin Peng, </w:t>
-      </w:r>
-      <w:proofErr w:type="spellStart"/>
-      <w:r>
-        <w:rPr>
-          <w:i/>
-          <w:color w:val="000000"/>
-        </w:rPr>
-        <w:t>Dexin</w:t>
-      </w:r>
-      <w:proofErr w:type="spellEnd"/>
-      <w:r>
-        <w:rPr>
-          <w:i/>
-          <w:color w:val="000000"/>
-        </w:rPr>
-        <w:t xml:space="preserve"> Zhou, and </w:t>
-      </w:r>
-      <w:proofErr w:type="spellStart"/>
-      <w:r>
-        <w:rPr>
-          <w:i/>
-          <w:color w:val="000000"/>
-        </w:rPr>
-        <w:t>Yubo</w:t>
-      </w:r>
-      <w:proofErr w:type="spellEnd"/>
-      <w:r>
-        <w:rPr>
-          <w:i/>
-          <w:color w:val="000000"/>
-        </w:rPr>
-        <w:t xml:space="preserve"> Tao</w:t>
+        <w:t>Lorraine Lee, Hagit Levy-Shalev, and Shantel Deleon</w:t>
       </w:r>
     </w:p>
     <w:p>
       <w:pPr>
-        <w:pStyle w:val="CVBullet"/>
-        <w:spacing w:after="20"/>
-        <w:ind w:left="921" w:hanging="259"/>
-        <w:rPr>
-          <w:color w:val="000000"/>
-        </w:rPr>
-      </w:pPr>
-      <w:r>
-        <w:rPr>
-          <w:color w:val="000000"/>
-        </w:rPr>
-        <w:t>-  Presented at Baruch College, CUFE, PKU-NSD, Fudan University, Hong Kong Polytechnic University, University of Macau, Lancaster University, and the University of South Carolina.</w:t>
-      </w:r>
-    </w:p>
-    <w:p>
-      <w:pPr>
-        <w:pStyle w:val="CVBullet"/>
-        <w:spacing w:after="20"/>
-        <w:ind w:left="921" w:hanging="259"/>
-        <w:rPr>
-          <w:color w:val="000000"/>
-        </w:rPr>
-      </w:pPr>
-      <w:r>
-        <w:rPr>
-          <w:color w:val="000000"/>
-        </w:rPr>
-        <w:t xml:space="preserve">- Under review at </w:t>
-      </w:r>
-      <w:r>
-        <w:rPr>
-          <w:i/>
-          <w:iCs/>
-          <w:color w:val="000000"/>
-        </w:rPr>
-        <w:t>Journal of Financial Quantitative Analysis</w:t>
-      </w:r>
-    </w:p>
-    <w:p>
-      <w:pPr>
-        <w:pStyle w:val="CVBullet"/>
-        <w:spacing w:after="20"/>
-      </w:pPr>
-    </w:p>
-    <w:p>
-      <w:pPr>
         <w:pStyle w:val="CVBody"/>
         <w:spacing w:after="20"/>
-      </w:pPr>
-      <w:r>
-        <w:rPr>
-          <w:color w:val="000000"/>
-        </w:rPr>
-        <w:t>[</w:t>
-      </w:r>
-      <w:r>
-        <w:rPr>
-          <w:color w:val="000000"/>
-        </w:rPr>
-        <w:t>4</w:t>
-      </w:r>
-      <w:r>
-        <w:rPr>
-          <w:color w:val="000000"/>
-        </w:rPr>
-        <w:t xml:space="preserve">] </w:t>
-      </w:r>
-      <w:r>
-        <w:rPr>
-          <w:color w:val="000000"/>
-        </w:rPr>
-        <w:tab/>
-      </w:r>
-      <w:r>
-        <w:rPr>
-          <w:color w:val="000000"/>
-        </w:rPr>
-        <w:t>“</w:t>
-      </w:r>
-      <w:r>
-        <w:rPr>
-          <w:color w:val="000000"/>
-        </w:rPr>
-        <w:t>Outsourced Cryptocurrency Wash Trading</w:t>
-      </w:r>
-      <w:r>
-        <w:rPr>
-          <w:color w:val="000000"/>
-        </w:rPr>
-        <w:t>”</w:t>
-      </w:r>
-      <w:r>
-        <w:rPr>
-          <w:color w:val="000000"/>
-        </w:rPr>
-        <w:t xml:space="preserve"> (solo-authored)</w:t>
+        <w:ind w:left="720"/>
+      </w:pPr>
+      <w:r>
+        <w:rPr>
+          <w:color w:val="000000"/>
+        </w:rPr>
+        <w:t>-  To present at 17</w:t>
+      </w:r>
+      <w:r>
+        <w:rPr>
+          <w:color w:val="000000"/>
+          <w:vertAlign w:val="superscript"/>
+        </w:rPr>
+        <w:t>th</w:t>
+      </w:r>
+      <w:r>
+        <w:rPr>
+          <w:color w:val="000000"/>
+        </w:rPr>
+        <w:t xml:space="preserve"> Annual Pre-ICIS Workshop on Accounting Information Systems (SIG-ASYS 2026) </w:t>
       </w:r>
     </w:p>
     <w:p>
@@ -878,15 +812,67 @@
         <w:pStyle w:val="CVBullet"/>
         <w:spacing w:after="20"/>
         <w:ind w:left="403" w:firstLine="317"/>
-        <w:rPr>
-          <w:color w:val="000000"/>
-        </w:rPr>
-      </w:pPr>
-      <w:r>
-        <w:rPr>
-          <w:color w:val="000000"/>
-        </w:rPr>
-        <w:t>-  Presented at the Baruch-SWUFE Research Symposium, 2025.</w:t>
+      </w:pPr>
+      <w:r>
+        <w:rPr>
+          <w:color w:val="000000"/>
+        </w:rPr>
+        <w:t xml:space="preserve">-  </w:t>
+      </w:r>
+      <w:r>
+        <w:rPr>
+          <w:color w:val="000000"/>
+        </w:rPr>
+        <w:t xml:space="preserve">Under review at </w:t>
+      </w:r>
+      <w:r>
+        <w:rPr>
+          <w:i/>
+          <w:iCs/>
+          <w:color w:val="000000"/>
+        </w:rPr>
+        <w:t>Issues in Accounting Education.</w:t>
+      </w:r>
+    </w:p>
+    <w:p>
+      <w:pPr>
+        <w:pStyle w:val="CVBody"/>
+        <w:spacing w:after="20"/>
+        <w:rPr>
+          <w:color w:val="000000"/>
+        </w:rPr>
+      </w:pPr>
+    </w:p>
+    <w:p>
+      <w:pPr>
+        <w:pStyle w:val="CVBody"/>
+        <w:spacing w:after="20"/>
+        <w:ind w:left="720" w:hanging="720"/>
+      </w:pPr>
+      <w:r>
+        <w:rPr>
+          <w:color w:val="000000"/>
+        </w:rPr>
+        <w:t xml:space="preserve">[6] </w:t>
+      </w:r>
+      <w:r>
+        <w:rPr>
+          <w:color w:val="000000"/>
+        </w:rPr>
+        <w:tab/>
+      </w:r>
+      <w:r>
+        <w:rPr>
+          <w:color w:val="000000"/>
+        </w:rPr>
+        <w:t xml:space="preserve">“Scalable Data Analytics Pedagogy in Accounting: Randomized Case Studies and Automated Assessment” with </w:t>
+      </w:r>
+      <w:r>
+        <w:rPr>
+          <w:i/>
+          <w:color w:val="000000"/>
+        </w:rPr>
+        <w:t>Hagit Levy-Shalev and Carol Marquardt</w:t>
       </w:r>
     </w:p>
     <w:p>
@@ -895,210 +881,16 @@
         <w:spacing w:after="20"/>
         <w:ind w:left="403" w:firstLine="317"/>
         <w:rPr>
-          <w:color w:val="000000"/>
-        </w:rPr>
-      </w:pPr>
-      <w:r>
-        <w:rPr>
-          <w:color w:val="000000"/>
-        </w:rPr>
-        <w:t xml:space="preserve">- Under review at </w:t>
-      </w:r>
-      <w:r>
-        <w:rPr>
           <w:i/>
           <w:iCs/>
           <w:color w:val="000000"/>
         </w:rPr>
-        <w:t>Management Science</w:t>
-      </w:r>
-      <w:r>
-        <w:rPr>
-          <w:i/>
-          <w:iCs/>
-          <w:color w:val="000000"/>
-        </w:rPr>
-        <w:t>.</w:t>
-      </w:r>
-    </w:p>
-    <w:p>
-      <w:pPr>
-        <w:pStyle w:val="CVBullet"/>
-        <w:spacing w:after="20"/>
-        <w:ind w:left="403" w:hanging="259"/>
-      </w:pPr>
-    </w:p>
-    <w:p>
-      <w:pPr>
-        <w:pStyle w:val="CVBody"/>
-        <w:spacing w:after="20"/>
-        <w:ind w:left="720" w:hanging="720"/>
-        <w:rPr>
-          <w:i/>
-          <w:color w:val="000000"/>
-        </w:rPr>
-      </w:pPr>
-      <w:r>
-        <w:rPr>
-          <w:color w:val="000000"/>
-        </w:rPr>
-        <w:t xml:space="preserve">[5] </w:t>
-      </w:r>
-      <w:r>
-        <w:rPr>
-          <w:color w:val="000000"/>
-        </w:rPr>
-        <w:tab/>
-      </w:r>
-      <w:r>
-        <w:rPr>
-          <w:color w:val="000000"/>
-        </w:rPr>
-        <w:t xml:space="preserve">“Using a Sandboxed Ticketing Bot to Teach Digital Trust and IT Audit” with </w:t>
-      </w:r>
-      <w:r>
-        <w:rPr>
-          <w:i/>
-          <w:color w:val="000000"/>
-        </w:rPr>
-        <w:t xml:space="preserve">Lorraine Lee, </w:t>
-      </w:r>
-      <w:proofErr w:type="spellStart"/>
-      <w:r>
-        <w:rPr>
-          <w:i/>
-          <w:color w:val="000000"/>
-        </w:rPr>
-        <w:t>Hagit</w:t>
-      </w:r>
-      <w:proofErr w:type="spellEnd"/>
-      <w:r>
-        <w:rPr>
-          <w:i/>
-          <w:color w:val="000000"/>
-        </w:rPr>
-        <w:t xml:space="preserve"> Levy-Shalev, and Shantel Deleon</w:t>
-      </w:r>
-    </w:p>
-    <w:p>
-      <w:pPr>
-        <w:pStyle w:val="CVBody"/>
-        <w:spacing w:after="20"/>
-        <w:ind w:left="720"/>
-      </w:pPr>
-      <w:r>
-        <w:rPr>
-          <w:color w:val="000000"/>
-        </w:rPr>
-        <w:t>-  To present at 17</w:t>
-      </w:r>
-      <w:r>
-        <w:rPr>
-          <w:color w:val="000000"/>
-          <w:vertAlign w:val="superscript"/>
-        </w:rPr>
-        <w:t>th</w:t>
-      </w:r>
-      <w:r>
-        <w:rPr>
-          <w:color w:val="000000"/>
-        </w:rPr>
-        <w:t xml:space="preserve"> Annual Pre-ICIS Workshop on Accounting Information Systems (SIG-ASYS 2026) </w:t>
-      </w:r>
-    </w:p>
-    <w:p>
-      <w:pPr>
-        <w:pStyle w:val="CVBullet"/>
-        <w:spacing w:after="20"/>
-        <w:ind w:left="403" w:firstLine="317"/>
-      </w:pPr>
-      <w:r>
-        <w:rPr>
-          <w:color w:val="000000"/>
-        </w:rPr>
-        <w:t xml:space="preserve">-  </w:t>
-      </w:r>
-      <w:r>
-        <w:rPr>
-          <w:color w:val="000000"/>
-        </w:rPr>
-        <w:t xml:space="preserve">Under review at </w:t>
-      </w:r>
-      <w:r>
-        <w:rPr>
-          <w:i/>
-          <w:iCs/>
-          <w:color w:val="000000"/>
-        </w:rPr>
-        <w:t>Issues in Accounting Education.</w:t>
-      </w:r>
-    </w:p>
-    <w:p>
-      <w:pPr>
-        <w:pStyle w:val="CVBody"/>
-        <w:spacing w:after="20"/>
-        <w:rPr>
-          <w:color w:val="000000"/>
-        </w:rPr>
-      </w:pPr>
-    </w:p>
-    <w:p>
-      <w:pPr>
-        <w:pStyle w:val="CVBody"/>
-        <w:spacing w:after="20"/>
-        <w:ind w:left="720" w:hanging="720"/>
       </w:pPr>
       <w:r>
         <w:rPr>
           <w:color w:val="000000"/>
         </w:rPr>
         <w:lastRenderedPageBreak/>
-        <w:t xml:space="preserve">[6] </w:t>
-      </w:r>
-      <w:r>
-        <w:rPr>
-          <w:color w:val="000000"/>
-        </w:rPr>
-        <w:tab/>
-      </w:r>
-      <w:r>
-        <w:rPr>
-          <w:color w:val="000000"/>
-        </w:rPr>
-        <w:t xml:space="preserve">“Scalable Data Analytics Pedagogy in Accounting: Randomized Case Studies and Automated Assessment” with </w:t>
-      </w:r>
-      <w:proofErr w:type="spellStart"/>
-      <w:r>
-        <w:rPr>
-          <w:i/>
-          <w:color w:val="000000"/>
-        </w:rPr>
-        <w:t>Hagit</w:t>
-      </w:r>
-      <w:proofErr w:type="spellEnd"/>
-      <w:r>
-        <w:rPr>
-          <w:i/>
-          <w:color w:val="000000"/>
-        </w:rPr>
-        <w:t xml:space="preserve"> Levy-Shalev and Carol Marquardt</w:t>
-      </w:r>
-    </w:p>
-    <w:p>
-      <w:pPr>
-        <w:pStyle w:val="CVBullet"/>
-        <w:spacing w:after="20"/>
-        <w:ind w:left="403" w:firstLine="317"/>
-        <w:rPr>
-          <w:i/>
-          <w:iCs/>
-          <w:color w:val="000000"/>
-        </w:rPr>
-      </w:pPr>
-      <w:r>
-        <w:rPr>
-          <w:color w:val="000000"/>
-        </w:rPr>
         <w:t xml:space="preserve">-  </w:t>
       </w:r>
       <w:r>
@@ -1242,23 +1034,7 @@
           <w:b/>
           <w:color w:val="000000"/>
         </w:rPr>
-        <w:t xml:space="preserve">Baruch College - </w:t>
-      </w:r>
-      <w:proofErr w:type="spellStart"/>
-      <w:r>
-        <w:rPr>
-          <w:b/>
-          <w:color w:val="000000"/>
-        </w:rPr>
-        <w:t>Zicklin</w:t>
-      </w:r>
-      <w:proofErr w:type="spellEnd"/>
-      <w:r>
-        <w:rPr>
-          <w:b/>
-          <w:color w:val="000000"/>
-        </w:rPr>
-        <w:t xml:space="preserve"> School of Business</w:t>
+        <w:t>Baruch College - Zicklin School of Business</w:t>
       </w:r>
       <w:r>
         <w:rPr>
@@ -1313,21 +1089,7 @@
         <w:rPr>
           <w:color w:val="000000"/>
         </w:rPr>
-        <w:t xml:space="preserve">-  Recipient of the 2025/2026 </w:t>
-      </w:r>
-      <w:proofErr w:type="spellStart"/>
-      <w:r>
-        <w:rPr>
-          <w:color w:val="000000"/>
-        </w:rPr>
-        <w:t>Zicklin</w:t>
-      </w:r>
-      <w:proofErr w:type="spellEnd"/>
-      <w:r>
-        <w:rPr>
-          <w:color w:val="000000"/>
-        </w:rPr>
-        <w:t xml:space="preserve"> Dean’s Teaching Award.</w:t>
+        <w:t>-  Recipient of the 2025/2026 Zicklin Dean’s Teaching Award.</w:t>
       </w:r>
     </w:p>
     <w:p>
@@ -1394,23 +1156,7 @@
           <w:b/>
           <w:color w:val="000000"/>
         </w:rPr>
-        <w:t xml:space="preserve">Baruch College - </w:t>
-      </w:r>
-      <w:proofErr w:type="spellStart"/>
-      <w:r>
-        <w:rPr>
-          <w:b/>
-          <w:color w:val="000000"/>
-        </w:rPr>
-        <w:t>Marxe</w:t>
-      </w:r>
-      <w:proofErr w:type="spellEnd"/>
-      <w:r>
-        <w:rPr>
-          <w:b/>
-          <w:color w:val="000000"/>
-        </w:rPr>
-        <w:t xml:space="preserve"> School of Public and International Affairs</w:t>
+        <w:t>Baruch College - Marxe School of Public and International Affairs</w:t>
       </w:r>
       <w:r>
         <w:rPr>
@@ -1596,23 +1342,7 @@
           <w:color w:val="000000"/>
           <w:sz w:val="19"/>
         </w:rPr>
-        <w:t xml:space="preserve">Hawaii Accounting Research Doctoral Institute (presenter); Baruch-SWUFE Research Symposium (presenter); Baruch PhD Research Day in Finance (presenter); Baruch Finance Brownbag (presenter); Baruch-JFQA Climate Finance and Sustainability Conference; Baruch-Fordham-Rutgers </w:t>
-      </w:r>
-      <w:proofErr w:type="spellStart"/>
-      <w:r>
-        <w:rPr>
-          <w:color w:val="000000"/>
-          <w:sz w:val="19"/>
-        </w:rPr>
-        <w:t>Trischool</w:t>
-      </w:r>
-      <w:proofErr w:type="spellEnd"/>
-      <w:r>
-        <w:rPr>
-          <w:color w:val="000000"/>
-          <w:sz w:val="19"/>
-        </w:rPr>
-        <w:t xml:space="preserve"> Conference.</w:t>
+        <w:t>Hawaii Accounting Research Doctoral Institute (presenter); Baruch-SWUFE Research Symposium (presenter); Baruch PhD Research Day in Finance (presenter); Baruch Finance Brownbag (presenter); Baruch-JFQA Climate Finance and Sustainability Conference; Baruch-Fordham-Rutgers Trischool Conference.</w:t>
       </w:r>
     </w:p>
     <w:p>
@@ -1756,19 +1486,11 @@
         <w:pStyle w:val="CVBody"/>
         <w:ind w:left="101"/>
       </w:pPr>
-      <w:proofErr w:type="spellStart"/>
-      <w:r>
-        <w:rPr>
-          <w:color w:val="000000"/>
-        </w:rPr>
-        <w:t>Zicklin</w:t>
-      </w:r>
-      <w:proofErr w:type="spellEnd"/>
-      <w:r>
-        <w:rPr>
-          <w:color w:val="000000"/>
-        </w:rPr>
-        <w:t xml:space="preserve"> Dean’s Teaching Award, 2025/2026</w:t>
+      <w:r>
+        <w:rPr>
+          <w:color w:val="000000"/>
+        </w:rPr>
+        <w:t>Zicklin Dean’s Teaching Award, 2025/2026</w:t>
       </w:r>
     </w:p>
     <w:p>
@@ -1792,21 +1514,7 @@
         <w:rPr>
           <w:color w:val="000000"/>
         </w:rPr>
-        <w:t xml:space="preserve">Donald </w:t>
-      </w:r>
-      <w:proofErr w:type="spellStart"/>
-      <w:r>
-        <w:rPr>
-          <w:color w:val="000000"/>
-        </w:rPr>
-        <w:t>Vredenburgh</w:t>
-      </w:r>
-      <w:proofErr w:type="spellEnd"/>
-      <w:r>
-        <w:rPr>
-          <w:color w:val="000000"/>
-        </w:rPr>
-        <w:t xml:space="preserve"> Research Grant, 2025</w:t>
+        <w:t>Donald Vredenburgh Research Grant, 2025</w:t>
       </w:r>
     </w:p>
     <w:p>
@@ -1899,21 +1607,7 @@
         <w:rPr>
           <w:color w:val="000000"/>
         </w:rPr>
-        <w:t xml:space="preserve">-  Worked on fintech and distributed-ledger initiatives, including Project </w:t>
-      </w:r>
-      <w:proofErr w:type="spellStart"/>
-      <w:r>
-        <w:rPr>
-          <w:color w:val="000000"/>
-        </w:rPr>
-        <w:t>Ubin</w:t>
-      </w:r>
-      <w:proofErr w:type="spellEnd"/>
-      <w:r>
-        <w:rPr>
-          <w:color w:val="000000"/>
-        </w:rPr>
-        <w:t>.</w:t>
+        <w:t>-  Worked on fintech and distributed-ledger initiatives, including Project Ubin.</w:t>
       </w:r>
     </w:p>
     <w:p>
@@ -2041,21 +1735,12 @@
                 <w:color w:val="000000"/>
               </w:rPr>
             </w:pPr>
-            <w:proofErr w:type="spellStart"/>
             <w:r>
               <w:rPr>
                 <w:b/>
                 <w:color w:val="000000"/>
               </w:rPr>
-              <w:t>Hagit</w:t>
-            </w:r>
-            <w:proofErr w:type="spellEnd"/>
-            <w:r>
-              <w:rPr>
-                <w:b/>
-                <w:color w:val="000000"/>
-              </w:rPr>
-              <w:t xml:space="preserve"> Levy-Shalev</w:t>
+              <w:t>Hagit Levy-Shalev</w:t>
             </w:r>
           </w:p>
           <w:p>
@@ -2215,25 +1900,6 @@
               <w:t>Email: ayhtong@ntu.edu.sg</w:t>
             </w:r>
           </w:p>
-        </w:tc>
-      </w:tr>
-      <w:tr>
-        <w:trPr>
-          <w:gridAfter w:val="1"/>
-          <w:wAfter w:w="5083" w:type="dxa"/>
-          <w:jc w:val="center"/>
-        </w:trPr>
-        <w:tc>
-          <w:tcPr>
-            <w:tcW w:w="5083" w:type="dxa"/>
-            <w:tcMar>
-              <w:top w:w="0" w:type="dxa"/>
-              <w:left w:w="80" w:type="dxa"/>
-              <w:bottom w:w="100" w:type="dxa"/>
-              <w:right w:w="80" w:type="dxa"/>
-            </w:tcMar>
-          </w:tcPr>
-          <w:p/>
         </w:tc>
       </w:tr>
     </w:tbl>

--- a/files/cv/cv.docx
+++ b/files/cv/cv.docx
@@ -10,7 +10,7 @@
       </w:pPr>
       <w:r>
         <w:rPr>
-          <w:color w:val="000000"/>
+          <w:rFonts w:cs="Times New Roman"/>
         </w:rPr>
         <w:t>October 2026</w:t>
       </w:r>
@@ -20,14 +20,13 @@
         <w:jc w:val="center"/>
         <w:rPr>
           <w:b/>
-          <w:color w:val="000000"/>
           <w:sz w:val="33"/>
         </w:rPr>
       </w:pPr>
       <w:r>
         <w:rPr>
+          <w:rFonts w:cs="Times New Roman"/>
           <w:b/>
-          <w:color w:val="000000"/>
           <w:sz w:val="33"/>
         </w:rPr>
         <w:t>HUNTER NG</w:t>
@@ -43,8 +42,8 @@
       </w:pPr>
       <w:r>
         <w:rPr>
+          <w:rFonts w:cs="Times New Roman"/>
           <w:b/>
-          <w:color w:val="000000"/>
           <w:sz w:val="16"/>
           <w:szCs w:val="16"/>
         </w:rPr>
@@ -52,8 +51,8 @@
       </w:r>
       <w:r>
         <w:rPr>
+          <w:rFonts w:cs="Times New Roman"/>
           <w:b/>
-          <w:color w:val="000000"/>
           <w:sz w:val="16"/>
           <w:szCs w:val="16"/>
         </w:rPr>
@@ -86,17 +85,25 @@
             </w:tcMar>
           </w:tcPr>
           <w:p>
+            <w:proofErr w:type="spellStart"/>
             <w:r>
               <w:rPr>
-                <w:color w:val="000000"/>
+                <w:rFonts w:cs="Times New Roman"/>
               </w:rPr>
-              <w:t>Zicklin School of Business</w:t>
+              <w:t>Zicklin</w:t>
+            </w:r>
+            <w:proofErr w:type="spellEnd"/>
+            <w:r>
+              <w:rPr>
+                <w:rFonts w:cs="Times New Roman"/>
+              </w:rPr>
+              <w:t xml:space="preserve"> School of Business</w:t>
             </w:r>
           </w:p>
           <w:p>
             <w:r>
               <w:rPr>
-                <w:color w:val="000000"/>
+                <w:rFonts w:cs="Times New Roman"/>
               </w:rPr>
               <w:t>Baruch College, City University of New York</w:t>
             </w:r>
@@ -104,7 +111,7 @@
           <w:p>
             <w:r>
               <w:rPr>
-                <w:color w:val="000000"/>
+                <w:rFonts w:cs="Times New Roman"/>
               </w:rPr>
               <w:t>New York, NY</w:t>
             </w:r>
@@ -123,13 +130,10 @@
           <w:p>
             <w:pPr>
               <w:jc w:val="right"/>
-              <w:rPr>
-                <w:color w:val="000000"/>
-              </w:rPr>
             </w:pPr>
             <w:r>
               <w:rPr>
-                <w:color w:val="000000"/>
+                <w:rFonts w:cs="Times New Roman"/>
               </w:rPr>
               <w:t>Phone: +1 3479124738</w:t>
             </w:r>
@@ -140,14 +144,14 @@
             </w:pPr>
             <w:r>
               <w:rPr>
-                <w:color w:val="000000"/>
+                <w:rFonts w:cs="Times New Roman"/>
               </w:rPr>
               <w:t xml:space="preserve">Email: </w:t>
             </w:r>
             <w:hyperlink r:id="rId8">
               <w:r>
                 <w:rPr>
-                  <w:color w:val="000000"/>
+                  <w:rFonts w:cs="Times New Roman"/>
                   <w:u w:val="single"/>
                 </w:rPr>
                 <w:t>hunterboonhian.ng@baruch.cuny.edu</w:t>
@@ -160,14 +164,14 @@
             </w:pPr>
             <w:r>
               <w:rPr>
-                <w:color w:val="000000"/>
+                <w:rFonts w:cs="Times New Roman"/>
               </w:rPr>
               <w:t xml:space="preserve">Website: </w:t>
             </w:r>
             <w:hyperlink r:id="rId9">
               <w:r>
                 <w:rPr>
-                  <w:color w:val="000000"/>
+                  <w:rFonts w:cs="Times New Roman"/>
                   <w:u w:val="single"/>
                 </w:rPr>
                 <w:t>hunterng.com</w:t>
@@ -181,14 +185,15 @@
       <w:pPr>
         <w:pStyle w:val="CVSection"/>
         <w:keepNext/>
+        <w:keepLines/>
         <w:pBdr>
           <w:bottom w:val="single" w:sz="7" w:space="3" w:color="000000"/>
         </w:pBdr>
-        <w:spacing w:before="40" w:after="100"/>
-      </w:pPr>
-      <w:r>
-        <w:rPr>
-          <w:color w:val="000000"/>
+        <w:spacing w:before="160" w:after="100"/>
+      </w:pPr>
+      <w:r>
+        <w:rPr>
+          <w:rFonts w:cs="Times New Roman"/>
         </w:rPr>
         <w:t>EDUCATION</w:t>
       </w:r>
@@ -197,17 +202,18 @@
       <w:pPr>
         <w:pStyle w:val="CVBody"/>
         <w:keepNext/>
-      </w:pPr>
-      <w:r>
-        <w:rPr>
+        <w:keepLines/>
+      </w:pPr>
+      <w:r>
+        <w:rPr>
+          <w:rFonts w:cs="Times New Roman"/>
           <w:b/>
-          <w:color w:val="000000"/>
         </w:rPr>
         <w:t>Baruch College - City University of New York</w:t>
       </w:r>
       <w:r>
         <w:rPr>
-          <w:color w:val="000000"/>
+          <w:rFonts w:cs="Times New Roman"/>
         </w:rPr>
         <w:t>, New York, NY</w:t>
       </w:r>
@@ -215,11 +221,12 @@
     <w:p>
       <w:pPr>
         <w:pStyle w:val="CVBody"/>
-        <w:ind w:left="101"/>
-      </w:pPr>
-      <w:r>
-        <w:rPr>
-          <w:color w:val="000000"/>
+        <w:keepLines/>
+        <w:ind w:left="144"/>
+      </w:pPr>
+      <w:r>
+        <w:rPr>
+          <w:rFonts w:cs="Times New Roman"/>
         </w:rPr>
         <w:t>Ph.D. in Business Administration (Accounting), 2022-present</w:t>
       </w:r>
@@ -227,11 +234,12 @@
     <w:p>
       <w:pPr>
         <w:pStyle w:val="CVBody"/>
-        <w:ind w:left="101"/>
-      </w:pPr>
-      <w:r>
-        <w:rPr>
-          <w:color w:val="000000"/>
+        <w:keepLines/>
+        <w:ind w:left="144"/>
+      </w:pPr>
+      <w:r>
+        <w:rPr>
+          <w:rFonts w:cs="Times New Roman"/>
         </w:rPr>
         <w:t>M.B.A., 2025</w:t>
       </w:r>
@@ -240,18 +248,19 @@
       <w:pPr>
         <w:pStyle w:val="CVBody"/>
         <w:keepNext/>
+        <w:keepLines/>
         <w:spacing w:before="80"/>
       </w:pPr>
       <w:r>
         <w:rPr>
+          <w:rFonts w:cs="Times New Roman"/>
           <w:b/>
-          <w:color w:val="000000"/>
         </w:rPr>
         <w:t>Nanyang Technological University</w:t>
       </w:r>
       <w:r>
         <w:rPr>
-          <w:color w:val="000000"/>
+          <w:rFonts w:cs="Times New Roman"/>
         </w:rPr>
         <w:t>, Singapore</w:t>
       </w:r>
@@ -259,63 +268,121 @@
     <w:p>
       <w:pPr>
         <w:pStyle w:val="CVBody"/>
-        <w:ind w:left="101"/>
-      </w:pPr>
-      <w:r>
-        <w:rPr>
-          <w:color w:val="000000"/>
-        </w:rPr>
-        <w:t>Graduate Certificate in Technopreneurship and Innovation, 2020</w:t>
+        <w:keepLines/>
+        <w:ind w:left="144"/>
+      </w:pPr>
+      <w:r>
+        <w:rPr>
+          <w:rFonts w:cs="Times New Roman"/>
+        </w:rPr>
+        <w:t xml:space="preserve">Graduate Certificate in </w:t>
+      </w:r>
+      <w:proofErr w:type="spellStart"/>
+      <w:r>
+        <w:rPr>
+          <w:rFonts w:cs="Times New Roman"/>
+        </w:rPr>
+        <w:t>Technopreneurship</w:t>
+      </w:r>
+      <w:proofErr w:type="spellEnd"/>
+      <w:r>
+        <w:rPr>
+          <w:rFonts w:cs="Times New Roman"/>
+        </w:rPr>
+        <w:t xml:space="preserve"> and Innovation, 2020</w:t>
       </w:r>
     </w:p>
     <w:p>
       <w:pPr>
         <w:pStyle w:val="CVBody"/>
-        <w:ind w:left="101"/>
-      </w:pPr>
-      <w:r>
-        <w:rPr>
-          <w:color w:val="000000"/>
-        </w:rPr>
-        <w:t>B.Acc. in Accountancy (First Class Honours), 2019</w:t>
+        <w:keepLines/>
+        <w:ind w:left="144"/>
+      </w:pPr>
+      <w:proofErr w:type="spellStart"/>
+      <w:r>
+        <w:rPr>
+          <w:rFonts w:cs="Times New Roman"/>
+        </w:rPr>
+        <w:t>B.Acc</w:t>
+      </w:r>
+      <w:proofErr w:type="spellEnd"/>
+      <w:r>
+        <w:rPr>
+          <w:rFonts w:cs="Times New Roman"/>
+        </w:rPr>
+        <w:t xml:space="preserve">. in Accountancy (First Class </w:t>
+      </w:r>
+      <w:proofErr w:type="spellStart"/>
+      <w:r>
+        <w:rPr>
+          <w:rFonts w:cs="Times New Roman"/>
+        </w:rPr>
+        <w:t>Honours</w:t>
+      </w:r>
+      <w:proofErr w:type="spellEnd"/>
+      <w:r>
+        <w:rPr>
+          <w:rFonts w:cs="Times New Roman"/>
+        </w:rPr>
+        <w:t>), 2019</w:t>
       </w:r>
     </w:p>
     <w:p>
       <w:pPr>
         <w:pStyle w:val="CVBody"/>
-        <w:ind w:left="101"/>
-      </w:pPr>
-      <w:r>
-        <w:rPr>
-          <w:color w:val="000000"/>
+        <w:keepLines/>
+        <w:ind w:left="144"/>
+      </w:pPr>
+      <w:proofErr w:type="spellStart"/>
+      <w:proofErr w:type="gramStart"/>
+      <w:r>
+        <w:rPr>
+          <w:rFonts w:cs="Times New Roman"/>
         </w:rPr>
         <w:t>B.</w:t>
       </w:r>
       <w:r>
         <w:rPr>
-          <w:color w:val="000000"/>
+          <w:rFonts w:cs="Times New Roman"/>
         </w:rPr>
         <w:t>Bus</w:t>
       </w:r>
-      <w:r>
-        <w:rPr>
-          <w:color w:val="000000"/>
-        </w:rPr>
-        <w:t>. in Business Analytics (First Class Honours), 2019</w:t>
+      <w:proofErr w:type="spellEnd"/>
+      <w:proofErr w:type="gramEnd"/>
+      <w:r>
+        <w:rPr>
+          <w:rFonts w:cs="Times New Roman"/>
+        </w:rPr>
+        <w:t xml:space="preserve">. in Business Analytics (First Class </w:t>
+      </w:r>
+      <w:proofErr w:type="spellStart"/>
+      <w:r>
+        <w:rPr>
+          <w:rFonts w:cs="Times New Roman"/>
+        </w:rPr>
+        <w:t>Honours</w:t>
+      </w:r>
+      <w:proofErr w:type="spellEnd"/>
+      <w:r>
+        <w:rPr>
+          <w:rFonts w:cs="Times New Roman"/>
+        </w:rPr>
+        <w:t>), 2019</w:t>
       </w:r>
     </w:p>
     <w:p>
       <w:pPr>
         <w:pStyle w:val="CVSection"/>
         <w:keepNext/>
+        <w:keepLines/>
         <w:pBdr>
           <w:bottom w:val="single" w:sz="7" w:space="3" w:color="000000"/>
         </w:pBdr>
-        <w:spacing w:before="40" w:after="100"/>
-      </w:pPr>
-      <w:r>
-        <w:rPr>
-          <w:color w:val="000000"/>
+        <w:spacing w:before="160" w:after="100"/>
+      </w:pPr>
+      <w:r>
+        <w:rPr>
+          <w:rFonts w:cs="Times New Roman"/>
         </w:rPr>
         <w:t>RESEARCH</w:t>
       </w:r>
@@ -323,16 +390,17 @@
     <w:p>
       <w:pPr>
         <w:pStyle w:val="CVBody"/>
-        <w:spacing w:after="80"/>
+        <w:keepNext/>
+        <w:keepLines/>
+        <w:spacing w:after="60"/>
         <w:rPr>
           <w:i/>
-          <w:color w:val="000000"/>
-        </w:rPr>
-      </w:pPr>
-      <w:r>
-        <w:rPr>
+        </w:rPr>
+      </w:pPr>
+      <w:r>
+        <w:rPr>
+          <w:rFonts w:cs="Times New Roman"/>
           <w:i/>
-          <w:color w:val="000000"/>
         </w:rPr>
         <w:t xml:space="preserve">Research Interests: </w:t>
       </w:r>
@@ -340,360 +408,981 @@
     <w:p>
       <w:pPr>
         <w:pStyle w:val="CVBody"/>
+        <w:keepLines/>
         <w:spacing w:after="80"/>
       </w:pPr>
       <w:r>
         <w:rPr>
-          <w:color w:val="000000"/>
-        </w:rPr>
-        <w:t>Artificial intelligence and agentic systems; accounting information systems</w:t>
-      </w:r>
-      <w:r>
-        <w:rPr>
-          <w:color w:val="000000"/>
+          <w:rFonts w:cs="Times New Roman"/>
+        </w:rPr>
+        <w:t xml:space="preserve">applied AI in accounting; accounting </w:t>
+      </w:r>
+      <w:r>
+        <w:rPr>
+          <w:rFonts w:cs="Times New Roman"/>
+        </w:rPr>
+        <w:t xml:space="preserve">policies; </w:t>
+      </w:r>
+      <w:r>
+        <w:rPr>
+          <w:rFonts w:cs="Times New Roman"/>
+        </w:rPr>
+        <w:t xml:space="preserve">policies; </w:t>
+      </w:r>
+      <w:r>
+        <w:rPr>
+          <w:rFonts w:cs="Times New Roman"/>
+        </w:rPr>
+        <w:t xml:space="preserve">AIS; market microstructure; </w:t>
+      </w:r>
+      <w:r>
+        <w:rPr>
+          <w:rFonts w:cs="Times New Roman"/>
+        </w:rPr>
+        <w:t>prediction markets</w:t>
+      </w:r>
+      <w:r>
+        <w:rPr>
+          <w:rFonts w:cs="Times New Roman"/>
+        </w:rPr>
+        <w:t xml:space="preserve">; </w:t>
+      </w:r>
+      <w:r>
+        <w:rPr>
+          <w:rFonts w:cs="Times New Roman"/>
+        </w:rPr>
+        <w:t>digital assets</w:t>
+      </w:r>
+      <w:r>
+        <w:rPr>
+          <w:rFonts w:cs="Times New Roman"/>
         </w:rPr>
         <w:t>;</w:t>
-      </w:r>
-      <w:r>
-        <w:rPr>
-          <w:color w:val="000000"/>
-        </w:rPr>
-        <w:t xml:space="preserve"> prediction markets; </w:t>
-      </w:r>
-      <w:r>
-        <w:rPr>
-          <w:color w:val="000000"/>
-        </w:rPr>
-        <w:t xml:space="preserve">financial market manipulation ; </w:t>
-      </w:r>
-      <w:r>
-        <w:rPr>
-          <w:color w:val="000000"/>
-        </w:rPr>
-        <w:t xml:space="preserve">digital assets and distributed ledgers; </w:t>
-      </w:r>
-      <w:r>
-        <w:rPr>
-          <w:color w:val="000000"/>
-        </w:rPr>
-        <w:t xml:space="preserve">accounting education; </w:t>
       </w:r>
     </w:p>
     <w:p>
       <w:pPr>
         <w:pStyle w:val="CVSubhead"/>
         <w:keepNext/>
-        <w:spacing w:before="20" w:after="20"/>
-        <w:rPr>
-          <w:color w:val="000000"/>
-        </w:rPr>
-      </w:pPr>
+        <w:keepLines/>
+        <w:spacing w:before="80" w:after="20"/>
+      </w:pPr>
+      <w:r>
+        <w:rPr>
+          <w:rFonts w:cs="Times New Roman"/>
+          <w:b/>
+          <w:i w:val="0"/>
+        </w:rPr>
+        <w:t>Working Papers</w:t>
+      </w:r>
     </w:p>
     <w:p>
       <w:pPr>
-        <w:pStyle w:val="CVSubhead"/>
-        <w:keepNext/>
-        <w:spacing w:before="20" w:after="20"/>
-      </w:pPr>
-      <w:r>
-        <w:rPr>
-          <w:color w:val="000000"/>
-        </w:rPr>
-        <w:t>Working Papers:</w:t>
+        <w:pStyle w:val="CVPaperCategory"/>
+        <w:keepLines/>
+        <w:rPr>
+          <w:bCs/>
+          <w:i w:val="0"/>
+          <w:iCs/>
+        </w:rPr>
+      </w:pPr>
+      <w:r>
+        <w:rPr>
+          <w:rFonts w:cs="Times New Roman"/>
+        </w:rPr>
+        <w:t>Accounting</w:t>
       </w:r>
     </w:p>
     <w:p>
       <w:pPr>
         <w:pStyle w:val="CVBody"/>
+        <w:keepNext/>
+        <w:keepLines/>
+        <w:tabs>
+          <w:tab w:val="left" w:pos="720"/>
+        </w:tabs>
         <w:spacing w:after="20"/>
-        <w:rPr>
-          <w:color w:val="000000"/>
-        </w:rPr>
-      </w:pPr>
-      <w:r>
-        <w:rPr>
-          <w:color w:val="000000"/>
-        </w:rPr>
-        <w:t xml:space="preserve">[1] </w:t>
-      </w:r>
-      <w:r>
-        <w:rPr>
-          <w:color w:val="000000"/>
+        <w:ind w:left="720" w:hanging="720"/>
+      </w:pPr>
+      <w:r>
+        <w:rPr>
+          <w:rFonts w:cs="Times New Roman"/>
+        </w:rPr>
+        <w:t>[1]</w:t>
+      </w:r>
+      <w:r>
+        <w:rPr>
+          <w:rFonts w:cs="Times New Roman"/>
         </w:rPr>
         <w:tab/>
-      </w:r>
-      <w:r>
-        <w:rPr>
-          <w:color w:val="000000"/>
-        </w:rPr>
-        <w:t>“Recovering Accounting Judgment with AI: Textual and Non-Textual Experiments” (</w:t>
-      </w:r>
-      <w:r>
-        <w:rPr>
-          <w:color w:val="000000"/>
-        </w:rPr>
-        <w:t>Job Market Paper</w:t>
-      </w:r>
-      <w:r>
-        <w:rPr>
-          <w:color w:val="000000"/>
-        </w:rPr>
-        <w:t>)</w:t>
+        <w:t>“Recovering Accounting Judgment with AI: Textual and Non-Textual Experiments” (Job Market Paper)</w:t>
       </w:r>
     </w:p>
     <w:p>
       <w:pPr>
-        <w:pStyle w:val="CVBody"/>
+        <w:pStyle w:val="CVBullet"/>
+        <w:keepNext/>
+        <w:keepLines/>
         <w:spacing w:after="20"/>
-        <w:ind w:firstLine="720"/>
-        <w:rPr>
-          <w:color w:val="000000"/>
-        </w:rPr>
-      </w:pPr>
-      <w:r>
-        <w:rPr>
-          <w:color w:val="000000"/>
+        <w:ind w:left="907" w:hanging="187"/>
+      </w:pPr>
+      <w:r>
+        <w:rPr>
+          <w:rFonts w:cs="Times New Roman"/>
         </w:rPr>
         <w:t xml:space="preserve">- Committee members: </w:t>
       </w:r>
       <w:r>
         <w:rPr>
-          <w:color w:val="000000"/>
-        </w:rPr>
-        <w:t>Edward Li, Lin Peng, Michael Grossman, Hagit Levy, Diana Weng</w:t>
+          <w:rFonts w:cs="Times New Roman"/>
+        </w:rPr>
+        <w:t xml:space="preserve">Edward Li, Lin Peng, Michael Grossman, </w:t>
+      </w:r>
+      <w:proofErr w:type="spellStart"/>
+      <w:r>
+        <w:rPr>
+          <w:rFonts w:cs="Times New Roman"/>
+        </w:rPr>
+        <w:t>Hagit</w:t>
+      </w:r>
+      <w:proofErr w:type="spellEnd"/>
+      <w:r>
+        <w:rPr>
+          <w:rFonts w:cs="Times New Roman"/>
+        </w:rPr>
+        <w:t xml:space="preserve"> Levy, Diana Weng</w:t>
       </w:r>
     </w:p>
     <w:p>
       <w:pPr>
         <w:pStyle w:val="CVBody"/>
-        <w:spacing w:after="20"/>
+        <w:keepLines/>
+        <w:spacing w:after="60"/>
         <w:ind w:left="720"/>
         <w:rPr>
-          <w:color w:val="000000"/>
-        </w:rPr>
-      </w:pPr>
-      <w:r>
-        <w:rPr>
-          <w:color w:val="000000"/>
+          <w:rFonts w:cs="Times New Roman"/>
+        </w:rPr>
+      </w:pPr>
+      <w:r>
+        <w:rPr>
+          <w:rFonts w:cs="Times New Roman"/>
         </w:rPr>
         <w:t xml:space="preserve">- </w:t>
       </w:r>
       <w:r>
         <w:rPr>
+          <w:rFonts w:cs="Times New Roman"/>
           <w:b/>
-          <w:bCs/>
-          <w:color w:val="000000"/>
         </w:rPr>
         <w:t>Abstract:</w:t>
       </w:r>
       <w:r>
         <w:rPr>
-          <w:color w:val="000000"/>
-        </w:rPr>
-        <w:t xml:space="preserve"> </w:t>
-      </w:r>
-      <w:r>
-        <w:rPr>
-          <w:color w:val="000000"/>
-        </w:rPr>
-        <w:t>Prior research shows that financial-statement presentation affects how users process and weight accounting information. However, artificial intelligence (AI) may not respond to presentation in the same way as human users, even when it receives the same underlying accounting information. This paper develops an empirical approach to examine whether AI recovers established human treatment effects from experimental accounting research. Using an exhaustive sample of published standard-setting experiments in leading accounting journals from 1995 through 2025, the analysis compares AI treatment effects with reported human responses and distinguishes textual from presentation-based manipulations. AI recovers human treatment effects less consistently when the manipulation depends on financial-statement presentation than when it is conveyed primarily through text. Further tests distinguish representation, processing, and judgment explanations for this difference. The evidence is most consistent with judgment differences: AI generally identifies and processes the relevant accounting information correctly but does not give presentation the same influence on judgment as human users. These findings suggest that AI can recover the underlying accounting facts without reproducing how presentation affects human decisions, limiting its use as a proxy for financial-statement users.</w:t>
+          <w:rFonts w:cs="Times New Roman"/>
+        </w:rPr>
+        <w:t xml:space="preserve"> Prior research shows that financial-statement presentation affects how users process and weight accounting information. However, artificial intelligence (AI) may not respond to presentation in the same way as human users, even when it receives the same underlying accounting information. This paper develops an empirical approach to examine whether AI recovers established human treatment effects from experimental accounting research. Using an exhaustive sample of published standard-setting experiments in leading accounting journals from 1995 through 2025, the analysis compares AI treatment effects with reported human responses and distinguishes textual from presentation-based manipulations. AI recovers human treatment effects less consistently when the manipulation depends on financial-statement presentation than when it is conveyed primarily through text. Further tests distinguish representation, processing, and judgment explanations for this difference. The evidence is most consistent with judgment differences: AI generally identifies and processes the relevant accounting information correctly but does not give presentation the same influence on judgment as human users. These findings suggest that AI can recover the underlying accounting facts without reproducing how presentation affects human decisions, limiting its use as a proxy for financial-statement users.</w:t>
       </w:r>
     </w:p>
     <w:p>
       <w:pPr>
         <w:pStyle w:val="CVBody"/>
-        <w:spacing w:after="20"/>
-      </w:pPr>
+        <w:keepNext/>
+        <w:keepLines/>
+        <w:tabs>
+          <w:tab w:val="left" w:pos="720"/>
+        </w:tabs>
+        <w:spacing w:before="80" w:after="20"/>
+        <w:ind w:left="720" w:hanging="720"/>
+        <w:rPr>
+          <w:i/>
+        </w:rPr>
+      </w:pPr>
+      <w:r>
+        <w:rPr>
+          <w:rFonts w:cs="Times New Roman"/>
+        </w:rPr>
+        <w:t>[2]</w:t>
+      </w:r>
+      <w:r>
+        <w:rPr>
+          <w:rFonts w:cs="Times New Roman"/>
+        </w:rPr>
+        <w:tab/>
+        <w:t xml:space="preserve">“Why can’t I find a job? Enter ghost jobs” with </w:t>
+      </w:r>
+      <w:r>
+        <w:rPr>
+          <w:rFonts w:cs="Times New Roman"/>
+          <w:i/>
+        </w:rPr>
+        <w:t>Yen-</w:t>
+      </w:r>
+      <w:proofErr w:type="spellStart"/>
+      <w:r>
+        <w:rPr>
+          <w:rFonts w:cs="Times New Roman"/>
+          <w:i/>
+        </w:rPr>
+        <w:t>Hee</w:t>
+      </w:r>
+      <w:proofErr w:type="spellEnd"/>
+      <w:r>
+        <w:rPr>
+          <w:rFonts w:cs="Times New Roman"/>
+          <w:i/>
+        </w:rPr>
+        <w:t xml:space="preserve"> Tong, </w:t>
+      </w:r>
+      <w:proofErr w:type="spellStart"/>
+      <w:r>
+        <w:rPr>
+          <w:rFonts w:cs="Times New Roman"/>
+          <w:i/>
+        </w:rPr>
+        <w:t>Loujaina</w:t>
+      </w:r>
+      <w:proofErr w:type="spellEnd"/>
+      <w:r>
+        <w:rPr>
+          <w:rFonts w:cs="Times New Roman"/>
+          <w:i/>
+        </w:rPr>
+        <w:t xml:space="preserve"> </w:t>
+      </w:r>
+      <w:proofErr w:type="spellStart"/>
+      <w:r>
+        <w:rPr>
+          <w:rFonts w:cs="Times New Roman"/>
+          <w:i/>
+        </w:rPr>
+        <w:t>Abdelwahed</w:t>
+      </w:r>
+      <w:proofErr w:type="spellEnd"/>
     </w:p>
     <w:p>
       <w:pPr>
+        <w:pStyle w:val="CVBullet"/>
+        <w:keepNext/>
+        <w:keepLines/>
+        <w:spacing w:after="20"/>
+        <w:ind w:left="907" w:hanging="187"/>
+      </w:pPr>
+      <w:r>
+        <w:rPr>
+          <w:rFonts w:cs="Times New Roman"/>
+        </w:rPr>
+        <w:t xml:space="preserve">- Submitted as a term paper for a PhD class on </w:t>
+      </w:r>
+      <w:r>
+        <w:rPr>
+          <w:rFonts w:cs="Times New Roman"/>
+          <w:i/>
+          <w:iCs/>
+        </w:rPr>
+        <w:t>labor</w:t>
+      </w:r>
+      <w:r>
+        <w:rPr>
+          <w:rFonts w:cs="Times New Roman"/>
+          <w:i/>
+          <w:iCs/>
+        </w:rPr>
+        <w:t xml:space="preserve"> economics</w:t>
+      </w:r>
+      <w:r>
+        <w:rPr>
+          <w:rFonts w:cs="Times New Roman"/>
+        </w:rPr>
+        <w:t xml:space="preserve">. </w:t>
+      </w:r>
+      <w:r>
+        <w:t xml:space="preserve"> </w:t>
+      </w:r>
+      <w:hyperlink r:id="rId10">
+        <w:r>
+          <w:rPr>
+            <w:rFonts w:cs="Times New Roman"/>
+            <w:color w:val="1F4E79"/>
+            <w:u w:val="single"/>
+          </w:rPr>
+          <w:t>[</w:t>
+        </w:r>
+        <w:proofErr w:type="spellStart"/>
+        <w:r>
+          <w:rPr>
+            <w:rFonts w:cs="Times New Roman"/>
+            <w:color w:val="1F4E79"/>
+            <w:u w:val="single"/>
+          </w:rPr>
+          <w:t>arXiv</w:t>
+        </w:r>
+        <w:proofErr w:type="spellEnd"/>
+        <w:r>
+          <w:rPr>
+            <w:rFonts w:cs="Times New Roman"/>
+            <w:color w:val="1F4E79"/>
+            <w:u w:val="single"/>
+          </w:rPr>
+          <w:t>, 2024 version]</w:t>
+        </w:r>
+      </w:hyperlink>
+    </w:p>
+    <w:p>
+      <w:pPr>
         <w:pStyle w:val="CVBody"/>
+        <w:keepLines/>
+        <w:tabs>
+          <w:tab w:val="left" w:pos="720"/>
+        </w:tabs>
+        <w:spacing w:before="80" w:after="60"/>
+        <w:ind w:left="720" w:hanging="720"/>
+        <w:rPr>
+          <w:i/>
+        </w:rPr>
+      </w:pPr>
+      <w:r>
+        <w:rPr>
+          <w:rFonts w:cs="Times New Roman"/>
+        </w:rPr>
+        <w:t>[</w:t>
+      </w:r>
+      <w:r>
+        <w:rPr>
+          <w:rFonts w:cs="Times New Roman"/>
+        </w:rPr>
+        <w:t>3</w:t>
+      </w:r>
+      <w:r>
+        <w:rPr>
+          <w:rFonts w:cs="Times New Roman"/>
+        </w:rPr>
+        <w:t>]</w:t>
+      </w:r>
+      <w:r>
+        <w:rPr>
+          <w:rFonts w:cs="Times New Roman"/>
+        </w:rPr>
+        <w:tab/>
+        <w:t xml:space="preserve">“Regulation, Stock Liquidity, and International Policy Diffusion” with </w:t>
+      </w:r>
+      <w:r>
+        <w:rPr>
+          <w:rFonts w:cs="Times New Roman"/>
+          <w:i/>
+        </w:rPr>
+        <w:t xml:space="preserve">Svenja Dube and Lauren </w:t>
+      </w:r>
+      <w:proofErr w:type="spellStart"/>
+      <w:r>
+        <w:rPr>
+          <w:rFonts w:cs="Times New Roman"/>
+          <w:i/>
+        </w:rPr>
+        <w:t>Vollon</w:t>
+      </w:r>
+      <w:proofErr w:type="spellEnd"/>
+    </w:p>
+    <w:p>
+      <w:pPr>
+        <w:pStyle w:val="CVPaperCategory"/>
+        <w:keepLines/>
+        <w:rPr>
+          <w:bCs/>
+        </w:rPr>
+      </w:pPr>
+      <w:r>
+        <w:rPr>
+          <w:rFonts w:cs="Times New Roman"/>
+        </w:rPr>
+        <w:t>Digital Assets</w:t>
+      </w:r>
+    </w:p>
+    <w:p>
+      <w:pPr>
+        <w:pStyle w:val="CVBody"/>
+        <w:keepNext/>
+        <w:keepLines/>
+        <w:tabs>
+          <w:tab w:val="left" w:pos="720"/>
+        </w:tabs>
         <w:spacing w:after="20"/>
         <w:ind w:left="720" w:hanging="720"/>
       </w:pPr>
       <w:r>
         <w:rPr>
-          <w:color w:val="000000"/>
+          <w:rFonts w:cs="Times New Roman"/>
         </w:rPr>
         <w:t>[</w:t>
       </w:r>
       <w:r>
         <w:rPr>
-          <w:color w:val="000000"/>
-        </w:rPr>
-        <w:t>2</w:t>
-      </w:r>
-      <w:r>
-        <w:rPr>
-          <w:color w:val="000000"/>
-        </w:rPr>
-        <w:t xml:space="preserve">] </w:t>
-      </w:r>
-      <w:r>
-        <w:rPr>
-          <w:color w:val="000000"/>
+          <w:rFonts w:cs="Times New Roman"/>
+        </w:rPr>
+        <w:t>4</w:t>
+      </w:r>
+      <w:r>
+        <w:rPr>
+          <w:rFonts w:cs="Times New Roman"/>
+        </w:rPr>
+        <w:t>]</w:t>
+      </w:r>
+      <w:r>
+        <w:rPr>
+          <w:rFonts w:cs="Times New Roman"/>
         </w:rPr>
         <w:tab/>
-      </w:r>
-      <w:r>
-        <w:rPr>
-          <w:color w:val="000000"/>
-        </w:rPr>
-        <w:t xml:space="preserve">“Election Prediction Markets: Evidence from Polymarket, Kalshi, and Robinhood” with </w:t>
-      </w:r>
-      <w:r>
-        <w:rPr>
+        <w:t xml:space="preserve">“Price discovery and trading in modern prediction markets” with </w:t>
+      </w:r>
+      <w:r>
+        <w:rPr>
+          <w:rFonts w:cs="Times New Roman"/>
           <w:i/>
-          <w:color w:val="000000"/>
-        </w:rPr>
-        <w:t>Lin Peng, Dexin Zhou, and Yubo Tao</w:t>
+        </w:rPr>
+        <w:t xml:space="preserve">Lin Peng, </w:t>
+      </w:r>
+      <w:proofErr w:type="spellStart"/>
+      <w:r>
+        <w:rPr>
+          <w:rFonts w:cs="Times New Roman"/>
+          <w:i/>
+        </w:rPr>
+        <w:t>Dexin</w:t>
+      </w:r>
+      <w:proofErr w:type="spellEnd"/>
+      <w:r>
+        <w:rPr>
+          <w:rFonts w:cs="Times New Roman"/>
+          <w:i/>
+        </w:rPr>
+        <w:t xml:space="preserve"> Zhou, and </w:t>
+      </w:r>
+      <w:proofErr w:type="spellStart"/>
+      <w:r>
+        <w:rPr>
+          <w:rFonts w:cs="Times New Roman"/>
+          <w:i/>
+        </w:rPr>
+        <w:t>Yubo</w:t>
+      </w:r>
+      <w:proofErr w:type="spellEnd"/>
+      <w:r>
+        <w:rPr>
+          <w:rFonts w:cs="Times New Roman"/>
+          <w:i/>
+        </w:rPr>
+        <w:t xml:space="preserve"> Tao</w:t>
       </w:r>
     </w:p>
     <w:p>
       <w:pPr>
         <w:pStyle w:val="CVBullet"/>
+        <w:keepNext/>
+        <w:keepLines/>
         <w:spacing w:after="20"/>
-        <w:ind w:left="921" w:hanging="259"/>
-        <w:rPr>
-          <w:color w:val="000000"/>
-        </w:rPr>
-      </w:pPr>
-      <w:r>
-        <w:rPr>
-          <w:color w:val="000000"/>
-        </w:rPr>
-        <w:t>-  Presented at Baruch College, CUFE, PKU-NSD, Fudan University, Hong Kong Polytechnic University, University of Macau, Lancaster University, and the University of South Carolina.</w:t>
+        <w:ind w:left="907" w:hanging="187"/>
+      </w:pPr>
+      <w:r>
+        <w:rPr>
+          <w:rFonts w:cs="Times New Roman"/>
+        </w:rPr>
+        <w:t>- Presented at Baruch College, CUFE, PKU-NSD, Fudan University, Hong Kong Polytechnic University, University of Macau, Lancaster University, and the University of South Carolina.</w:t>
       </w:r>
     </w:p>
     <w:p>
       <w:pPr>
         <w:pStyle w:val="CVBullet"/>
-        <w:spacing w:after="20"/>
-        <w:ind w:left="921" w:hanging="259"/>
-        <w:rPr>
-          <w:color w:val="000000"/>
-        </w:rPr>
-      </w:pPr>
-      <w:r>
-        <w:rPr>
-          <w:color w:val="000000"/>
-        </w:rPr>
-        <w:t xml:space="preserve">- Under review at </w:t>
-      </w:r>
-      <w:r>
-        <w:rPr>
+        <w:keepLines/>
+        <w:spacing w:after="60"/>
+        <w:ind w:left="907" w:hanging="187"/>
+      </w:pPr>
+      <w:r>
+        <w:rPr>
+          <w:rFonts w:cs="Times New Roman"/>
+        </w:rPr>
+        <w:t xml:space="preserve">- </w:t>
+      </w:r>
+      <w:r>
+        <w:rPr>
+          <w:rFonts w:cs="Times New Roman"/>
+        </w:rPr>
+        <w:t>1</w:t>
+      </w:r>
+      <w:r>
+        <w:rPr>
+          <w:rFonts w:cs="Times New Roman"/>
+          <w:vertAlign w:val="superscript"/>
+        </w:rPr>
+        <w:t>st</w:t>
+      </w:r>
+      <w:r>
+        <w:rPr>
+          <w:rFonts w:cs="Times New Roman"/>
+        </w:rPr>
+        <w:t xml:space="preserve"> round revise and resubmit at</w:t>
+      </w:r>
+      <w:r>
+        <w:rPr>
+          <w:rFonts w:cs="Times New Roman"/>
+        </w:rPr>
+        <w:t xml:space="preserve"> </w:t>
+      </w:r>
+      <w:r>
+        <w:rPr>
+          <w:rFonts w:cs="Times New Roman"/>
           <w:i/>
           <w:iCs/>
-          <w:color w:val="000000"/>
         </w:rPr>
         <w:t>Journal of Financial Quantitative Analysis</w:t>
       </w:r>
+      <w:r>
+        <w:rPr>
+          <w:rFonts w:cs="Times New Roman"/>
+        </w:rPr>
+        <w:t xml:space="preserve"> </w:t>
+      </w:r>
+      <w:hyperlink r:id="rId11">
+        <w:r>
+          <w:rPr>
+            <w:rFonts w:cs="Times New Roman"/>
+            <w:color w:val="1F4E79"/>
+            <w:u w:val="single"/>
+          </w:rPr>
+          <w:t>[SSRN]</w:t>
+        </w:r>
+      </w:hyperlink>
     </w:p>
     <w:p>
       <w:pPr>
-        <w:pStyle w:val="CVBullet"/>
-        <w:spacing w:after="20"/>
-      </w:pPr>
+        <w:pStyle w:val="CVBody"/>
+        <w:keepNext/>
+        <w:keepLines/>
+        <w:tabs>
+          <w:tab w:val="left" w:pos="720"/>
+        </w:tabs>
+        <w:spacing w:before="80" w:after="20"/>
+        <w:ind w:left="720" w:hanging="720"/>
+      </w:pPr>
+      <w:r>
+        <w:rPr>
+          <w:rFonts w:cs="Times New Roman"/>
+        </w:rPr>
+        <w:t>[</w:t>
+      </w:r>
+      <w:r>
+        <w:rPr>
+          <w:rFonts w:cs="Times New Roman"/>
+        </w:rPr>
+        <w:t>5</w:t>
+      </w:r>
+      <w:r>
+        <w:rPr>
+          <w:rFonts w:cs="Times New Roman"/>
+        </w:rPr>
+        <w:t>]</w:t>
+      </w:r>
+      <w:r>
+        <w:rPr>
+          <w:rFonts w:cs="Times New Roman"/>
+        </w:rPr>
+        <w:tab/>
+        <w:t>“Outsourced Cryptocurrency Wash Trading” (solo-authored)</w:t>
+      </w:r>
     </w:p>
     <w:p>
       <w:pPr>
-        <w:pStyle w:val="CVBody"/>
+        <w:pStyle w:val="CVBullet"/>
+        <w:keepNext/>
+        <w:keepLines/>
         <w:spacing w:after="20"/>
-      </w:pPr>
-      <w:r>
-        <w:rPr>
-          <w:color w:val="000000"/>
-        </w:rPr>
-        <w:t>[</w:t>
-      </w:r>
-      <w:r>
-        <w:rPr>
-          <w:color w:val="000000"/>
-        </w:rPr>
-        <w:t>3</w:t>
-      </w:r>
-      <w:r>
-        <w:rPr>
-          <w:color w:val="000000"/>
-        </w:rPr>
-        <w:t xml:space="preserve">] </w:t>
-      </w:r>
-      <w:r>
-        <w:rPr>
-          <w:color w:val="000000"/>
-        </w:rPr>
-        <w:tab/>
-        <w:t>“</w:t>
-      </w:r>
-      <w:r>
-        <w:rPr>
-          <w:color w:val="000000"/>
-        </w:rPr>
-        <w:t>Outsourced Cryptocurrency Wash Trading</w:t>
-      </w:r>
-      <w:r>
-        <w:rPr>
-          <w:color w:val="000000"/>
-        </w:rPr>
-        <w:t>” (solo-authored)</w:t>
+        <w:ind w:left="907" w:hanging="187"/>
+      </w:pPr>
+      <w:r>
+        <w:rPr>
+          <w:rFonts w:cs="Times New Roman"/>
+        </w:rPr>
+        <w:t>- Presented at the Baruch-SWUFE Research Symposium, 2025.</w:t>
       </w:r>
     </w:p>
     <w:p>
       <w:pPr>
         <w:pStyle w:val="CVBullet"/>
-        <w:spacing w:after="20"/>
-        <w:ind w:left="403" w:firstLine="317"/>
-        <w:rPr>
-          <w:color w:val="000000"/>
-        </w:rPr>
-      </w:pPr>
-      <w:r>
-        <w:rPr>
-          <w:color w:val="000000"/>
-        </w:rPr>
-        <w:t>-  Presented at the Baruch-SWUFE Research Symposium, 2025.</w:t>
-      </w:r>
+        <w:keepLines/>
+        <w:spacing w:after="60"/>
+        <w:ind w:left="907" w:hanging="187"/>
+        <w:rPr>
+          <w:i/>
+          <w:iCs/>
+        </w:rPr>
+      </w:pPr>
+      <w:r>
+        <w:rPr>
+          <w:rFonts w:cs="Times New Roman"/>
+        </w:rPr>
+        <w:t xml:space="preserve">- Under review at </w:t>
+      </w:r>
+      <w:r>
+        <w:rPr>
+          <w:rFonts w:cs="Times New Roman"/>
+          <w:i/>
+          <w:iCs/>
+        </w:rPr>
+        <w:t>Management Science</w:t>
+      </w:r>
+      <w:r>
+        <w:t xml:space="preserve"> </w:t>
+      </w:r>
+      <w:hyperlink r:id="rId12">
+        <w:r>
+          <w:rPr>
+            <w:rFonts w:cs="Times New Roman"/>
+            <w:color w:val="1F4E79"/>
+            <w:u w:val="single"/>
+          </w:rPr>
+          <w:t>[</w:t>
+        </w:r>
+        <w:proofErr w:type="spellStart"/>
+        <w:r>
+          <w:rPr>
+            <w:rFonts w:cs="Times New Roman"/>
+            <w:color w:val="1F4E79"/>
+            <w:u w:val="single"/>
+          </w:rPr>
+          <w:t>arXiv</w:t>
+        </w:r>
+        <w:proofErr w:type="spellEnd"/>
+        <w:r>
+          <w:rPr>
+            <w:rFonts w:cs="Times New Roman"/>
+            <w:color w:val="1F4E79"/>
+            <w:u w:val="single"/>
+          </w:rPr>
+          <w:t>]</w:t>
+        </w:r>
+      </w:hyperlink>
     </w:p>
     <w:p>
       <w:pPr>
-        <w:pStyle w:val="CVBullet"/>
-        <w:spacing w:after="20"/>
-      </w:pPr>
+        <w:pStyle w:val="CVPaperCategory"/>
+        <w:keepLines/>
+        <w:rPr>
+          <w:bCs/>
+        </w:rPr>
+      </w:pPr>
+      <w:r>
+        <w:rPr>
+          <w:rFonts w:cs="Times New Roman"/>
+        </w:rPr>
+        <w:t>Education</w:t>
+      </w:r>
     </w:p>
     <w:p>
       <w:pPr>
         <w:pStyle w:val="CVBody"/>
+        <w:keepNext/>
+        <w:keepLines/>
+        <w:tabs>
+          <w:tab w:val="left" w:pos="720"/>
+        </w:tabs>
         <w:spacing w:after="20"/>
-      </w:pPr>
-      <w:r>
-        <w:rPr>
-          <w:color w:val="000000"/>
+        <w:ind w:left="720" w:hanging="720"/>
+        <w:rPr>
+          <w:i/>
+        </w:rPr>
+      </w:pPr>
+      <w:r>
+        <w:rPr>
+          <w:rFonts w:cs="Times New Roman"/>
         </w:rPr>
         <w:t>[</w:t>
       </w:r>
       <w:r>
         <w:rPr>
-          <w:color w:val="000000"/>
-        </w:rPr>
-        <w:t>4</w:t>
-      </w:r>
-      <w:r>
-        <w:rPr>
-          <w:color w:val="000000"/>
-        </w:rPr>
-        <w:t xml:space="preserve">] </w:t>
-      </w:r>
-      <w:r>
-        <w:rPr>
-          <w:color w:val="000000"/>
+          <w:rFonts w:cs="Times New Roman"/>
+        </w:rPr>
+        <w:t>6</w:t>
+      </w:r>
+      <w:r>
+        <w:rPr>
+          <w:rFonts w:cs="Times New Roman"/>
+        </w:rPr>
+        <w:t>]</w:t>
+      </w:r>
+      <w:r>
+        <w:rPr>
+          <w:rFonts w:cs="Times New Roman"/>
+        </w:rPr>
+        <w:tab/>
+        <w:t xml:space="preserve">“Using a Sandboxed Ticketing Bot to Teach Digital Trust and IT Audit” with </w:t>
+      </w:r>
+      <w:r>
+        <w:rPr>
+          <w:rFonts w:cs="Times New Roman"/>
+          <w:i/>
+        </w:rPr>
+        <w:t xml:space="preserve">Lorraine Lee, </w:t>
+      </w:r>
+      <w:proofErr w:type="spellStart"/>
+      <w:r>
+        <w:rPr>
+          <w:rFonts w:cs="Times New Roman"/>
+          <w:i/>
+        </w:rPr>
+        <w:t>Hagit</w:t>
+      </w:r>
+      <w:proofErr w:type="spellEnd"/>
+      <w:r>
+        <w:rPr>
+          <w:rFonts w:cs="Times New Roman"/>
+          <w:i/>
+        </w:rPr>
+        <w:t xml:space="preserve"> Levy-Shalev, and Shantel Deleon</w:t>
+      </w:r>
+    </w:p>
+    <w:p>
+      <w:pPr>
+        <w:pStyle w:val="CVBullet"/>
+        <w:keepNext/>
+        <w:keepLines/>
+        <w:spacing w:after="20"/>
+        <w:ind w:left="907" w:hanging="187"/>
+        <w:rPr>
+          <w:rFonts w:cs="Times New Roman"/>
+        </w:rPr>
+      </w:pPr>
+      <w:r>
+        <w:rPr>
+          <w:rFonts w:cs="Times New Roman"/>
+        </w:rPr>
+        <w:t>- To present at 17</w:t>
+      </w:r>
+      <w:r>
+        <w:rPr>
+          <w:rFonts w:cs="Times New Roman"/>
+          <w:vertAlign w:val="superscript"/>
+        </w:rPr>
+        <w:t>th</w:t>
+      </w:r>
+      <w:r>
+        <w:rPr>
+          <w:rFonts w:cs="Times New Roman"/>
+        </w:rPr>
+        <w:t xml:space="preserve"> Annual Pre-ICIS Workshop on Accounting Information Systems (SIG-ASYS 2026)</w:t>
+      </w:r>
+    </w:p>
+    <w:p>
+      <w:pPr>
+        <w:pStyle w:val="CVBullet"/>
+        <w:keepLines/>
+        <w:spacing w:after="60"/>
+        <w:ind w:left="907" w:hanging="187"/>
+        <w:rPr>
+          <w:i/>
+          <w:iCs/>
+        </w:rPr>
+      </w:pPr>
+      <w:r>
+        <w:rPr>
+          <w:rFonts w:cs="Times New Roman"/>
+        </w:rPr>
+        <w:t xml:space="preserve">- Under review at </w:t>
+      </w:r>
+      <w:r>
+        <w:rPr>
+          <w:rFonts w:cs="Times New Roman"/>
+          <w:i/>
+          <w:iCs/>
+        </w:rPr>
+        <w:t>Issues in Accounting Education</w:t>
+      </w:r>
+    </w:p>
+    <w:p>
+      <w:pPr>
+        <w:pStyle w:val="CVBody"/>
+        <w:keepNext/>
+        <w:keepLines/>
+        <w:tabs>
+          <w:tab w:val="left" w:pos="720"/>
+        </w:tabs>
+        <w:spacing w:before="80" w:after="20"/>
+        <w:ind w:left="720" w:hanging="720"/>
+      </w:pPr>
+      <w:r>
+        <w:rPr>
+          <w:rFonts w:cs="Times New Roman"/>
+        </w:rPr>
+        <w:lastRenderedPageBreak/>
+        <w:t>[</w:t>
+      </w:r>
+      <w:r>
+        <w:rPr>
+          <w:rFonts w:cs="Times New Roman"/>
+        </w:rPr>
+        <w:t>7</w:t>
+      </w:r>
+      <w:r>
+        <w:rPr>
+          <w:rFonts w:cs="Times New Roman"/>
+        </w:rPr>
+        <w:t>]</w:t>
+      </w:r>
+      <w:r>
+        <w:rPr>
+          <w:rFonts w:cs="Times New Roman"/>
+        </w:rPr>
+        <w:tab/>
+        <w:t xml:space="preserve">“Scalable Data Analytics Pedagogy in Accounting: Randomized Case Studies and Automated Assessment” with </w:t>
+      </w:r>
+      <w:proofErr w:type="spellStart"/>
+      <w:r>
+        <w:rPr>
+          <w:rFonts w:cs="Times New Roman"/>
+          <w:i/>
+        </w:rPr>
+        <w:t>Hagit</w:t>
+      </w:r>
+      <w:proofErr w:type="spellEnd"/>
+      <w:r>
+        <w:rPr>
+          <w:rFonts w:cs="Times New Roman"/>
+          <w:i/>
+        </w:rPr>
+        <w:t xml:space="preserve"> Levy-Shalev and Carol Marquardt</w:t>
+      </w:r>
+    </w:p>
+    <w:p>
+      <w:pPr>
+        <w:pStyle w:val="CVBullet"/>
+        <w:keepLines/>
+        <w:spacing w:after="60"/>
+        <w:ind w:left="907" w:hanging="187"/>
+        <w:rPr>
+          <w:i/>
+          <w:iCs/>
+        </w:rPr>
+      </w:pPr>
+      <w:r>
+        <w:rPr>
+          <w:rFonts w:cs="Times New Roman"/>
+        </w:rPr>
+        <w:t xml:space="preserve">- </w:t>
+      </w:r>
+      <w:r>
+        <w:rPr>
+          <w:rFonts w:cs="Times New Roman"/>
+        </w:rPr>
+        <w:t xml:space="preserve">Under review at </w:t>
+      </w:r>
+      <w:r>
+        <w:rPr>
+          <w:rFonts w:cs="Times New Roman"/>
+          <w:i/>
+          <w:iCs/>
+        </w:rPr>
+        <w:t>Journal of Accounting Education</w:t>
+      </w:r>
+    </w:p>
+    <w:p>
+      <w:pPr>
+        <w:pStyle w:val="CVBody"/>
+        <w:keepNext/>
+        <w:keepLines/>
+        <w:tabs>
+          <w:tab w:val="left" w:pos="720"/>
+        </w:tabs>
+        <w:spacing w:before="80" w:after="20"/>
+        <w:ind w:left="720" w:hanging="720"/>
+      </w:pPr>
+      <w:r>
+        <w:rPr>
+          <w:rFonts w:cs="Times New Roman"/>
+        </w:rPr>
+        <w:t>[</w:t>
+      </w:r>
+      <w:r>
+        <w:rPr>
+          <w:rFonts w:cs="Times New Roman"/>
+        </w:rPr>
+        <w:t>8</w:t>
+      </w:r>
+      <w:r>
+        <w:rPr>
+          <w:rFonts w:cs="Times New Roman"/>
+        </w:rPr>
+        <w:t>]</w:t>
+      </w:r>
+      <w:r>
+        <w:rPr>
+          <w:rFonts w:cs="Times New Roman"/>
+        </w:rPr>
+        <w:tab/>
+        <w:t>“Do Assessment Rubrics Improve Large Language Model Performance?”</w:t>
+      </w:r>
+      <w:hyperlink r:id="rId13">
+        <w:r>
+          <w:rPr>
+            <w:rFonts w:cs="Times New Roman"/>
+            <w:color w:val="1F4E79"/>
+            <w:u w:val="single"/>
+          </w:rPr>
+          <w:t>[SSRN]</w:t>
+        </w:r>
+      </w:hyperlink>
+    </w:p>
+    <w:p>
+      <w:pPr>
+        <w:pStyle w:val="CVPaperCategory"/>
+        <w:keepLines/>
+        <w:rPr>
+          <w:bCs/>
+        </w:rPr>
+      </w:pPr>
+      <w:r>
+        <w:rPr>
+          <w:rFonts w:cs="Times New Roman"/>
+        </w:rPr>
+        <w:t>Others</w:t>
+      </w:r>
+    </w:p>
+    <w:p>
+      <w:pPr>
+        <w:pStyle w:val="CVBody"/>
+        <w:keepNext/>
+        <w:keepLines/>
+        <w:tabs>
+          <w:tab w:val="left" w:pos="720"/>
+        </w:tabs>
+        <w:spacing w:before="80" w:after="20"/>
+        <w:ind w:left="720" w:hanging="720"/>
+      </w:pPr>
+      <w:r>
+        <w:rPr>
+          <w:rFonts w:cs="Times New Roman"/>
+        </w:rPr>
+        <w:t>[</w:t>
+      </w:r>
+      <w:r>
+        <w:rPr>
+          <w:rFonts w:cs="Times New Roman"/>
+        </w:rPr>
+        <w:t>9</w:t>
+      </w:r>
+      <w:r>
+        <w:rPr>
+          <w:rFonts w:cs="Times New Roman"/>
+        </w:rPr>
+        <w:t>]</w:t>
+      </w:r>
+      <w:r>
+        <w:rPr>
+          <w:rFonts w:cs="Times New Roman"/>
         </w:rPr>
         <w:tab/>
         <w:t xml:space="preserve">“Information or Institution? AI’s Role in Expert Testimony” with </w:t>
       </w:r>
       <w:r>
         <w:rPr>
+          <w:rFonts w:cs="Times New Roman"/>
           <w:i/>
-          <w:color w:val="000000"/>
         </w:rPr>
         <w:t>Shou-Ming Chang</w:t>
       </w:r>
@@ -701,1004 +1390,1050 @@
     <w:p>
       <w:pPr>
         <w:pStyle w:val="CVBullet"/>
+        <w:keepNext/>
+        <w:keepLines/>
         <w:spacing w:after="20"/>
-        <w:ind w:left="403" w:firstLine="317"/>
-        <w:rPr>
-          <w:color w:val="000000"/>
-        </w:rPr>
-      </w:pPr>
-      <w:r>
-        <w:rPr>
-          <w:color w:val="000000"/>
-        </w:rPr>
-        <w:t>-  Presented at the Sovereign AI Workshop (HCOMP 2026) and the CUNY Graduate Center, 2026.</w:t>
+        <w:ind w:left="907" w:hanging="187"/>
+      </w:pPr>
+      <w:r>
+        <w:rPr>
+          <w:rFonts w:cs="Times New Roman"/>
+        </w:rPr>
+        <w:t>- Presented at the Sovereign AI Workshop (HCOMP 2026) and the CUNY Graduate Center, 2026.</w:t>
       </w:r>
     </w:p>
     <w:p>
       <w:pPr>
         <w:pStyle w:val="CVBullet"/>
-        <w:spacing w:after="20"/>
-        <w:ind w:left="921" w:hanging="259"/>
-        <w:rPr>
-          <w:color w:val="000000"/>
-        </w:rPr>
-      </w:pPr>
-      <w:r>
-        <w:rPr>
-          <w:color w:val="000000"/>
-        </w:rPr>
-        <w:t xml:space="preserve">- Under review at </w:t>
-      </w:r>
-      <w:r>
-        <w:rPr>
+        <w:keepLines/>
+        <w:spacing w:after="60"/>
+        <w:ind w:left="907" w:hanging="187"/>
+        <w:rPr>
+          <w:rFonts w:cs="Times New Roman"/>
           <w:i/>
           <w:iCs/>
-          <w:color w:val="000000"/>
+        </w:rPr>
+      </w:pPr>
+      <w:r>
+        <w:rPr>
+          <w:rFonts w:cs="Times New Roman"/>
+        </w:rPr>
+        <w:t xml:space="preserve">- Under review at </w:t>
+      </w:r>
+      <w:r>
+        <w:rPr>
+          <w:rFonts w:cs="Times New Roman"/>
+          <w:i/>
+          <w:iCs/>
         </w:rPr>
         <w:t>Journal of Law and Economics</w:t>
       </w:r>
     </w:p>
     <w:p>
       <w:pPr>
-        <w:pStyle w:val="CVBullet"/>
-        <w:spacing w:after="20"/>
-        <w:ind w:left="403" w:hanging="259"/>
-      </w:pPr>
+        <w:pStyle w:val="CVBody"/>
+        <w:keepNext/>
+        <w:keepLines/>
+        <w:tabs>
+          <w:tab w:val="left" w:pos="720"/>
+        </w:tabs>
+        <w:spacing w:before="80" w:after="20"/>
+        <w:ind w:left="720" w:hanging="720"/>
+        <w:rPr>
+          <w:i/>
+          <w:iCs/>
+        </w:rPr>
+      </w:pPr>
+      <w:r>
+        <w:rPr>
+          <w:rFonts w:cs="Times New Roman"/>
+        </w:rPr>
+        <w:t>[1</w:t>
+      </w:r>
+      <w:r>
+        <w:rPr>
+          <w:rFonts w:cs="Times New Roman"/>
+        </w:rPr>
+        <w:t>0</w:t>
+      </w:r>
+      <w:r>
+        <w:rPr>
+          <w:rFonts w:cs="Times New Roman"/>
+        </w:rPr>
+        <w:t>]</w:t>
+      </w:r>
+      <w:r>
+        <w:rPr>
+          <w:rFonts w:cs="Times New Roman"/>
+        </w:rPr>
+        <w:tab/>
+        <w:t xml:space="preserve">“When Can Facial Movement Measurements Be Trusted Across Vision Pipelines? Evidence from FOMC Press Conferences” with </w:t>
+      </w:r>
+      <w:proofErr w:type="spellStart"/>
+      <w:r>
+        <w:rPr>
+          <w:rFonts w:cs="Times New Roman"/>
+          <w:i/>
+        </w:rPr>
+        <w:t>Lun</w:t>
+      </w:r>
+      <w:proofErr w:type="spellEnd"/>
+      <w:r>
+        <w:rPr>
+          <w:rFonts w:cs="Times New Roman"/>
+          <w:i/>
+        </w:rPr>
+        <w:t xml:space="preserve">-Wei Ku and </w:t>
+      </w:r>
+      <w:proofErr w:type="spellStart"/>
+      <w:r>
+        <w:rPr>
+          <w:rFonts w:cs="Times New Roman"/>
+          <w:i/>
+        </w:rPr>
+        <w:t>Seungho</w:t>
+      </w:r>
+      <w:proofErr w:type="spellEnd"/>
+      <w:r>
+        <w:rPr>
+          <w:rFonts w:cs="Times New Roman"/>
+          <w:i/>
+        </w:rPr>
+        <w:t xml:space="preserve"> </w:t>
+      </w:r>
+      <w:proofErr w:type="spellStart"/>
+      <w:r>
+        <w:rPr>
+          <w:rFonts w:cs="Times New Roman"/>
+          <w:i/>
+        </w:rPr>
+        <w:t>Baek</w:t>
+      </w:r>
+      <w:proofErr w:type="spellEnd"/>
     </w:p>
     <w:p>
       <w:pPr>
-        <w:pStyle w:val="CVBody"/>
-        <w:spacing w:after="20"/>
-        <w:ind w:left="720" w:hanging="720"/>
-        <w:rPr>
-          <w:i/>
-          <w:color w:val="000000"/>
-        </w:rPr>
-      </w:pPr>
-      <w:r>
-        <w:rPr>
-          <w:color w:val="000000"/>
-        </w:rPr>
-        <w:t xml:space="preserve">[5] </w:t>
-      </w:r>
-      <w:r>
-        <w:rPr>
-          <w:color w:val="000000"/>
-        </w:rPr>
-        <w:tab/>
-      </w:r>
-      <w:r>
-        <w:rPr>
-          <w:color w:val="000000"/>
-        </w:rPr>
-        <w:t xml:space="preserve">“Using a Sandboxed Ticketing Bot to Teach Digital Trust and IT Audit” with </w:t>
-      </w:r>
-      <w:r>
-        <w:rPr>
-          <w:i/>
-          <w:color w:val="000000"/>
-        </w:rPr>
-        <w:t>Lorraine Lee, Hagit Levy-Shalev, and Shantel Deleon</w:t>
+        <w:pStyle w:val="CVBullet"/>
+        <w:keepLines/>
+        <w:spacing w:after="60"/>
+        <w:ind w:left="907" w:hanging="187"/>
+        <w:rPr>
+          <w:rFonts w:cs="Times New Roman"/>
+        </w:rPr>
+      </w:pPr>
+      <w:r>
+        <w:rPr>
+          <w:rFonts w:cs="Times New Roman"/>
+        </w:rPr>
+        <w:t xml:space="preserve">- Invited to the SIGNAL Workshop at </w:t>
+      </w:r>
+      <w:r>
+        <w:t>Winter Conference on Applications of Computer Vision (WACV)</w:t>
+      </w:r>
+      <w:r>
+        <w:rPr>
+          <w:rFonts w:cs="Times New Roman"/>
+        </w:rPr>
+        <w:t xml:space="preserve"> 2027.</w:t>
       </w:r>
     </w:p>
     <w:p>
       <w:pPr>
-        <w:pStyle w:val="CVBody"/>
-        <w:spacing w:after="20"/>
-        <w:ind w:left="720"/>
-      </w:pPr>
-      <w:r>
-        <w:rPr>
-          <w:color w:val="000000"/>
-        </w:rPr>
-        <w:t>-  To present at 17</w:t>
-      </w:r>
-      <w:r>
-        <w:rPr>
-          <w:color w:val="000000"/>
-          <w:vertAlign w:val="superscript"/>
-        </w:rPr>
-        <w:t>th</w:t>
-      </w:r>
-      <w:r>
-        <w:rPr>
-          <w:color w:val="000000"/>
-        </w:rPr>
-        <w:t xml:space="preserve"> Annual Pre-ICIS Workshop on Accounting Information Systems (SIG-ASYS 2026) </w:t>
+        <w:pStyle w:val="CVPaperCategory"/>
+        <w:keepLines/>
+      </w:pPr>
+      <w:r>
+        <w:rPr>
+          <w:rFonts w:cs="Times New Roman"/>
+        </w:rPr>
+        <w:t>Publication</w:t>
       </w:r>
     </w:p>
     <w:p>
       <w:pPr>
-        <w:pStyle w:val="CVBullet"/>
+        <w:pStyle w:val="CVBody"/>
+        <w:keepNext/>
+        <w:keepLines/>
         <w:spacing w:after="20"/>
-        <w:ind w:left="403" w:firstLine="317"/>
-      </w:pPr>
-      <w:r>
-        <w:rPr>
-          <w:color w:val="000000"/>
-        </w:rPr>
-        <w:t xml:space="preserve">-  </w:t>
-      </w:r>
-      <w:r>
-        <w:rPr>
-          <w:color w:val="000000"/>
-        </w:rPr>
-        <w:t xml:space="preserve">Under review at </w:t>
-      </w:r>
-      <w:r>
-        <w:rPr>
+      </w:pPr>
+      <w:r>
+        <w:rPr>
+          <w:rFonts w:cs="Times New Roman"/>
+        </w:rPr>
+        <w:t xml:space="preserve">Ng, Hunter. “Legitimacy and the Fluid Singaporean Welfare State.” </w:t>
+      </w:r>
+      <w:r>
+        <w:rPr>
+          <w:rFonts w:cs="Times New Roman"/>
+          <w:i/>
+        </w:rPr>
+        <w:t>Sociology Compass</w:t>
+      </w:r>
+      <w:r>
+        <w:rPr>
+          <w:rFonts w:cs="Times New Roman"/>
+        </w:rPr>
+        <w:t xml:space="preserve">, 20(5), 2026, e70197. </w:t>
+      </w:r>
+      <w:hyperlink r:id="rId14">
+        <w:r>
+          <w:rPr>
+            <w:rFonts w:cs="Times New Roman"/>
+            <w:color w:val="1F4E79"/>
+            <w:sz w:val="19"/>
+            <w:u w:val="single"/>
+          </w:rPr>
+          <w:t>[SSRN]</w:t>
+        </w:r>
+      </w:hyperlink>
+    </w:p>
+    <w:p>
+      <w:pPr>
+        <w:pStyle w:val="CVBody"/>
+        <w:keepNext/>
+        <w:keepLines/>
+        <w:spacing w:after="20"/>
+        <w:ind w:left="907" w:hanging="187"/>
+      </w:pPr>
+      <w:r>
+        <w:rPr>
+          <w:rFonts w:cs="Times New Roman"/>
+          <w:sz w:val="19"/>
+        </w:rPr>
+        <w:t>- a SSCI-indexed, JCR Q1 journal in Sociology (top 25% of journals in Sociology).</w:t>
+      </w:r>
+    </w:p>
+    <w:p>
+      <w:pPr>
+        <w:pStyle w:val="CVBody"/>
+        <w:keepLines/>
+        <w:spacing w:after="60"/>
+        <w:ind w:left="907" w:hanging="187"/>
+      </w:pPr>
+      <w:r>
+        <w:rPr>
+          <w:rFonts w:cs="Times New Roman"/>
+          <w:sz w:val="19"/>
+        </w:rPr>
+        <w:t xml:space="preserve">- Submitted as a term paper for a PhD class on </w:t>
+      </w:r>
+      <w:r>
+        <w:rPr>
+          <w:rFonts w:cs="Times New Roman"/>
           <w:i/>
           <w:iCs/>
-          <w:color w:val="000000"/>
-        </w:rPr>
-        <w:t>Issues in Accounting Education.</w:t>
+          <w:sz w:val="19"/>
+        </w:rPr>
+        <w:t>welfare economics</w:t>
+      </w:r>
+      <w:r>
+        <w:rPr>
+          <w:rFonts w:cs="Times New Roman"/>
+          <w:sz w:val="19"/>
+        </w:rPr>
+        <w:t>.</w:t>
       </w:r>
     </w:p>
     <w:p>
       <w:pPr>
-        <w:pStyle w:val="CVBody"/>
-        <w:spacing w:after="20"/>
-        <w:rPr>
-          <w:color w:val="000000"/>
-        </w:rPr>
-      </w:pPr>
-    </w:p>
-    <w:p>
-      <w:pPr>
-        <w:pStyle w:val="CVBody"/>
-        <w:spacing w:after="20"/>
-        <w:ind w:left="720" w:hanging="720"/>
-      </w:pPr>
-      <w:r>
-        <w:rPr>
-          <w:color w:val="000000"/>
-        </w:rPr>
-        <w:t xml:space="preserve">[6] </w:t>
-      </w:r>
-      <w:r>
-        <w:rPr>
-          <w:color w:val="000000"/>
-        </w:rPr>
-        <w:tab/>
-      </w:r>
-      <w:r>
-        <w:rPr>
-          <w:color w:val="000000"/>
-        </w:rPr>
-        <w:t xml:space="preserve">“Scalable Data Analytics Pedagogy in Accounting: Randomized Case Studies and Automated Assessment” with </w:t>
-      </w:r>
-      <w:r>
-        <w:rPr>
-          <w:i/>
-          <w:color w:val="000000"/>
-        </w:rPr>
-        <w:t>Hagit Levy-Shalev and Carol Marquardt</w:t>
-      </w:r>
-    </w:p>
-    <w:p>
-      <w:pPr>
-        <w:pStyle w:val="CVBullet"/>
-        <w:spacing w:after="20"/>
-        <w:ind w:left="403" w:firstLine="317"/>
-        <w:rPr>
-          <w:i/>
-          <w:iCs/>
-          <w:color w:val="000000"/>
-        </w:rPr>
-      </w:pPr>
-      <w:r>
-        <w:rPr>
-          <w:color w:val="000000"/>
-        </w:rPr>
-        <w:lastRenderedPageBreak/>
-        <w:t xml:space="preserve">-  </w:t>
-      </w:r>
-      <w:r>
-        <w:rPr>
-          <w:color w:val="000000"/>
-        </w:rPr>
-        <w:t xml:space="preserve">Under review at </w:t>
-      </w:r>
-      <w:r>
-        <w:rPr>
-          <w:i/>
-          <w:iCs/>
-          <w:color w:val="000000"/>
-        </w:rPr>
-        <w:t>Journal of Accounting Education</w:t>
-      </w:r>
-    </w:p>
-    <w:p>
-      <w:pPr>
-        <w:pStyle w:val="CVBullet"/>
-        <w:spacing w:after="20"/>
-        <w:ind w:left="403" w:firstLine="317"/>
-        <w:rPr>
-          <w:i/>
-          <w:iCs/>
-          <w:color w:val="000000"/>
-        </w:rPr>
-      </w:pPr>
-    </w:p>
-    <w:p>
-      <w:pPr>
-        <w:pStyle w:val="CVSubhead"/>
-        <w:keepNext/>
-        <w:spacing w:before="40" w:after="20"/>
-      </w:pPr>
-      <w:r>
-        <w:rPr>
-          <w:color w:val="000000"/>
-        </w:rPr>
-        <w:t>Publication:</w:t>
-      </w:r>
-    </w:p>
-    <w:p>
-      <w:pPr>
-        <w:pStyle w:val="CVBody"/>
-        <w:ind w:left="101"/>
-        <w:rPr>
-          <w:color w:val="000000"/>
-        </w:rPr>
-      </w:pPr>
-      <w:r>
-        <w:rPr>
-          <w:color w:val="000000"/>
-        </w:rPr>
-        <w:t xml:space="preserve">Ng, Hunter. “Legitimacy and the Fluid Singaporean Welfare State.” </w:t>
-      </w:r>
-      <w:r>
-        <w:rPr>
-          <w:i/>
-          <w:color w:val="000000"/>
-        </w:rPr>
-        <w:t>Sociology Compass</w:t>
-      </w:r>
-      <w:r>
-        <w:rPr>
-          <w:color w:val="000000"/>
-        </w:rPr>
-        <w:t>, 20(5), 2026, e70197.</w:t>
-      </w:r>
-    </w:p>
-    <w:p>
-      <w:pPr>
-        <w:pStyle w:val="CVBody"/>
-        <w:numPr>
-          <w:ilvl w:val="0"/>
-          <w:numId w:val="10"/>
-        </w:numPr>
-      </w:pPr>
-      <w:r>
-        <w:t>a SSCI-indexed, JCR Q1 journal in Sociology (top 25% of journals in Sociology).</w:t>
-      </w:r>
-    </w:p>
-    <w:p>
-      <w:pPr>
-        <w:pStyle w:val="CVBody"/>
-        <w:numPr>
-          <w:ilvl w:val="0"/>
-          <w:numId w:val="10"/>
-        </w:numPr>
-      </w:pPr>
-      <w:r>
-        <w:t xml:space="preserve">Submitted as a term paper for a PhD class on </w:t>
-      </w:r>
-      <w:r>
-        <w:rPr>
-          <w:i/>
-          <w:iCs/>
-        </w:rPr>
-        <w:t>welfare economics</w:t>
-      </w:r>
-      <w:r>
-        <w:t>.</w:t>
-      </w:r>
-    </w:p>
-    <w:p>
-      <w:pPr>
         <w:pStyle w:val="CVSection"/>
         <w:keepNext/>
+        <w:keepLines/>
         <w:pBdr>
           <w:bottom w:val="single" w:sz="7" w:space="3" w:color="000000"/>
         </w:pBdr>
-        <w:spacing w:before="40" w:after="100"/>
-        <w:rPr>
-          <w:color w:val="000000"/>
-        </w:rPr>
-      </w:pPr>
+        <w:spacing w:before="160" w:after="100"/>
+      </w:pPr>
+      <w:r>
+        <w:rPr>
+          <w:rFonts w:cs="Times New Roman"/>
+        </w:rPr>
+        <w:t>TEACHING</w:t>
+      </w:r>
     </w:p>
     <w:p>
       <w:pPr>
+        <w:pStyle w:val="CVBody"/>
+        <w:keepNext/>
+        <w:keepLines/>
+      </w:pPr>
+      <w:r>
+        <w:rPr>
+          <w:rFonts w:cs="Times New Roman"/>
+          <w:b/>
+        </w:rPr>
+        <w:t xml:space="preserve">Baruch College - </w:t>
+      </w:r>
+      <w:proofErr w:type="spellStart"/>
+      <w:r>
+        <w:rPr>
+          <w:rFonts w:cs="Times New Roman"/>
+          <w:b/>
+        </w:rPr>
+        <w:t>Zicklin</w:t>
+      </w:r>
+      <w:proofErr w:type="spellEnd"/>
+      <w:r>
+        <w:rPr>
+          <w:rFonts w:cs="Times New Roman"/>
+          <w:b/>
+        </w:rPr>
+        <w:t xml:space="preserve"> School of Business</w:t>
+      </w:r>
+      <w:r>
+        <w:rPr>
+          <w:rFonts w:cs="Times New Roman"/>
+        </w:rPr>
+        <w:t>, New York, NY</w:t>
+      </w:r>
+    </w:p>
+    <w:p>
+      <w:pPr>
+        <w:pStyle w:val="CVItalic"/>
+        <w:keepNext/>
+        <w:keepLines/>
+        <w:spacing w:after="20"/>
+      </w:pPr>
+      <w:r>
+        <w:rPr>
+          <w:rFonts w:cs="Times New Roman"/>
+        </w:rPr>
+        <w:t>Instructor, 2024-2026</w:t>
+      </w:r>
+    </w:p>
+    <w:p>
+      <w:pPr>
+        <w:pStyle w:val="CVBullet"/>
+        <w:keepLines/>
+        <w:spacing w:after="40"/>
+        <w:ind w:left="605" w:hanging="202"/>
+      </w:pPr>
+      <w:r>
+        <w:rPr>
+          <w:rFonts w:cs="Times New Roman"/>
+        </w:rPr>
+        <w:t>- Accounting Information Systems and Data Analytics (6x): Summer 2024, Fall 2024, Fall 2025, Spring 2026, Summer 2026, Fall 2026.</w:t>
+      </w:r>
+    </w:p>
+    <w:p>
+      <w:pPr>
+        <w:pStyle w:val="CVBullet"/>
+        <w:keepLines/>
+        <w:spacing w:after="40"/>
+        <w:ind w:left="605" w:hanging="202"/>
+      </w:pPr>
+      <w:r>
+        <w:rPr>
+          <w:rFonts w:cs="Times New Roman"/>
+        </w:rPr>
+        <w:t>- Cost Accounting (1x): Spring 2025.</w:t>
+      </w:r>
+    </w:p>
+    <w:p>
+      <w:pPr>
+        <w:pStyle w:val="CVBullet"/>
+        <w:keepLines/>
+        <w:spacing w:after="40"/>
+        <w:ind w:left="605" w:hanging="202"/>
+      </w:pPr>
+      <w:r>
+        <w:rPr>
+          <w:rFonts w:cs="Times New Roman"/>
+        </w:rPr>
+        <w:t xml:space="preserve">- Recipient of the 2025/2026 </w:t>
+      </w:r>
+      <w:proofErr w:type="spellStart"/>
+      <w:r>
+        <w:rPr>
+          <w:rFonts w:cs="Times New Roman"/>
+        </w:rPr>
+        <w:t>Zicklin</w:t>
+      </w:r>
+      <w:proofErr w:type="spellEnd"/>
+      <w:r>
+        <w:rPr>
+          <w:rFonts w:cs="Times New Roman"/>
+        </w:rPr>
+        <w:t xml:space="preserve"> Dean’s Teaching Award.</w:t>
+      </w:r>
+    </w:p>
+    <w:p>
+      <w:pPr>
+        <w:pStyle w:val="CVItalic"/>
+        <w:keepNext/>
+        <w:keepLines/>
+        <w:spacing w:before="40" w:after="20"/>
+      </w:pPr>
+      <w:r>
+        <w:rPr>
+          <w:rFonts w:cs="Times New Roman"/>
+        </w:rPr>
+        <w:t>Teaching Assistant, 2023-2024</w:t>
+      </w:r>
+    </w:p>
+    <w:p>
+      <w:pPr>
+        <w:pStyle w:val="CVBullet"/>
+        <w:keepLines/>
+        <w:spacing w:after="40"/>
+        <w:ind w:left="605" w:hanging="202"/>
+      </w:pPr>
+      <w:r>
+        <w:rPr>
+          <w:rFonts w:cs="Times New Roman"/>
+        </w:rPr>
+        <w:t>- Accounting Information Systems and Data Analytics; Cost Accounting; Financial Accounting I.</w:t>
+      </w:r>
+    </w:p>
+    <w:p>
+      <w:pPr>
+        <w:pStyle w:val="CVItalic"/>
+        <w:keepNext/>
+        <w:keepLines/>
+        <w:spacing w:before="40" w:after="20"/>
+      </w:pPr>
+      <w:r>
+        <w:rPr>
+          <w:rFonts w:cs="Times New Roman"/>
+        </w:rPr>
+        <w:t>IT Fellow, 2026-2027</w:t>
+      </w:r>
+    </w:p>
+    <w:p>
+      <w:pPr>
+        <w:pStyle w:val="CVBullet"/>
+        <w:keepLines/>
+        <w:spacing w:after="40"/>
+        <w:ind w:left="605" w:hanging="202"/>
+      </w:pPr>
+      <w:r>
+        <w:rPr>
+          <w:rFonts w:cs="Times New Roman"/>
+        </w:rPr>
+        <w:t>- Support standardized Excel assignments and related IT administration for Baruch College students.</w:t>
+      </w:r>
+    </w:p>
+    <w:p>
+      <w:pPr>
+        <w:pStyle w:val="CVBody"/>
+        <w:keepNext/>
+        <w:keepLines/>
+        <w:spacing w:before="80"/>
+      </w:pPr>
+      <w:r>
+        <w:rPr>
+          <w:rFonts w:cs="Times New Roman"/>
+          <w:b/>
+        </w:rPr>
+        <w:t xml:space="preserve">Baruch College - </w:t>
+      </w:r>
+      <w:proofErr w:type="spellStart"/>
+      <w:r>
+        <w:rPr>
+          <w:rFonts w:cs="Times New Roman"/>
+          <w:b/>
+        </w:rPr>
+        <w:t>Marxe</w:t>
+      </w:r>
+      <w:proofErr w:type="spellEnd"/>
+      <w:r>
+        <w:rPr>
+          <w:rFonts w:cs="Times New Roman"/>
+          <w:b/>
+        </w:rPr>
+        <w:t xml:space="preserve"> School of Public and International Affairs</w:t>
+      </w:r>
+      <w:r>
+        <w:rPr>
+          <w:rFonts w:cs="Times New Roman"/>
+        </w:rPr>
+        <w:t>, New York, NY</w:t>
+      </w:r>
+    </w:p>
+    <w:p>
+      <w:pPr>
+        <w:pStyle w:val="CVItalic"/>
+        <w:keepNext/>
+        <w:keepLines/>
+        <w:spacing w:after="20"/>
+      </w:pPr>
+      <w:r>
+        <w:rPr>
+          <w:rFonts w:cs="Times New Roman"/>
+        </w:rPr>
+        <w:t>Quantitative Tutor, 2024</w:t>
+      </w:r>
+    </w:p>
+    <w:p>
+      <w:pPr>
+        <w:pStyle w:val="CVBullet"/>
+        <w:keepLines/>
+        <w:spacing w:after="40"/>
+        <w:ind w:left="605" w:hanging="202"/>
+      </w:pPr>
+      <w:r>
+        <w:rPr>
+          <w:rFonts w:cs="Times New Roman"/>
+        </w:rPr>
+        <w:t>- MPA and Executive MPA quantitative courses.</w:t>
+      </w:r>
+    </w:p>
+    <w:p>
+      <w:pPr>
+        <w:pStyle w:val="CVBody"/>
+        <w:keepNext/>
+        <w:keepLines/>
+        <w:spacing w:before="80"/>
+      </w:pPr>
+      <w:r>
+        <w:rPr>
+          <w:rFonts w:cs="Times New Roman"/>
+          <w:b/>
+        </w:rPr>
+        <w:t>Nanyang Technological University - Nanyang Business School</w:t>
+      </w:r>
+      <w:r>
+        <w:rPr>
+          <w:rFonts w:cs="Times New Roman"/>
+        </w:rPr>
+        <w:t>, Singapore</w:t>
+      </w:r>
+    </w:p>
+    <w:p>
+      <w:pPr>
+        <w:pStyle w:val="CVItalic"/>
+        <w:keepNext/>
+        <w:keepLines/>
+        <w:spacing w:after="20"/>
+      </w:pPr>
+      <w:r>
+        <w:rPr>
+          <w:rFonts w:cs="Times New Roman"/>
+        </w:rPr>
+        <w:t>Instructor, 2022</w:t>
+      </w:r>
+    </w:p>
+    <w:p>
+      <w:pPr>
+        <w:pStyle w:val="CVBullet"/>
+        <w:keepLines/>
+        <w:spacing w:after="40"/>
+        <w:ind w:left="605" w:hanging="202"/>
+        <w:rPr>
+          <w:rFonts w:cs="Times New Roman"/>
+        </w:rPr>
+      </w:pPr>
+      <w:r>
+        <w:rPr>
+          <w:rFonts w:cs="Times New Roman"/>
+        </w:rPr>
+        <w:t>- Financial Accounting.</w:t>
+      </w:r>
+      <w:r>
+        <w:rPr>
+          <w:rFonts w:cs="Times New Roman"/>
+        </w:rPr>
+        <w:t xml:space="preserve"> </w:t>
+      </w:r>
+      <w:r>
+        <w:rPr>
+          <w:rFonts w:cs="Times New Roman"/>
+        </w:rPr>
+        <w:t>(1x): Fall 2022.</w:t>
+      </w:r>
+    </w:p>
+    <w:p>
+      <w:pPr>
+        <w:pStyle w:val="CVBullet"/>
+        <w:keepLines/>
+        <w:spacing w:after="40"/>
+        <w:rPr>
+          <w:rFonts w:cs="Times New Roman"/>
+        </w:rPr>
+      </w:pPr>
+    </w:p>
+    <w:p>
+      <w:pPr>
+        <w:pStyle w:val="CVBullet"/>
+        <w:keepLines/>
+        <w:pBdr>
+          <w:bottom w:val="single" w:sz="6" w:space="1" w:color="auto"/>
+        </w:pBdr>
+        <w:spacing w:after="40"/>
+        <w:rPr>
+          <w:rFonts w:cs="Times New Roman"/>
+          <w:b/>
+          <w:bCs/>
+          <w:sz w:val="23"/>
+          <w:szCs w:val="23"/>
+        </w:rPr>
+      </w:pPr>
+      <w:r>
+        <w:rPr>
+          <w:rFonts w:cs="Times New Roman"/>
+          <w:b/>
+          <w:bCs/>
+          <w:sz w:val="23"/>
+          <w:szCs w:val="23"/>
+        </w:rPr>
+        <w:t>CONFERENCES &amp; WORKSHOPS</w:t>
+      </w:r>
+    </w:p>
+    <w:p>
+      <w:pPr>
+        <w:pStyle w:val="CVBody"/>
+        <w:keepLines/>
+        <w:tabs>
+          <w:tab w:val="left" w:pos="720"/>
+        </w:tabs>
+        <w:spacing w:after="60"/>
+        <w:ind w:left="720" w:hanging="720"/>
+      </w:pPr>
+      <w:r>
+        <w:rPr>
+          <w:rFonts w:cs="Times New Roman"/>
+          <w:sz w:val="19"/>
+        </w:rPr>
+        <w:t>2026:</w:t>
+      </w:r>
+      <w:r>
+        <w:rPr>
+          <w:rFonts w:cs="Times New Roman"/>
+          <w:sz w:val="19"/>
+        </w:rPr>
+        <w:tab/>
+        <w:t>SIG-ASYS 2026 (presenter); Midwest Econometrics Group Annual Meeting (presenter); Sovereign AI Workshop, HCOMP (presenter); 3rd Financial Fraud, Misconduct and Market Manipulation Conference (presenter); AAA/Deloitte/Michael Cook Doctoral Consortium (presenter); AAA Global Connect Annual Meeting; Baruch Workshop on AI in Finance and Accounting; Four-School Conference; Lancaster University, Virginia Tech, University of Cincinnati, and CUNY Graduate Center presentations.</w:t>
+      </w:r>
+    </w:p>
+    <w:p>
+      <w:pPr>
+        <w:pStyle w:val="CVBody"/>
+        <w:keepLines/>
+        <w:tabs>
+          <w:tab w:val="left" w:pos="720"/>
+        </w:tabs>
+        <w:spacing w:after="60"/>
+        <w:ind w:left="720" w:hanging="720"/>
+      </w:pPr>
+      <w:r>
+        <w:rPr>
+          <w:rFonts w:cs="Times New Roman"/>
+          <w:sz w:val="19"/>
+        </w:rPr>
+        <w:t xml:space="preserve">2025:  </w:t>
+      </w:r>
+      <w:r>
+        <w:rPr>
+          <w:rFonts w:cs="Times New Roman"/>
+          <w:sz w:val="19"/>
+        </w:rPr>
+        <w:tab/>
+        <w:t xml:space="preserve">Hawaii Accounting Research Doctoral Institute (presenter); Baruch-SWUFE Research Symposium (presenter); Baruch PhD Research Day in Finance (presenter); Baruch Finance Brownbag (presenter); Baruch-JFQA Climate Finance and Sustainability Conference; Baruch-Fordham-Rutgers </w:t>
+      </w:r>
+      <w:proofErr w:type="spellStart"/>
+      <w:r>
+        <w:rPr>
+          <w:rFonts w:cs="Times New Roman"/>
+          <w:sz w:val="19"/>
+        </w:rPr>
+        <w:t>Trischool</w:t>
+      </w:r>
+      <w:proofErr w:type="spellEnd"/>
+      <w:r>
+        <w:rPr>
+          <w:rFonts w:cs="Times New Roman"/>
+          <w:sz w:val="19"/>
+        </w:rPr>
+        <w:t xml:space="preserve"> Conference.</w:t>
+      </w:r>
+    </w:p>
+    <w:p>
+      <w:pPr>
+        <w:pStyle w:val="CVBody"/>
+        <w:keepLines/>
+        <w:tabs>
+          <w:tab w:val="left" w:pos="720"/>
+        </w:tabs>
+        <w:spacing w:after="60"/>
+        <w:ind w:left="720" w:hanging="720"/>
+      </w:pPr>
+      <w:r>
+        <w:rPr>
+          <w:rFonts w:cs="Times New Roman"/>
+          <w:sz w:val="19"/>
+        </w:rPr>
+        <w:t xml:space="preserve">2024:  </w:t>
+      </w:r>
+      <w:r>
+        <w:rPr>
+          <w:rFonts w:cs="Times New Roman"/>
+          <w:sz w:val="19"/>
+        </w:rPr>
+        <w:tab/>
+        <w:t>Duke University Accounting Theory Summer School (presenter); NYU Accounting Theory Summer School; Chinese Finance Association Annual Conference; Cornell-OFR Conference on Global Climate Finance and Risks.</w:t>
+      </w:r>
+    </w:p>
+    <w:p>
+      <w:pPr>
         <w:pStyle w:val="CVSection"/>
         <w:keepNext/>
+        <w:keepLines/>
         <w:pBdr>
           <w:bottom w:val="single" w:sz="7" w:space="3" w:color="000000"/>
         </w:pBdr>
-        <w:spacing w:before="40" w:after="100"/>
-      </w:pPr>
-      <w:r>
-        <w:rPr>
-          <w:color w:val="000000"/>
-        </w:rPr>
-        <w:t>TEACHING</w:t>
+        <w:spacing w:before="160" w:after="100"/>
+      </w:pPr>
+      <w:r>
+        <w:rPr>
+          <w:rFonts w:cs="Times New Roman"/>
+        </w:rPr>
+        <w:t>SERVICE</w:t>
       </w:r>
     </w:p>
     <w:p>
       <w:pPr>
-        <w:pStyle w:val="CVBody"/>
+        <w:pStyle w:val="CVSubhead"/>
         <w:keepNext/>
-      </w:pPr>
-      <w:r>
-        <w:rPr>
-          <w:b/>
-          <w:color w:val="000000"/>
-        </w:rPr>
-        <w:t>Baruch College - Zicklin School of Business</w:t>
-      </w:r>
-      <w:r>
-        <w:rPr>
-          <w:color w:val="000000"/>
-        </w:rPr>
-        <w:t>, New York, NY</w:t>
+        <w:keepLines/>
+        <w:spacing w:after="20"/>
+      </w:pPr>
+      <w:r>
+        <w:rPr>
+          <w:rFonts w:cs="Times New Roman"/>
+        </w:rPr>
+        <w:t>Ad Hoc Reviewer:</w:t>
       </w:r>
     </w:p>
     <w:p>
       <w:pPr>
-        <w:pStyle w:val="CVItalic"/>
-        <w:keepNext/>
-      </w:pPr>
-      <w:r>
-        <w:rPr>
-          <w:color w:val="000000"/>
-        </w:rPr>
-        <w:t>Instructor, 2024-2026</w:t>
+        <w:pStyle w:val="CVBody"/>
+        <w:keepLines/>
+        <w:spacing w:after="20"/>
+      </w:pPr>
+      <w:r>
+        <w:rPr>
+          <w:rFonts w:cs="Times New Roman"/>
+        </w:rPr>
+        <w:t>2027 FARS Midyear Meeting; 2027 AAA Auditing Section Midyear Meeting; Cogent (2025, 2026); Journal of International Financial Markets, Institutions &amp; Money (2025, 2026).</w:t>
       </w:r>
     </w:p>
     <w:p>
       <w:pPr>
-        <w:pStyle w:val="CVBullet"/>
-        <w:ind w:left="662" w:hanging="259"/>
-      </w:pPr>
-      <w:r>
-        <w:rPr>
-          <w:color w:val="000000"/>
-        </w:rPr>
-        <w:t>-  Accounting Information Systems and Data Analytics (6x): Summer 2024, Fall 2024, Fall 2025, Spring 2026, Summer 2026, Fall 2026.</w:t>
+        <w:pStyle w:val="CVSubhead"/>
+        <w:keepNext/>
+        <w:keepLines/>
+        <w:spacing w:before="60" w:after="20"/>
+      </w:pPr>
+      <w:r>
+        <w:rPr>
+          <w:rFonts w:cs="Times New Roman"/>
+        </w:rPr>
+        <w:t>Reproducibility Project:</w:t>
       </w:r>
     </w:p>
     <w:p>
       <w:pPr>
-        <w:pStyle w:val="CVBullet"/>
-        <w:ind w:left="662" w:hanging="259"/>
-      </w:pPr>
-      <w:r>
-        <w:rPr>
-          <w:color w:val="000000"/>
-        </w:rPr>
-        <w:t>-  Cost Accounting (1x): Spring 2025.</w:t>
+        <w:pStyle w:val="CVBody"/>
+        <w:keepLines/>
+        <w:spacing w:after="20"/>
+      </w:pPr>
+      <w:r>
+        <w:rPr>
+          <w:rFonts w:cs="Times New Roman"/>
+        </w:rPr>
+        <w:t>Management Science, 2023.</w:t>
       </w:r>
     </w:p>
     <w:p>
       <w:pPr>
-        <w:pStyle w:val="CVBullet"/>
-        <w:spacing w:after="20"/>
-        <w:ind w:left="662" w:hanging="259"/>
-      </w:pPr>
-      <w:r>
-        <w:rPr>
-          <w:color w:val="000000"/>
-        </w:rPr>
-        <w:t>-  Recipient of the 2025/2026 Zicklin Dean’s Teaching Award.</w:t>
-      </w:r>
-    </w:p>
-    <w:p>
-      <w:pPr>
-        <w:pStyle w:val="CVItalic"/>
-        <w:keepNext/>
-        <w:spacing w:before="40"/>
-        <w:ind w:left="259"/>
-      </w:pPr>
-      <w:r>
-        <w:rPr>
-          <w:color w:val="000000"/>
-        </w:rPr>
-        <w:t>Teaching Assistant, 2023-2024</w:t>
-      </w:r>
-    </w:p>
-    <w:p>
-      <w:pPr>
-        <w:pStyle w:val="CVBullet"/>
-        <w:spacing w:after="20"/>
-        <w:ind w:left="403"/>
-      </w:pPr>
-      <w:r>
-        <w:rPr>
-          <w:color w:val="000000"/>
-        </w:rPr>
-        <w:t>-  Accounting Information Systems and Data Analytics; Cost Accounting; Financial Accounting I.</w:t>
-      </w:r>
-    </w:p>
-    <w:p>
-      <w:pPr>
-        <w:pStyle w:val="CVItalic"/>
-        <w:keepNext/>
-        <w:spacing w:before="40"/>
-      </w:pPr>
-      <w:r>
-        <w:rPr>
-          <w:color w:val="000000"/>
-        </w:rPr>
-        <w:t>IT Fellow, 2026-2027</w:t>
-      </w:r>
-    </w:p>
-    <w:p>
-      <w:pPr>
-        <w:pStyle w:val="CVBullet"/>
-        <w:spacing w:after="20"/>
-        <w:ind w:left="403"/>
-      </w:pPr>
-      <w:r>
-        <w:rPr>
-          <w:color w:val="000000"/>
-        </w:rPr>
-        <w:t>-  Support standardized Excel assignments and related IT administration for Baruch College students.</w:t>
-      </w:r>
-    </w:p>
-    <w:p>
-      <w:pPr>
-        <w:pStyle w:val="CVBody"/>
-        <w:keepNext/>
-        <w:spacing w:before="60"/>
-      </w:pPr>
-      <w:r>
-        <w:rPr>
-          <w:b/>
-          <w:color w:val="000000"/>
-        </w:rPr>
-        <w:t>Baruch College - Marxe School of Public and International Affairs</w:t>
-      </w:r>
-      <w:r>
-        <w:rPr>
-          <w:color w:val="000000"/>
-        </w:rPr>
-        <w:t>, New York, NY</w:t>
-      </w:r>
-    </w:p>
-    <w:p>
-      <w:pPr>
-        <w:pStyle w:val="CVItalic"/>
-        <w:keepNext/>
-      </w:pPr>
-      <w:r>
-        <w:rPr>
-          <w:color w:val="000000"/>
-        </w:rPr>
-        <w:t>Quantitative Tutor, 2024</w:t>
-      </w:r>
-    </w:p>
-    <w:p>
-      <w:pPr>
-        <w:pStyle w:val="CVBullet"/>
-        <w:spacing w:after="20"/>
-        <w:ind w:left="403"/>
-      </w:pPr>
-      <w:r>
-        <w:rPr>
-          <w:color w:val="000000"/>
-        </w:rPr>
-        <w:t>-  MPA and Executive MPA quantitative courses.</w:t>
-      </w:r>
-    </w:p>
-    <w:p>
-      <w:pPr>
-        <w:pStyle w:val="CVBody"/>
-        <w:keepNext/>
-        <w:spacing w:before="60"/>
-      </w:pPr>
-      <w:r>
-        <w:rPr>
-          <w:b/>
-          <w:color w:val="000000"/>
-        </w:rPr>
-        <w:t>Nanyang Technological University - Nanyang Business School</w:t>
-      </w:r>
-      <w:r>
-        <w:rPr>
-          <w:color w:val="000000"/>
-        </w:rPr>
-        <w:t>, Singapore</w:t>
-      </w:r>
-    </w:p>
-    <w:p>
-      <w:pPr>
-        <w:pStyle w:val="CVItalic"/>
-        <w:keepNext/>
-      </w:pPr>
-      <w:r>
-        <w:rPr>
-          <w:color w:val="000000"/>
-        </w:rPr>
-        <w:t>Instructor, 2022</w:t>
-      </w:r>
-    </w:p>
-    <w:p>
-      <w:pPr>
-        <w:pStyle w:val="CVBullet"/>
-        <w:spacing w:after="20"/>
-        <w:ind w:left="403"/>
-      </w:pPr>
-      <w:r>
-        <w:rPr>
-          <w:color w:val="000000"/>
-        </w:rPr>
-        <w:t>-  Financial Accounting.</w:t>
-      </w:r>
-      <w:r>
-        <w:rPr>
-          <w:color w:val="000000"/>
-        </w:rPr>
-        <w:t xml:space="preserve"> </w:t>
-      </w:r>
-      <w:r>
-        <w:rPr>
-          <w:color w:val="000000"/>
-        </w:rPr>
-        <w:t>(1x): Fall 2022.</w:t>
-      </w:r>
-    </w:p>
-    <w:p>
-      <w:pPr>
         <w:pStyle w:val="CVSection"/>
         <w:keepNext/>
+        <w:keepLines/>
         <w:pBdr>
           <w:bottom w:val="single" w:sz="7" w:space="3" w:color="000000"/>
         </w:pBdr>
-        <w:spacing w:before="40" w:after="100"/>
-        <w:rPr>
-          <w:color w:val="000000"/>
-        </w:rPr>
-      </w:pPr>
+        <w:spacing w:before="160" w:after="100"/>
+      </w:pPr>
+      <w:r>
+        <w:rPr>
+          <w:rFonts w:cs="Times New Roman"/>
+        </w:rPr>
+        <w:lastRenderedPageBreak/>
+        <w:t>AWARDS, HONORS, AND GRANTS</w:t>
+      </w:r>
     </w:p>
     <w:p>
       <w:pPr>
+        <w:pStyle w:val="CVBody"/>
+        <w:keepNext/>
+        <w:keepLines/>
+        <w:spacing w:after="20"/>
+      </w:pPr>
+      <w:proofErr w:type="spellStart"/>
+      <w:r>
+        <w:rPr>
+          <w:rFonts w:cs="Times New Roman"/>
+        </w:rPr>
+        <w:t>Zicklin</w:t>
+      </w:r>
+      <w:proofErr w:type="spellEnd"/>
+      <w:r>
+        <w:rPr>
+          <w:rFonts w:cs="Times New Roman"/>
+        </w:rPr>
+        <w:t xml:space="preserve"> Dean’s Teaching Award, 2025/2026</w:t>
+      </w:r>
+    </w:p>
+    <w:p>
+      <w:pPr>
+        <w:pStyle w:val="CVBody"/>
+        <w:keepNext/>
+        <w:keepLines/>
+        <w:spacing w:after="20"/>
+      </w:pPr>
+      <w:r>
+        <w:rPr>
+          <w:rFonts w:cs="Times New Roman"/>
+        </w:rPr>
+        <w:t>Mills &amp; Tannenbaum Award, 2025</w:t>
+      </w:r>
+    </w:p>
+    <w:p>
+      <w:pPr>
+        <w:pStyle w:val="CVBody"/>
+        <w:keepLines/>
+        <w:spacing w:after="20"/>
+      </w:pPr>
+      <w:r>
+        <w:rPr>
+          <w:rFonts w:cs="Times New Roman"/>
+        </w:rPr>
+        <w:t xml:space="preserve">Donald </w:t>
+      </w:r>
+      <w:proofErr w:type="spellStart"/>
+      <w:r>
+        <w:rPr>
+          <w:rFonts w:cs="Times New Roman"/>
+        </w:rPr>
+        <w:t>Vredenburgh</w:t>
+      </w:r>
+      <w:proofErr w:type="spellEnd"/>
+      <w:r>
+        <w:rPr>
+          <w:rFonts w:cs="Times New Roman"/>
+        </w:rPr>
+        <w:t xml:space="preserve"> Research Grant, 2025</w:t>
+      </w:r>
+    </w:p>
+    <w:p>
+      <w:pPr>
         <w:pStyle w:val="CVSection"/>
         <w:keepNext/>
+        <w:keepLines/>
         <w:pBdr>
           <w:bottom w:val="single" w:sz="7" w:space="3" w:color="000000"/>
         </w:pBdr>
-        <w:spacing w:before="40" w:after="100"/>
-      </w:pPr>
-      <w:r>
-        <w:rPr>
-          <w:color w:val="000000"/>
-        </w:rPr>
-        <w:t>CONFERENCES &amp; WORKSHOPS</w:t>
+        <w:spacing w:before="160" w:after="100"/>
+      </w:pPr>
+      <w:r>
+        <w:rPr>
+          <w:rFonts w:cs="Times New Roman"/>
+        </w:rPr>
+        <w:t>PROFESSIONAL EXPERIENCE</w:t>
       </w:r>
     </w:p>
     <w:p>
       <w:pPr>
         <w:pStyle w:val="CVBody"/>
-        <w:spacing w:after="20"/>
-        <w:ind w:left="720" w:hanging="720"/>
-      </w:pPr>
-      <w:r>
-        <w:rPr>
-          <w:color w:val="000000"/>
-          <w:sz w:val="19"/>
-        </w:rPr>
-        <w:t>2026:</w:t>
-      </w:r>
-      <w:r>
-        <w:rPr>
-          <w:color w:val="000000"/>
-          <w:sz w:val="19"/>
-        </w:rPr>
-        <w:tab/>
-      </w:r>
-      <w:r>
-        <w:rPr>
-          <w:color w:val="000000"/>
-        </w:rPr>
-        <w:t>SIG-ASYS 2026</w:t>
-      </w:r>
-      <w:r>
-        <w:rPr>
-          <w:color w:val="000000"/>
-          <w:sz w:val="19"/>
-        </w:rPr>
-        <w:t xml:space="preserve"> (presenter); </w:t>
-      </w:r>
-      <w:r>
-        <w:rPr>
-          <w:color w:val="000000"/>
-          <w:sz w:val="19"/>
-        </w:rPr>
-        <w:t>Midwest Econometrics Group Annual Meeting (presenter); Sovereign AI Workshop, HCOMP (presenter); 3rd Financial Fraud, Misconduct and Market Manipulation Conference (presenter); AAA/Deloitte/Michael Cook Doctoral Consortium (presenter); AAA Global Connect Annual Meeting; Baruch Workshop on AI in Finance and Accounting; Four-School Conference; Lancaster University, Virginia Tech, University of Cincinnati, and CUNY Graduate Center presentations.</w:t>
+        <w:keepNext/>
+        <w:keepLines/>
+      </w:pPr>
+      <w:r>
+        <w:rPr>
+          <w:rFonts w:cs="Times New Roman"/>
+          <w:b/>
+        </w:rPr>
+        <w:t>Raffles Town Club</w:t>
+      </w:r>
+      <w:r>
+        <w:rPr>
+          <w:rFonts w:cs="Times New Roman"/>
+        </w:rPr>
+        <w:t>, Singapore</w:t>
       </w:r>
     </w:p>
     <w:p>
       <w:pPr>
-        <w:pStyle w:val="CVBody"/>
+        <w:pStyle w:val="CVItalic"/>
+        <w:keepLines/>
         <w:spacing w:after="20"/>
-        <w:ind w:left="720" w:hanging="720"/>
-      </w:pPr>
-      <w:r>
-        <w:rPr>
-          <w:color w:val="000000"/>
-          <w:sz w:val="19"/>
-        </w:rPr>
-        <w:t xml:space="preserve">2025:  </w:t>
-      </w:r>
-      <w:r>
-        <w:rPr>
-          <w:color w:val="000000"/>
-          <w:sz w:val="19"/>
-        </w:rPr>
-        <w:tab/>
-      </w:r>
-      <w:r>
-        <w:rPr>
-          <w:color w:val="000000"/>
-          <w:sz w:val="19"/>
-        </w:rPr>
-        <w:t>Hawaii Accounting Research Doctoral Institute (presenter); Baruch-SWUFE Research Symposium (presenter); Baruch PhD Research Day in Finance (presenter); Baruch Finance Brownbag (presenter); Baruch-JFQA Climate Finance and Sustainability Conference; Baruch-Fordham-Rutgers Trischool Conference.</w:t>
+      </w:pPr>
+      <w:r>
+        <w:rPr>
+          <w:rFonts w:cs="Times New Roman"/>
+        </w:rPr>
+        <w:t>Senior Management, 2021</w:t>
       </w:r>
     </w:p>
     <w:p>
       <w:pPr>
         <w:pStyle w:val="CVBody"/>
-        <w:spacing w:after="20"/>
-        <w:ind w:left="720" w:hanging="720"/>
-      </w:pPr>
-      <w:r>
-        <w:rPr>
-          <w:color w:val="000000"/>
-          <w:sz w:val="19"/>
-        </w:rPr>
-        <w:t xml:space="preserve">2024:  </w:t>
-      </w:r>
-      <w:r>
-        <w:rPr>
-          <w:color w:val="000000"/>
-          <w:sz w:val="19"/>
-        </w:rPr>
-        <w:tab/>
-      </w:r>
-      <w:r>
-        <w:rPr>
-          <w:color w:val="000000"/>
-          <w:sz w:val="19"/>
-        </w:rPr>
-        <w:t>Duke University Accounting Theory Summer School (presenter); NYU Accounting Theory Summer School; Chinese Finance Association Annual Conference; Cornell-OFR Conference on Global Climate Finance and Risks.</w:t>
+        <w:keepNext/>
+        <w:keepLines/>
+        <w:spacing w:before="80"/>
+      </w:pPr>
+      <w:r>
+        <w:rPr>
+          <w:rFonts w:cs="Times New Roman"/>
+          <w:b/>
+        </w:rPr>
+        <w:t>Monetary Authority of Singapore</w:t>
+      </w:r>
+      <w:r>
+        <w:rPr>
+          <w:rFonts w:cs="Times New Roman"/>
+        </w:rPr>
+        <w:t>, Singapore</w:t>
       </w:r>
     </w:p>
     <w:p>
       <w:pPr>
+        <w:pStyle w:val="CVItalic"/>
+        <w:keepNext/>
+        <w:keepLines/>
+        <w:spacing w:after="20"/>
+      </w:pPr>
+      <w:r>
+        <w:rPr>
+          <w:rFonts w:cs="Times New Roman"/>
+        </w:rPr>
+        <w:t>Fintech Division, 2019</w:t>
+      </w:r>
+    </w:p>
+    <w:p>
+      <w:pPr>
+        <w:pStyle w:val="CVBullet"/>
+        <w:keepLines/>
+        <w:spacing w:after="40"/>
+        <w:ind w:left="605" w:hanging="202"/>
+      </w:pPr>
+      <w:r>
+        <w:rPr>
+          <w:rFonts w:cs="Times New Roman"/>
+        </w:rPr>
+        <w:t xml:space="preserve">- Worked on fintech and distributed-ledger initiatives, including Project </w:t>
+      </w:r>
+      <w:proofErr w:type="spellStart"/>
+      <w:r>
+        <w:rPr>
+          <w:rFonts w:cs="Times New Roman"/>
+        </w:rPr>
+        <w:t>Ubin</w:t>
+      </w:r>
+      <w:proofErr w:type="spellEnd"/>
+      <w:r>
+        <w:rPr>
+          <w:rFonts w:cs="Times New Roman"/>
+        </w:rPr>
+        <w:t>.</w:t>
+      </w:r>
+    </w:p>
+    <w:p>
+      <w:pPr>
+        <w:pStyle w:val="CVBody"/>
+        <w:keepNext/>
+        <w:keepLines/>
+        <w:spacing w:before="80"/>
+      </w:pPr>
+      <w:r>
+        <w:rPr>
+          <w:rFonts w:cs="Times New Roman"/>
+          <w:b/>
+        </w:rPr>
+        <w:t>KPMG Singapore</w:t>
+      </w:r>
+      <w:r>
+        <w:rPr>
+          <w:rFonts w:cs="Times New Roman"/>
+        </w:rPr>
+        <w:t>, Singapore</w:t>
+      </w:r>
+    </w:p>
+    <w:p>
+      <w:pPr>
+        <w:pStyle w:val="CVItalic"/>
+        <w:keepNext/>
+        <w:keepLines/>
+        <w:spacing w:after="20"/>
+      </w:pPr>
+      <w:r>
+        <w:rPr>
+          <w:rFonts w:cs="Times New Roman"/>
+        </w:rPr>
+        <w:t>Digital Trust Division, 2018</w:t>
+      </w:r>
+    </w:p>
+    <w:p>
+      <w:pPr>
+        <w:pStyle w:val="CVBullet"/>
+        <w:keepLines/>
+        <w:spacing w:after="40"/>
+        <w:ind w:left="605" w:hanging="202"/>
+      </w:pPr>
+      <w:r>
+        <w:rPr>
+          <w:rFonts w:cs="Times New Roman"/>
+        </w:rPr>
+        <w:t>- Worked on information-technology security and audit projects.</w:t>
+      </w:r>
+    </w:p>
+    <w:p>
+      <w:pPr>
+        <w:pStyle w:val="CVBody"/>
+        <w:keepNext/>
+        <w:keepLines/>
+        <w:spacing w:before="80"/>
+      </w:pPr>
+      <w:r>
+        <w:rPr>
+          <w:rFonts w:cs="Times New Roman"/>
+          <w:b/>
+        </w:rPr>
+        <w:t>Fujitsu</w:t>
+      </w:r>
+      <w:r>
+        <w:rPr>
+          <w:rFonts w:cs="Times New Roman"/>
+        </w:rPr>
+        <w:t>, Tokyo, Japan</w:t>
+      </w:r>
+    </w:p>
+    <w:p>
+      <w:pPr>
+        <w:pStyle w:val="CVItalic"/>
+        <w:keepLines/>
+        <w:spacing w:after="20"/>
+      </w:pPr>
+      <w:r>
+        <w:rPr>
+          <w:rFonts w:cs="Times New Roman"/>
+        </w:rPr>
+        <w:t>Network / Cloud Solutions, 2018</w:t>
+      </w:r>
+    </w:p>
+    <w:p>
+      <w:pPr>
         <w:pStyle w:val="CVSection"/>
         <w:keepNext/>
+        <w:keepLines/>
         <w:pBdr>
           <w:bottom w:val="single" w:sz="7" w:space="3" w:color="000000"/>
         </w:pBdr>
-        <w:spacing w:before="40" w:after="100"/>
-        <w:rPr>
-          <w:color w:val="000000"/>
-        </w:rPr>
-      </w:pPr>
-    </w:p>
-    <w:p>
-      <w:pPr>
-        <w:pStyle w:val="CVSection"/>
-        <w:keepNext/>
-        <w:pBdr>
-          <w:bottom w:val="single" w:sz="7" w:space="3" w:color="000000"/>
-        </w:pBdr>
-        <w:spacing w:before="40" w:after="100"/>
-      </w:pPr>
-      <w:r>
-        <w:rPr>
-          <w:color w:val="000000"/>
-        </w:rPr>
-        <w:t>SERVICE</w:t>
-      </w:r>
-    </w:p>
-    <w:p>
-      <w:pPr>
-        <w:pStyle w:val="CVSubhead"/>
-        <w:keepNext/>
-        <w:spacing w:after="20"/>
-      </w:pPr>
-      <w:r>
-        <w:rPr>
-          <w:color w:val="000000"/>
-        </w:rPr>
-        <w:t>Ad Hoc Reviewer:</w:t>
-      </w:r>
-    </w:p>
-    <w:p>
-      <w:pPr>
-        <w:pStyle w:val="CVBody"/>
-        <w:ind w:left="101"/>
-      </w:pPr>
-      <w:r>
-        <w:rPr>
-          <w:color w:val="000000"/>
-        </w:rPr>
-        <w:t>2027 FARS Midyear Meeting; 2027 AAA Auditing Section Midyear Meeting; Cogent (2025, 2026); Journal of International Financial Markets, Institutions &amp; Money (2025, 2026).</w:t>
-      </w:r>
-    </w:p>
-    <w:p>
-      <w:pPr>
-        <w:pStyle w:val="CVSubhead"/>
-        <w:keepNext/>
-        <w:spacing w:before="60" w:after="20"/>
-      </w:pPr>
-      <w:r>
-        <w:rPr>
-          <w:color w:val="000000"/>
-        </w:rPr>
-        <w:t>Reproducibility Project:</w:t>
-      </w:r>
-    </w:p>
-    <w:p>
-      <w:pPr>
-        <w:pStyle w:val="CVBody"/>
-        <w:ind w:left="101"/>
-      </w:pPr>
-      <w:r>
-        <w:rPr>
-          <w:color w:val="000000"/>
-        </w:rPr>
-        <w:t>Management Science, 2023.</w:t>
-      </w:r>
-    </w:p>
-    <w:p>
-      <w:pPr>
-        <w:pStyle w:val="CVSection"/>
-        <w:keepNext/>
-        <w:pBdr>
-          <w:bottom w:val="single" w:sz="7" w:space="3" w:color="000000"/>
-        </w:pBdr>
-        <w:spacing w:before="40" w:after="100"/>
-        <w:rPr>
-          <w:color w:val="000000"/>
-        </w:rPr>
-      </w:pPr>
-    </w:p>
-    <w:p>
-      <w:pPr>
-        <w:pStyle w:val="CVSection"/>
-        <w:keepNext/>
-        <w:pBdr>
-          <w:bottom w:val="single" w:sz="7" w:space="3" w:color="000000"/>
-        </w:pBdr>
-        <w:spacing w:before="40" w:after="100"/>
-      </w:pPr>
-      <w:r>
-        <w:rPr>
-          <w:color w:val="000000"/>
-        </w:rPr>
-        <w:t>AWARDS, HONORS, AND GRANTS</w:t>
-      </w:r>
-    </w:p>
-    <w:p>
-      <w:pPr>
-        <w:pStyle w:val="CVBody"/>
-        <w:ind w:left="101"/>
-      </w:pPr>
-      <w:r>
-        <w:rPr>
-          <w:color w:val="000000"/>
-        </w:rPr>
-        <w:t>Zicklin Dean’s Teaching Award, 2025/2026</w:t>
-      </w:r>
-    </w:p>
-    <w:p>
-      <w:pPr>
-        <w:pStyle w:val="CVBody"/>
-        <w:ind w:left="101"/>
-      </w:pPr>
-      <w:r>
-        <w:rPr>
-          <w:color w:val="000000"/>
-        </w:rPr>
-        <w:t>Mills &amp; Tannenbaum Award, 2025</w:t>
-      </w:r>
-    </w:p>
-    <w:p>
-      <w:pPr>
-        <w:pStyle w:val="CVBody"/>
-        <w:ind w:left="101"/>
-      </w:pPr>
-      <w:r>
-        <w:rPr>
-          <w:color w:val="000000"/>
-        </w:rPr>
-        <w:t>Donald Vredenburgh Research Grant, 2025</w:t>
-      </w:r>
-    </w:p>
-    <w:p>
-      <w:pPr>
-        <w:pStyle w:val="CVSection"/>
-        <w:keepNext/>
-        <w:pBdr>
-          <w:bottom w:val="single" w:sz="7" w:space="3" w:color="000000"/>
-        </w:pBdr>
-        <w:spacing w:before="40" w:after="100"/>
-      </w:pPr>
-      <w:r>
-        <w:rPr>
-          <w:color w:val="000000"/>
-        </w:rPr>
-        <w:lastRenderedPageBreak/>
-        <w:t>PROFESSIONAL EXPERIENCE</w:t>
-      </w:r>
-    </w:p>
-    <w:p>
-      <w:pPr>
-        <w:pStyle w:val="CVBody"/>
-        <w:keepNext/>
-      </w:pPr>
-      <w:r>
-        <w:rPr>
-          <w:b/>
-          <w:color w:val="000000"/>
-        </w:rPr>
-        <w:t>Raffles Town Club</w:t>
-      </w:r>
-      <w:r>
-        <w:rPr>
-          <w:color w:val="000000"/>
-        </w:rPr>
-        <w:t>, Singapore</w:t>
-      </w:r>
-    </w:p>
-    <w:p>
-      <w:pPr>
-        <w:pStyle w:val="CVItalic"/>
-        <w:keepNext/>
-      </w:pPr>
-      <w:r>
-        <w:rPr>
-          <w:color w:val="000000"/>
-        </w:rPr>
-        <w:t>Senior Management, 2021</w:t>
-      </w:r>
-    </w:p>
-    <w:p>
-      <w:pPr>
-        <w:pStyle w:val="CVBody"/>
-        <w:keepNext/>
-        <w:spacing w:before="60"/>
-      </w:pPr>
-      <w:r>
-        <w:rPr>
-          <w:b/>
-          <w:color w:val="000000"/>
-        </w:rPr>
-        <w:t>Monetary Authority of Singapore</w:t>
-      </w:r>
-      <w:r>
-        <w:rPr>
-          <w:color w:val="000000"/>
-        </w:rPr>
-        <w:t>, Singapore</w:t>
-      </w:r>
-    </w:p>
-    <w:p>
-      <w:pPr>
-        <w:pStyle w:val="CVItalic"/>
-        <w:keepNext/>
-      </w:pPr>
-      <w:r>
-        <w:rPr>
-          <w:color w:val="000000"/>
-        </w:rPr>
-        <w:t>Fintech Division, 2019</w:t>
-      </w:r>
-    </w:p>
-    <w:p>
-      <w:pPr>
-        <w:pStyle w:val="CVBullet"/>
-        <w:spacing w:after="20"/>
-        <w:ind w:left="403" w:hanging="259"/>
-      </w:pPr>
-      <w:r>
-        <w:rPr>
-          <w:color w:val="000000"/>
-        </w:rPr>
-        <w:t>-  Worked on fintech and distributed-ledger initiatives, including Project Ubin.</w:t>
-      </w:r>
-    </w:p>
-    <w:p>
-      <w:pPr>
-        <w:pStyle w:val="CVBody"/>
-        <w:keepNext/>
-        <w:spacing w:before="60"/>
-      </w:pPr>
-      <w:r>
-        <w:rPr>
-          <w:b/>
-          <w:color w:val="000000"/>
-        </w:rPr>
-        <w:t>KPMG Singapore</w:t>
-      </w:r>
-      <w:r>
-        <w:rPr>
-          <w:color w:val="000000"/>
-        </w:rPr>
-        <w:t>, Singapore</w:t>
-      </w:r>
-    </w:p>
-    <w:p>
-      <w:pPr>
-        <w:pStyle w:val="CVItalic"/>
-        <w:keepNext/>
-      </w:pPr>
-      <w:r>
-        <w:rPr>
-          <w:color w:val="000000"/>
-        </w:rPr>
-        <w:t>Digital Trust Division, 2018</w:t>
-      </w:r>
-    </w:p>
-    <w:p>
-      <w:pPr>
-        <w:pStyle w:val="CVBullet"/>
-        <w:spacing w:after="20"/>
-        <w:ind w:left="403" w:hanging="259"/>
-      </w:pPr>
-      <w:r>
-        <w:rPr>
-          <w:color w:val="000000"/>
-        </w:rPr>
-        <w:t>-  Worked on information-technology security and audit projects.</w:t>
-      </w:r>
-    </w:p>
-    <w:p>
-      <w:pPr>
-        <w:pStyle w:val="CVBody"/>
-        <w:keepNext/>
-        <w:spacing w:before="60"/>
-      </w:pPr>
-      <w:r>
-        <w:rPr>
-          <w:b/>
-          <w:color w:val="000000"/>
-        </w:rPr>
-        <w:t>Fujitsu</w:t>
-      </w:r>
-      <w:r>
-        <w:rPr>
-          <w:color w:val="000000"/>
-        </w:rPr>
-        <w:t>, Tokyo, Japan</w:t>
-      </w:r>
-    </w:p>
-    <w:p>
-      <w:pPr>
-        <w:pStyle w:val="CVItalic"/>
-        <w:keepNext/>
-      </w:pPr>
-      <w:r>
-        <w:rPr>
-          <w:color w:val="000000"/>
-        </w:rPr>
-        <w:t>Network / Cloud Solutions, 2018</w:t>
-      </w:r>
-    </w:p>
-    <w:p>
-      <w:pPr>
-        <w:pStyle w:val="CVSection"/>
-        <w:keepNext/>
-        <w:pBdr>
-          <w:bottom w:val="single" w:sz="7" w:space="3" w:color="000000"/>
-        </w:pBdr>
-        <w:spacing w:before="40" w:after="100"/>
-      </w:pPr>
-      <w:r>
-        <w:rPr>
-          <w:color w:val="000000"/>
+        <w:spacing w:before="160" w:after="100"/>
+      </w:pPr>
+      <w:r>
+        <w:rPr>
+          <w:rFonts w:cs="Times New Roman"/>
         </w:rPr>
         <w:t>REFERENCES</w:t>
       </w:r>
@@ -1732,35 +2467,38 @@
             <w:pPr>
               <w:rPr>
                 <w:b/>
-                <w:color w:val="000000"/>
               </w:rPr>
             </w:pPr>
+            <w:proofErr w:type="spellStart"/>
             <w:r>
               <w:rPr>
+                <w:rFonts w:cs="Times New Roman"/>
                 <w:b/>
-                <w:color w:val="000000"/>
               </w:rPr>
-              <w:t>Hagit Levy-Shalev</w:t>
+              <w:t>Hagit</w:t>
+            </w:r>
+            <w:proofErr w:type="spellEnd"/>
+            <w:r>
+              <w:rPr>
+                <w:rFonts w:cs="Times New Roman"/>
+                <w:b/>
+              </w:rPr>
+              <w:t xml:space="preserve"> Levy-Shalev</w:t>
             </w:r>
           </w:p>
           <w:p>
             <w:r>
               <w:rPr>
+                <w:rFonts w:cs="Times New Roman"/>
                 <w:b/>
-                <w:color w:val="000000"/>
               </w:rPr>
               <w:t>Deputy Chair, Associate Professor</w:t>
             </w:r>
           </w:p>
           <w:p>
-            <w:pPr>
-              <w:rPr>
-                <w:color w:val="000000"/>
-              </w:rPr>
-            </w:pPr>
             <w:r>
               <w:rPr>
-                <w:color w:val="000000"/>
+                <w:rFonts w:cs="Times New Roman"/>
               </w:rPr>
               <w:t>Baruch College</w:t>
             </w:r>
@@ -1768,14 +2506,15 @@
           <w:p>
             <w:r>
               <w:rPr>
-                <w:color w:val="000000"/>
+                <w:rFonts w:cs="Times New Roman"/>
               </w:rPr>
               <w:t xml:space="preserve">Email: </w:t>
             </w:r>
-            <w:hyperlink r:id="rId10" w:history="1">
+            <w:hyperlink r:id="rId15" w:history="1">
               <w:r>
                 <w:rPr>
                   <w:rStyle w:val="Hyperlink"/>
+                  <w:rFonts w:cs="Times New Roman"/>
                 </w:rPr>
                 <w:t>hagit.levy@baruch.cuny.edu</w:t>
               </w:r>
@@ -1796,13 +2535,12 @@
             <w:pPr>
               <w:rPr>
                 <w:b/>
-                <w:color w:val="000000"/>
               </w:rPr>
             </w:pPr>
             <w:r>
               <w:rPr>
+                <w:rFonts w:cs="Times New Roman"/>
                 <w:b/>
-                <w:color w:val="000000"/>
               </w:rPr>
               <w:t>Diana Weng</w:t>
             </w:r>
@@ -1810,21 +2548,16 @@
           <w:p>
             <w:r>
               <w:rPr>
+                <w:rFonts w:cs="Times New Roman"/>
                 <w:b/>
-                <w:color w:val="000000"/>
               </w:rPr>
               <w:t>Assistant Professor</w:t>
             </w:r>
           </w:p>
           <w:p>
-            <w:pPr>
-              <w:rPr>
-                <w:color w:val="000000"/>
-              </w:rPr>
-            </w:pPr>
             <w:r>
               <w:rPr>
-                <w:color w:val="000000"/>
+                <w:rFonts w:cs="Times New Roman"/>
               </w:rPr>
               <w:t>University of South Florida</w:t>
             </w:r>
@@ -1832,7 +2565,7 @@
           <w:p>
             <w:r>
               <w:rPr>
-                <w:color w:val="000000"/>
+                <w:rFonts w:cs="Times New Roman"/>
               </w:rPr>
               <w:t>Email: diana2@usf.edu</w:t>
             </w:r>
@@ -1841,8 +2574,6 @@
       </w:tr>
       <w:tr>
         <w:trPr>
-          <w:gridAfter w:val="1"/>
-          <w:wAfter w:w="5083" w:type="dxa"/>
           <w:jc w:val="center"/>
         </w:trPr>
         <w:tc>
@@ -1859,13 +2590,12 @@
             <w:pPr>
               <w:rPr>
                 <w:b/>
-                <w:color w:val="000000"/>
               </w:rPr>
             </w:pPr>
             <w:r>
               <w:rPr>
+                <w:rFonts w:cs="Times New Roman"/>
                 <w:b/>
-                <w:color w:val="000000"/>
               </w:rPr>
               <w:t>Yen Tong</w:t>
             </w:r>
@@ -1873,44 +2603,108 @@
           <w:p>
             <w:r>
               <w:rPr>
+                <w:rFonts w:cs="Times New Roman"/>
                 <w:b/>
-                <w:color w:val="000000"/>
               </w:rPr>
               <w:t>Assistant Dean, Associate Professor</w:t>
             </w:r>
           </w:p>
           <w:p>
-            <w:pPr>
-              <w:rPr>
-                <w:color w:val="000000"/>
-              </w:rPr>
-            </w:pPr>
             <w:r>
               <w:rPr>
-                <w:color w:val="000000"/>
+                <w:rFonts w:cs="Times New Roman"/>
               </w:rPr>
               <w:t>Nanyang Technological University</w:t>
             </w:r>
           </w:p>
           <w:p>
+            <w:pPr>
+              <w:rPr>
+                <w:b/>
+              </w:rPr>
+            </w:pPr>
             <w:r>
               <w:rPr>
-                <w:color w:val="000000"/>
+                <w:rFonts w:cs="Times New Roman"/>
               </w:rPr>
               <w:t>Email: ayhtong@ntu.edu.sg</w:t>
             </w:r>
+          </w:p>
+        </w:tc>
+        <w:tc>
+          <w:tcPr>
+            <w:tcW w:w="5083" w:type="dxa"/>
+            <w:tcMar>
+              <w:top w:w="0" w:type="dxa"/>
+              <w:left w:w="80" w:type="dxa"/>
+              <w:bottom w:w="100" w:type="dxa"/>
+              <w:right w:w="80" w:type="dxa"/>
+            </w:tcMar>
+          </w:tcPr>
+          <w:p>
+            <w:pPr>
+              <w:rPr>
+                <w:b/>
+              </w:rPr>
+            </w:pPr>
+            <w:r>
+              <w:rPr>
+                <w:rFonts w:cs="Times New Roman"/>
+                <w:b/>
+              </w:rPr>
+              <w:t>Svenja Dube</w:t>
+            </w:r>
+          </w:p>
+          <w:p>
+            <w:r>
+              <w:rPr>
+                <w:rFonts w:cs="Times New Roman"/>
+                <w:b/>
+              </w:rPr>
+              <w:t>Associate Professor</w:t>
+            </w:r>
+          </w:p>
+          <w:p>
+            <w:r>
+              <w:rPr>
+                <w:rFonts w:cs="Times New Roman"/>
+              </w:rPr>
+              <w:t>Baruch College</w:t>
+            </w:r>
+          </w:p>
+          <w:p>
+            <w:pPr>
+              <w:rPr>
+                <w:b/>
+              </w:rPr>
+            </w:pPr>
+            <w:r>
+              <w:rPr>
+                <w:rFonts w:cs="Times New Roman"/>
+              </w:rPr>
+              <w:t xml:space="preserve">Email: </w:t>
+            </w:r>
+            <w:hyperlink r:id="rId16" w:history="1">
+              <w:r>
+                <w:rPr>
+                  <w:rStyle w:val="Hyperlink"/>
+                  <w:rFonts w:cs="Times New Roman"/>
+                </w:rPr>
+                <w:t>svenja.dube@baruch.cuny.edu</w:t>
+              </w:r>
+            </w:hyperlink>
           </w:p>
         </w:tc>
       </w:tr>
     </w:tbl>
     <w:p/>
     <w:sectPr>
-      <w:headerReference w:type="even" r:id="rId11"/>
-      <w:headerReference w:type="default" r:id="rId12"/>
-      <w:footerReference w:type="even" r:id="rId13"/>
-      <w:footerReference w:type="default" r:id="rId14"/>
-      <w:headerReference w:type="first" r:id="rId15"/>
-      <w:footerReference w:type="first" r:id="rId16"/>
+      <w:headerReference w:type="even" r:id="rId17"/>
+      <w:headerReference w:type="default" r:id="rId18"/>
+      <w:footerReference w:type="even" r:id="rId19"/>
+      <w:footerReference w:type="default" r:id="rId20"/>
+      <w:headerReference w:type="first" r:id="rId21"/>
+      <w:footerReference w:type="first" r:id="rId22"/>
       <w:pgSz w:w="12240" w:h="15840"/>
       <w:pgMar w:top="749" w:right="1037" w:bottom="720" w:left="1037" w:header="360" w:footer="403" w:gutter="0"/>
       <w:cols w:space="720"/>
@@ -1958,86 +2752,86 @@
     </w:pPr>
     <w:r>
       <w:rPr>
-        <w:color w:val="000000"/>
+        <w:rFonts w:cs="Times New Roman"/>
         <w:sz w:val="17"/>
       </w:rPr>
       <w:t xml:space="preserve">Page </w:t>
     </w:r>
     <w:r>
       <w:rPr>
-        <w:color w:val="000000"/>
+        <w:rFonts w:cs="Times New Roman"/>
         <w:sz w:val="17"/>
       </w:rPr>
       <w:fldChar w:fldCharType="begin"/>
     </w:r>
     <w:r>
       <w:rPr>
-        <w:color w:val="000000"/>
+        <w:rFonts w:cs="Times New Roman"/>
         <w:sz w:val="17"/>
       </w:rPr>
       <w:instrText>PAGE</w:instrText>
     </w:r>
     <w:r>
       <w:rPr>
-        <w:color w:val="000000"/>
+        <w:rFonts w:cs="Times New Roman"/>
         <w:sz w:val="17"/>
       </w:rPr>
       <w:fldChar w:fldCharType="separate"/>
     </w:r>
     <w:r>
       <w:rPr>
+        <w:rFonts w:cs="Times New Roman"/>
         <w:noProof/>
-        <w:color w:val="000000"/>
         <w:sz w:val="17"/>
       </w:rPr>
       <w:t>1</w:t>
     </w:r>
     <w:r>
       <w:rPr>
-        <w:color w:val="000000"/>
+        <w:rFonts w:cs="Times New Roman"/>
         <w:sz w:val="17"/>
       </w:rPr>
       <w:fldChar w:fldCharType="end"/>
     </w:r>
     <w:r>
       <w:rPr>
-        <w:color w:val="000000"/>
+        <w:rFonts w:cs="Times New Roman"/>
         <w:sz w:val="17"/>
       </w:rPr>
       <w:t xml:space="preserve"> of </w:t>
     </w:r>
     <w:r>
       <w:rPr>
-        <w:color w:val="000000"/>
+        <w:rFonts w:cs="Times New Roman"/>
         <w:sz w:val="17"/>
       </w:rPr>
       <w:fldChar w:fldCharType="begin"/>
     </w:r>
     <w:r>
       <w:rPr>
-        <w:color w:val="000000"/>
+        <w:rFonts w:cs="Times New Roman"/>
         <w:sz w:val="17"/>
       </w:rPr>
       <w:instrText>NUMPAGES</w:instrText>
     </w:r>
     <w:r>
       <w:rPr>
-        <w:color w:val="000000"/>
+        <w:rFonts w:cs="Times New Roman"/>
         <w:sz w:val="17"/>
       </w:rPr>
       <w:fldChar w:fldCharType="separate"/>
     </w:r>
     <w:r>
       <w:rPr>
+        <w:rFonts w:cs="Times New Roman"/>
         <w:noProof/>
-        <w:color w:val="000000"/>
         <w:sz w:val="17"/>
       </w:rPr>
       <w:t>2</w:t>
     </w:r>
     <w:r>
       <w:rPr>
-        <w:color w:val="000000"/>
+        <w:rFonts w:cs="Times New Roman"/>
         <w:sz w:val="17"/>
       </w:rPr>
       <w:fldChar w:fldCharType="end"/>
@@ -2819,6 +3613,7 @@
     </w:pPr>
     <w:rPr>
       <w:rFonts w:ascii="Times New Roman" w:eastAsia="Times New Roman" w:hAnsi="Times New Roman"/>
+      <w:color w:val="000000"/>
       <w:sz w:val="20"/>
     </w:rPr>
   </w:style>
@@ -13811,6 +14606,7 @@
     </w:pPr>
     <w:rPr>
       <w:rFonts w:ascii="Times New Roman" w:eastAsia="Times New Roman" w:hAnsi="Times New Roman"/>
+      <w:color w:val="000000"/>
       <w:sz w:val="20"/>
     </w:rPr>
   </w:style>
@@ -13822,6 +14618,7 @@
     <w:rPr>
       <w:rFonts w:ascii="Times New Roman" w:eastAsia="Times New Roman" w:hAnsi="Times New Roman"/>
       <w:i/>
+      <w:color w:val="000000"/>
       <w:sz w:val="20"/>
     </w:rPr>
   </w:style>
@@ -13832,6 +14629,7 @@
     </w:pPr>
     <w:rPr>
       <w:rFonts w:ascii="Times New Roman" w:eastAsia="Times New Roman" w:hAnsi="Times New Roman"/>
+      <w:color w:val="000000"/>
       <w:sz w:val="19"/>
     </w:rPr>
   </w:style>
@@ -13843,6 +14641,7 @@
     <w:rPr>
       <w:rFonts w:ascii="Times New Roman" w:eastAsia="Times New Roman" w:hAnsi="Times New Roman"/>
       <w:b/>
+      <w:color w:val="000000"/>
       <w:sz w:val="23"/>
     </w:rPr>
   </w:style>
@@ -13854,6 +14653,7 @@
     <w:rPr>
       <w:rFonts w:ascii="Times New Roman" w:eastAsia="Times New Roman" w:hAnsi="Times New Roman"/>
       <w:i/>
+      <w:color w:val="000000"/>
       <w:sz w:val="20"/>
     </w:rPr>
   </w:style>
@@ -13878,6 +14678,17 @@
     <w:rPr>
       <w:color w:val="605E5C"/>
       <w:shd w:val="clear" w:color="auto" w:fill="E1DFDD"/>
+    </w:rPr>
+  </w:style>
+  <w:style w:type="paragraph" w:customStyle="1" w:styleId="CVPaperCategory">
+    <w:name w:val="CV Paper Category"/>
+    <w:basedOn w:val="CVSubhead"/>
+    <w:pPr>
+      <w:keepNext/>
+      <w:spacing w:before="120" w:after="60"/>
+    </w:pPr>
+    <w:rPr>
+      <w:b/>
     </w:rPr>
   </w:style>
 </w:styles>
